--- a/04/ЛР4 Map, Set(2ч).docx
+++ b/04/ЛР4 Map, Set(2ч).docx
@@ -1,14 +1,12 @@
 
 <file path=word/document.xml><?xml version="1.0" encoding="utf-8"?>
-<w:document xmlns:wpc="http://schemas.microsoft.com/office/word/2010/wordprocessingCanvas" xmlns:cx="http://schemas.microsoft.com/office/drawing/2014/chartex" xmlns:cx1="http://schemas.microsoft.com/office/drawing/2015/9/8/chartex" xmlns:cx2="http://schemas.microsoft.com/office/drawing/2015/10/21/chartex" xmlns:cx3="http://schemas.microsoft.com/office/drawing/2016/5/9/chartex" xmlns:cx4="http://schemas.microsoft.com/office/drawing/2016/5/10/chartex" xmlns:cx5="http://schemas.microsoft.com/office/drawing/2016/5/11/chartex" xmlns:cx6="http://schemas.microsoft.com/office/drawing/2016/5/12/chartex" xmlns:cx7="http://schemas.microsoft.com/office/drawing/2016/5/13/chartex" xmlns:cx8="http://schemas.microsoft.com/office/drawing/2016/5/14/chartex" xmlns:mc="http://schemas.openxmlformats.org/markup-compatibility/2006" xmlns:aink="http://schemas.microsoft.com/office/drawing/2016/ink" xmlns:am3d="http://schemas.microsoft.com/office/drawing/2017/model3d" xmlns:o="urn:schemas-microsoft-com:office:office" xmlns:r="http://schemas.openxmlformats.org/officeDocument/2006/relationships" xmlns:m="http://schemas.openxmlformats.org/officeDocument/2006/math" xmlns:v="urn:schemas-microsoft-com:vml" xmlns:wp14="http://schemas.microsoft.com/office/word/2010/wordprocessingDrawing" xmlns:wp="http://schemas.openxmlformats.org/drawingml/2006/wordprocessingDrawing" xmlns:w10="urn:schemas-microsoft-com:office:word" xmlns:w="http://schemas.openxmlformats.org/wordprocessingml/2006/main" xmlns:w14="http://schemas.microsoft.com/office/word/2010/wordml" xmlns:w15="http://schemas.microsoft.com/office/word/2012/wordml" xmlns:w16cex="http://schemas.microsoft.com/office/word/2018/wordml/cex" xmlns:w16cid="http://schemas.microsoft.com/office/word/2016/wordml/cid" xmlns:w16="http://schemas.microsoft.com/office/word/2018/wordml" xmlns:w16se="http://schemas.microsoft.com/office/word/2015/wordml/symex" xmlns:wpg="http://schemas.microsoft.com/office/word/2010/wordprocessingGroup" xmlns:wpi="http://schemas.microsoft.com/office/word/2010/wordprocessingInk" xmlns:wne="http://schemas.microsoft.com/office/word/2006/wordml" xmlns:wps="http://schemas.microsoft.com/office/word/2010/wordprocessingShape" mc:Ignorable="w14 w15 w16se w16cid w16 w16cex wp14">
+<w:document xmlns:wpc="http://schemas.microsoft.com/office/word/2010/wordprocessingCanvas" xmlns:cx="http://schemas.microsoft.com/office/drawing/2014/chartex" xmlns:cx1="http://schemas.microsoft.com/office/drawing/2015/9/8/chartex" xmlns:cx2="http://schemas.microsoft.com/office/drawing/2015/10/21/chartex" xmlns:cx3="http://schemas.microsoft.com/office/drawing/2016/5/9/chartex" xmlns:cx4="http://schemas.microsoft.com/office/drawing/2016/5/10/chartex" xmlns:cx5="http://schemas.microsoft.com/office/drawing/2016/5/11/chartex" xmlns:cx6="http://schemas.microsoft.com/office/drawing/2016/5/12/chartex" xmlns:cx7="http://schemas.microsoft.com/office/drawing/2016/5/13/chartex" xmlns:cx8="http://schemas.microsoft.com/office/drawing/2016/5/14/chartex" xmlns:mc="http://schemas.openxmlformats.org/markup-compatibility/2006" xmlns:aink="http://schemas.microsoft.com/office/drawing/2016/ink" xmlns:am3d="http://schemas.microsoft.com/office/drawing/2017/model3d" xmlns:o="urn:schemas-microsoft-com:office:office" xmlns:oel="http://schemas.microsoft.com/office/2019/extlst" xmlns:r="http://schemas.openxmlformats.org/officeDocument/2006/relationships" xmlns:m="http://schemas.openxmlformats.org/officeDocument/2006/math" xmlns:v="urn:schemas-microsoft-com:vml" xmlns:wp14="http://schemas.microsoft.com/office/word/2010/wordprocessingDrawing" xmlns:wp="http://schemas.openxmlformats.org/drawingml/2006/wordprocessingDrawing" xmlns:w10="urn:schemas-microsoft-com:office:word" xmlns:w="http://schemas.openxmlformats.org/wordprocessingml/2006/main" xmlns:w14="http://schemas.microsoft.com/office/word/2010/wordml" xmlns:w15="http://schemas.microsoft.com/office/word/2012/wordml" xmlns:w16cex="http://schemas.microsoft.com/office/word/2018/wordml/cex" xmlns:w16cid="http://schemas.microsoft.com/office/word/2016/wordml/cid" xmlns:w16="http://schemas.microsoft.com/office/word/2018/wordml" xmlns:w16du="http://schemas.microsoft.com/office/word/2023/wordml/word16du" xmlns:w16sdtdh="http://schemas.microsoft.com/office/word/2020/wordml/sdtdatahash" xmlns:w16sdtfl="http://schemas.microsoft.com/office/word/2024/wordml/sdtformatlock" xmlns:w16se="http://schemas.microsoft.com/office/word/2015/wordml/symex" xmlns:wpg="http://schemas.microsoft.com/office/word/2010/wordprocessingGroup" xmlns:wpi="http://schemas.microsoft.com/office/word/2010/wordprocessingInk" xmlns:wne="http://schemas.microsoft.com/office/word/2006/wordml" xmlns:wps="http://schemas.microsoft.com/office/word/2010/wordprocessingShape" mc:Ignorable="w14 w15 w16se w16cid w16 w16cex w16sdtdh w16sdtfl w16du wp14">
   <w:body>
     <w:p>
       <w:pPr>
-        <w:spacing w:after="0" w:line="240" w:lineRule="auto"/>
         <w:ind w:firstLine="709"/>
         <w:jc w:val="both"/>
         <w:rPr>
-          <w:rFonts w:ascii="Times New Roman" w:hAnsi="Times New Roman" w:cs="Times New Roman"/>
           <w:b/>
           <w:sz w:val="28"/>
           <w:szCs w:val="28"/>
@@ -16,7 +14,6 @@
       </w:pPr>
       <w:r>
         <w:rPr>
-          <w:rFonts w:ascii="Times New Roman" w:hAnsi="Times New Roman" w:cs="Times New Roman"/>
           <w:b/>
           <w:sz w:val="28"/>
           <w:szCs w:val="28"/>
@@ -25,7 +22,6 @@
       </w:r>
       <w:r>
         <w:rPr>
-          <w:rFonts w:ascii="Times New Roman" w:hAnsi="Times New Roman" w:cs="Times New Roman"/>
           <w:b/>
           <w:sz w:val="28"/>
           <w:szCs w:val="28"/>
@@ -34,7 +30,6 @@
       </w:r>
       <w:r>
         <w:rPr>
-          <w:rFonts w:ascii="Times New Roman" w:hAnsi="Times New Roman" w:cs="Times New Roman"/>
           <w:b/>
           <w:sz w:val="28"/>
           <w:szCs w:val="28"/>
@@ -43,7 +38,6 @@
       </w:r>
       <w:r>
         <w:rPr>
-          <w:rFonts w:ascii="Times New Roman" w:hAnsi="Times New Roman" w:cs="Times New Roman"/>
           <w:b/>
           <w:sz w:val="28"/>
           <w:szCs w:val="28"/>
@@ -52,7 +46,6 @@
       </w:r>
       <w:r>
         <w:rPr>
-          <w:rFonts w:ascii="Times New Roman" w:hAnsi="Times New Roman" w:cs="Times New Roman"/>
           <w:b/>
           <w:sz w:val="28"/>
           <w:szCs w:val="28"/>
@@ -62,7 +55,6 @@
       </w:r>
       <w:r>
         <w:rPr>
-          <w:rFonts w:ascii="Times New Roman" w:hAnsi="Times New Roman" w:cs="Times New Roman"/>
           <w:b/>
           <w:sz w:val="28"/>
           <w:szCs w:val="28"/>
@@ -71,7 +63,6 @@
       </w:r>
       <w:r>
         <w:rPr>
-          <w:rFonts w:ascii="Times New Roman" w:hAnsi="Times New Roman" w:cs="Times New Roman"/>
           <w:b/>
           <w:sz w:val="28"/>
           <w:szCs w:val="28"/>
@@ -81,7 +72,6 @@
       </w:r>
       <w:r>
         <w:rPr>
-          <w:rFonts w:ascii="Times New Roman" w:hAnsi="Times New Roman" w:cs="Times New Roman"/>
           <w:b/>
           <w:sz w:val="28"/>
           <w:szCs w:val="28"/>
@@ -90,7 +80,6 @@
       </w:r>
       <w:r>
         <w:rPr>
-          <w:rFonts w:ascii="Times New Roman" w:hAnsi="Times New Roman" w:cs="Times New Roman"/>
           <w:b/>
           <w:sz w:val="28"/>
           <w:szCs w:val="28"/>
@@ -100,11 +89,9 @@
     </w:p>
     <w:p>
       <w:pPr>
-        <w:spacing w:after="0" w:line="240" w:lineRule="auto"/>
         <w:ind w:left="1069"/>
         <w:jc w:val="both"/>
         <w:rPr>
-          <w:rFonts w:ascii="Times New Roman" w:hAnsi="Times New Roman" w:cs="Times New Roman"/>
           <w:i/>
           <w:sz w:val="26"/>
           <w:szCs w:val="26"/>
@@ -112,7 +99,6 @@
       </w:pPr>
       <w:r>
         <w:rPr>
-          <w:rFonts w:ascii="Times New Roman" w:hAnsi="Times New Roman" w:cs="Times New Roman"/>
           <w:i/>
           <w:sz w:val="26"/>
           <w:szCs w:val="26"/>
@@ -121,53 +107,75 @@
       </w:r>
       <w:r>
         <w:rPr>
-          <w:rFonts w:ascii="Times New Roman" w:hAnsi="Times New Roman" w:cs="Times New Roman"/>
           <w:i/>
           <w:sz w:val="26"/>
           <w:szCs w:val="26"/>
         </w:rPr>
-        <w:t>. Объекты.</w:t>
-      </w:r>
-      <w:r>
-        <w:rPr>
-          <w:rFonts w:ascii="Times New Roman" w:hAnsi="Times New Roman" w:cs="Times New Roman"/>
+        <w:t>. Объекты</w:t>
+      </w:r>
+      <w:r>
+        <w:rPr>
           <w:i/>
           <w:sz w:val="26"/>
           <w:szCs w:val="26"/>
-        </w:rPr>
-        <w:t xml:space="preserve"> </w:t>
-      </w:r>
-      <w:r>
-        <w:rPr>
-          <w:rFonts w:ascii="Times New Roman" w:hAnsi="Times New Roman" w:cs="Times New Roman"/>
+          <w:lang w:val="en-US"/>
+        </w:rPr>
+        <w:t xml:space="preserve">. </w:t>
+      </w:r>
+      <w:r>
+        <w:rPr>
           <w:i/>
           <w:sz w:val="26"/>
           <w:szCs w:val="26"/>
         </w:rPr>
-        <w:t xml:space="preserve">Тип данных </w:t>
-      </w:r>
-      <w:r>
-        <w:rPr>
-          <w:rFonts w:ascii="Times New Roman" w:hAnsi="Times New Roman" w:cs="Times New Roman"/>
+        <w:t>Тип</w:t>
+      </w:r>
+      <w:r>
+        <w:rPr>
           <w:i/>
           <w:sz w:val="26"/>
           <w:szCs w:val="26"/>
           <w:lang w:val="en-US"/>
         </w:rPr>
-        <w:t>Symbol</w:t>
-      </w:r>
-      <w:r>
-        <w:rPr>
-          <w:rFonts w:ascii="Times New Roman" w:hAnsi="Times New Roman" w:cs="Times New Roman"/>
+        <w:t xml:space="preserve"> </w:t>
+      </w:r>
+      <w:r>
+        <w:rPr>
           <w:i/>
           <w:sz w:val="26"/>
           <w:szCs w:val="26"/>
         </w:rPr>
+        <w:t>данных</w:t>
+      </w:r>
+      <w:r>
+        <w:rPr>
+          <w:i/>
+          <w:sz w:val="26"/>
+          <w:szCs w:val="26"/>
+          <w:lang w:val="en-US"/>
+        </w:rPr>
+        <w:t xml:space="preserve"> </w:t>
+      </w:r>
+      <w:r>
+        <w:rPr>
+          <w:i/>
+          <w:sz w:val="26"/>
+          <w:szCs w:val="26"/>
+          <w:lang w:val="en-US"/>
+        </w:rPr>
+        <w:t>Symbol</w:t>
+      </w:r>
+      <w:r>
+        <w:rPr>
+          <w:i/>
+          <w:sz w:val="26"/>
+          <w:szCs w:val="26"/>
+          <w:lang w:val="en-US"/>
+        </w:rPr>
         <w:t xml:space="preserve">. </w:t>
       </w:r>
       <w:r>
         <w:rPr>
-          <w:rFonts w:ascii="Times New Roman" w:hAnsi="Times New Roman" w:cs="Times New Roman"/>
           <w:bCs/>
           <w:i/>
           <w:sz w:val="26"/>
@@ -178,7 +186,6 @@
       </w:r>
       <w:r>
         <w:rPr>
-          <w:rFonts w:ascii="Times New Roman" w:hAnsi="Times New Roman" w:cs="Times New Roman"/>
           <w:bCs/>
           <w:i/>
           <w:sz w:val="26"/>
@@ -189,7 +196,6 @@
       </w:r>
       <w:r>
         <w:rPr>
-          <w:rFonts w:ascii="Times New Roman" w:hAnsi="Times New Roman" w:cs="Times New Roman"/>
           <w:bCs/>
           <w:i/>
           <w:sz w:val="26"/>
@@ -200,7 +206,6 @@
       </w:r>
       <w:r>
         <w:rPr>
-          <w:rFonts w:ascii="Times New Roman" w:hAnsi="Times New Roman" w:cs="Times New Roman"/>
           <w:bCs/>
           <w:i/>
           <w:sz w:val="26"/>
@@ -209,9 +214,9 @@
         </w:rPr>
         <w:t xml:space="preserve">, </w:t>
       </w:r>
-      <w:r>
-        <w:rPr>
-          <w:rFonts w:ascii="Times New Roman" w:hAnsi="Times New Roman" w:cs="Times New Roman"/>
+      <w:proofErr w:type="spellStart"/>
+      <w:r>
+        <w:rPr>
           <w:bCs/>
           <w:i/>
           <w:sz w:val="26"/>
@@ -220,9 +225,9 @@
         </w:rPr>
         <w:t>WeakSet</w:t>
       </w:r>
-      <w:r>
-        <w:rPr>
-          <w:rFonts w:ascii="Times New Roman" w:hAnsi="Times New Roman" w:cs="Times New Roman"/>
+      <w:proofErr w:type="spellEnd"/>
+      <w:r>
+        <w:rPr>
           <w:bCs/>
           <w:i/>
           <w:sz w:val="26"/>
@@ -233,7 +238,6 @@
       </w:r>
       <w:r>
         <w:rPr>
-          <w:rFonts w:ascii="Times New Roman" w:hAnsi="Times New Roman" w:cs="Times New Roman"/>
           <w:bCs/>
           <w:i/>
           <w:sz w:val="26"/>
@@ -243,7 +247,6 @@
       </w:r>
       <w:r>
         <w:rPr>
-          <w:rFonts w:ascii="Times New Roman" w:hAnsi="Times New Roman" w:cs="Times New Roman"/>
           <w:bCs/>
           <w:i/>
           <w:sz w:val="26"/>
@@ -252,9 +255,9 @@
         </w:rPr>
         <w:t xml:space="preserve"> </w:t>
       </w:r>
-      <w:r>
-        <w:rPr>
-          <w:rFonts w:ascii="Times New Roman" w:hAnsi="Times New Roman" w:cs="Times New Roman"/>
+      <w:proofErr w:type="spellStart"/>
+      <w:r>
+        <w:rPr>
           <w:bCs/>
           <w:i/>
           <w:sz w:val="26"/>
@@ -263,9 +266,9 @@
         </w:rPr>
         <w:t>WeakMap</w:t>
       </w:r>
-      <w:r>
-        <w:rPr>
-          <w:rFonts w:ascii="Times New Roman" w:hAnsi="Times New Roman" w:cs="Times New Roman"/>
+      <w:proofErr w:type="spellEnd"/>
+      <w:r>
+        <w:rPr>
           <w:bCs/>
           <w:i/>
           <w:sz w:val="26"/>
@@ -276,7 +279,6 @@
       </w:r>
       <w:r>
         <w:rPr>
-          <w:rFonts w:ascii="Times New Roman" w:hAnsi="Times New Roman" w:cs="Times New Roman"/>
           <w:bCs/>
           <w:i/>
           <w:sz w:val="26"/>
@@ -286,7 +288,6 @@
       </w:r>
       <w:r>
         <w:rPr>
-          <w:rFonts w:ascii="Times New Roman" w:hAnsi="Times New Roman" w:cs="Times New Roman"/>
           <w:bCs/>
           <w:i/>
           <w:sz w:val="26"/>
@@ -297,7 +298,6 @@
       </w:r>
       <w:r>
         <w:rPr>
-          <w:rFonts w:ascii="Times New Roman" w:hAnsi="Times New Roman" w:cs="Times New Roman"/>
           <w:bCs/>
           <w:i/>
           <w:sz w:val="26"/>
@@ -307,7 +307,6 @@
       </w:r>
       <w:r>
         <w:rPr>
-          <w:rFonts w:ascii="Times New Roman" w:hAnsi="Times New Roman" w:cs="Times New Roman"/>
           <w:bCs/>
           <w:i/>
           <w:sz w:val="26"/>
@@ -318,7 +317,6 @@
       </w:r>
       <w:r>
         <w:rPr>
-          <w:rFonts w:ascii="Times New Roman" w:hAnsi="Times New Roman" w:cs="Times New Roman"/>
           <w:bCs/>
           <w:i/>
           <w:sz w:val="26"/>
@@ -328,7 +326,6 @@
       </w:r>
       <w:r>
         <w:rPr>
-          <w:rFonts w:ascii="Times New Roman" w:hAnsi="Times New Roman" w:cs="Times New Roman"/>
           <w:bCs/>
           <w:i/>
           <w:sz w:val="26"/>
@@ -339,7 +336,6 @@
       </w:r>
       <w:r>
         <w:rPr>
-          <w:rFonts w:ascii="Times New Roman" w:hAnsi="Times New Roman" w:cs="Times New Roman"/>
           <w:bCs/>
           <w:i/>
           <w:sz w:val="26"/>
@@ -350,11 +346,9 @@
     </w:p>
     <w:p>
       <w:pPr>
-        <w:spacing w:after="0" w:line="240" w:lineRule="auto"/>
         <w:ind w:firstLine="709"/>
         <w:jc w:val="both"/>
         <w:rPr>
-          <w:rFonts w:ascii="Times New Roman" w:hAnsi="Times New Roman" w:cs="Times New Roman"/>
           <w:b/>
           <w:sz w:val="28"/>
           <w:szCs w:val="28"/>
@@ -363,706 +357,3741 @@
     </w:p>
     <w:p>
       <w:pPr>
-        <w:spacing w:after="0" w:line="240" w:lineRule="auto"/>
+        <w:spacing w:before="100" w:beforeAutospacing="1" w:after="100" w:afterAutospacing="1"/>
+        <w:outlineLvl w:val="2"/>
+        <w:rPr>
+          <w:b/>
+          <w:bCs/>
+          <w:sz w:val="27"/>
+          <w:szCs w:val="27"/>
+        </w:rPr>
+      </w:pPr>
+      <w:r>
+        <w:rPr>
+          <w:b/>
+          <w:bCs/>
+          <w:sz w:val="27"/>
+          <w:szCs w:val="27"/>
+        </w:rPr>
+        <w:t>Задание 1. Уникальные категории мероприятий</w:t>
+      </w:r>
+    </w:p>
+    <w:p>
+      <w:pPr>
+        <w:spacing w:before="100" w:beforeAutospacing="1" w:after="100" w:afterAutospacing="1"/>
+      </w:pPr>
+      <w:r>
+        <w:t xml:space="preserve">Создайте коллекцию </w:t>
+      </w:r>
+      <w:proofErr w:type="spellStart"/>
+      <w:r>
+        <w:rPr>
+          <w:rFonts w:ascii="Courier New" w:hAnsi="Courier New" w:cs="Courier New"/>
+          <w:sz w:val="20"/>
+          <w:szCs w:val="20"/>
+        </w:rPr>
+        <w:t>Set</w:t>
+      </w:r>
+      <w:proofErr w:type="spellEnd"/>
+      <w:r>
+        <w:t>, содержащую категории</w:t>
+      </w:r>
+      <w:r>
+        <w:t xml:space="preserve"> мероприятий</w:t>
+      </w:r>
+      <w:r>
+        <w:t>.</w:t>
+      </w:r>
+    </w:p>
+    <w:p>
+      <w:pPr>
+        <w:spacing w:before="100" w:beforeAutospacing="1" w:after="100" w:afterAutospacing="1"/>
+        <w:rPr>
+          <w:lang w:val="en-US"/>
+        </w:rPr>
+      </w:pPr>
+      <w:r>
+        <w:t>Реализуйте</w:t>
+      </w:r>
+      <w:r>
+        <w:rPr>
+          <w:lang w:val="en-US"/>
+        </w:rPr>
+        <w:t xml:space="preserve"> </w:t>
+      </w:r>
+      <w:r>
+        <w:t>функции</w:t>
+      </w:r>
+      <w:r>
+        <w:rPr>
+          <w:lang w:val="en-US"/>
+        </w:rPr>
+        <w:t>:</w:t>
+      </w:r>
+    </w:p>
+    <w:p>
+      <w:proofErr w:type="gramStart"/>
+      <w:r>
+        <w:rPr>
+          <w:rFonts w:hAnsi="Symbol"/>
+        </w:rPr>
+        <w:t></w:t>
+      </w:r>
+      <w:r>
+        <w:t xml:space="preserve">  </w:t>
+      </w:r>
+      <w:proofErr w:type="spellStart"/>
+      <w:r>
+        <w:rPr>
+          <w:rStyle w:val="HTML"/>
+        </w:rPr>
+        <w:t>addCategory</w:t>
+      </w:r>
+      <w:proofErr w:type="spellEnd"/>
+      <w:proofErr w:type="gramEnd"/>
+      <w:r>
+        <w:rPr>
+          <w:rStyle w:val="HTML"/>
+        </w:rPr>
+        <w:t>(</w:t>
+      </w:r>
+      <w:proofErr w:type="spellStart"/>
+      <w:r>
+        <w:rPr>
+          <w:rStyle w:val="HTML"/>
+        </w:rPr>
+        <w:t>category</w:t>
+      </w:r>
+      <w:proofErr w:type="spellEnd"/>
+      <w:r>
+        <w:rPr>
+          <w:rStyle w:val="HTML"/>
+        </w:rPr>
+        <w:t>)</w:t>
+      </w:r>
+      <w:r>
+        <w:t xml:space="preserve"> — добавляет категорию в коллекцию. </w:t>
+      </w:r>
+    </w:p>
+    <w:p>
+      <w:proofErr w:type="gramStart"/>
+      <w:r>
+        <w:rPr>
+          <w:rFonts w:hAnsi="Symbol"/>
+        </w:rPr>
+        <w:t></w:t>
+      </w:r>
+      <w:r>
+        <w:t xml:space="preserve">  </w:t>
+      </w:r>
+      <w:proofErr w:type="spellStart"/>
+      <w:r>
+        <w:rPr>
+          <w:rStyle w:val="HTML"/>
+        </w:rPr>
+        <w:t>removeCategory</w:t>
+      </w:r>
+      <w:proofErr w:type="spellEnd"/>
+      <w:proofErr w:type="gramEnd"/>
+      <w:r>
+        <w:rPr>
+          <w:rStyle w:val="HTML"/>
+        </w:rPr>
+        <w:t>(</w:t>
+      </w:r>
+      <w:proofErr w:type="spellStart"/>
+      <w:r>
+        <w:rPr>
+          <w:rStyle w:val="HTML"/>
+        </w:rPr>
+        <w:t>category</w:t>
+      </w:r>
+      <w:proofErr w:type="spellEnd"/>
+      <w:r>
+        <w:rPr>
+          <w:rStyle w:val="HTML"/>
+        </w:rPr>
+        <w:t>)</w:t>
+      </w:r>
+      <w:r>
+        <w:t xml:space="preserve"> — удаляет категорию из коллекции. </w:t>
+      </w:r>
+    </w:p>
+    <w:p>
+      <w:proofErr w:type="gramStart"/>
+      <w:r>
+        <w:rPr>
+          <w:rFonts w:hAnsi="Symbol"/>
+        </w:rPr>
+        <w:t></w:t>
+      </w:r>
+      <w:r>
+        <w:t xml:space="preserve">  </w:t>
+      </w:r>
+      <w:proofErr w:type="spellStart"/>
+      <w:r>
+        <w:rPr>
+          <w:rStyle w:val="HTML"/>
+        </w:rPr>
+        <w:t>hasCategory</w:t>
+      </w:r>
+      <w:proofErr w:type="spellEnd"/>
+      <w:proofErr w:type="gramEnd"/>
+      <w:r>
+        <w:rPr>
+          <w:rStyle w:val="HTML"/>
+        </w:rPr>
+        <w:t>(</w:t>
+      </w:r>
+      <w:proofErr w:type="spellStart"/>
+      <w:r>
+        <w:rPr>
+          <w:rStyle w:val="HTML"/>
+        </w:rPr>
+        <w:t>category</w:t>
+      </w:r>
+      <w:proofErr w:type="spellEnd"/>
+      <w:r>
+        <w:rPr>
+          <w:rStyle w:val="HTML"/>
+        </w:rPr>
+        <w:t>)</w:t>
+      </w:r>
+      <w:r>
+        <w:t xml:space="preserve"> — проверяет наличие категории в коллекции. </w:t>
+      </w:r>
+    </w:p>
+    <w:p>
+      <w:proofErr w:type="gramStart"/>
+      <w:r>
+        <w:rPr>
+          <w:rFonts w:hAnsi="Symbol"/>
+        </w:rPr>
+        <w:t></w:t>
+      </w:r>
+      <w:r>
+        <w:t xml:space="preserve">  </w:t>
+      </w:r>
+      <w:proofErr w:type="spellStart"/>
+      <w:r>
+        <w:rPr>
+          <w:rStyle w:val="HTML"/>
+        </w:rPr>
+        <w:t>getCategoriesCount</w:t>
+      </w:r>
+      <w:proofErr w:type="spellEnd"/>
+      <w:proofErr w:type="gramEnd"/>
+      <w:r>
+        <w:rPr>
+          <w:rStyle w:val="HTML"/>
+        </w:rPr>
+        <w:t>()</w:t>
+      </w:r>
+      <w:r>
+        <w:t xml:space="preserve"> — возвращает количество выбранных категорий. </w:t>
+      </w:r>
+    </w:p>
+    <w:p>
+      <w:proofErr w:type="gramStart"/>
+      <w:r>
+        <w:rPr>
+          <w:rFonts w:hAnsi="Symbol"/>
+        </w:rPr>
+        <w:t></w:t>
+      </w:r>
+      <w:r>
+        <w:t xml:space="preserve">  </w:t>
+      </w:r>
+      <w:proofErr w:type="spellStart"/>
+      <w:r>
+        <w:rPr>
+          <w:rStyle w:val="HTML"/>
+        </w:rPr>
+        <w:t>getCategories</w:t>
+      </w:r>
+      <w:proofErr w:type="spellEnd"/>
+      <w:proofErr w:type="gramEnd"/>
+      <w:r>
+        <w:rPr>
+          <w:rStyle w:val="HTML"/>
+        </w:rPr>
+        <w:t>()</w:t>
+      </w:r>
+      <w:r>
+        <w:t xml:space="preserve"> — возвращает все категории в виде массива, отсортированного по алфавиту.</w:t>
+      </w:r>
+    </w:p>
+    <w:p/>
+    <w:p>
+      <w:pPr>
+        <w:spacing w:before="100" w:beforeAutospacing="1" w:after="100" w:afterAutospacing="1"/>
+        <w:outlineLvl w:val="2"/>
+        <w:rPr>
+          <w:b/>
+          <w:bCs/>
+          <w:sz w:val="27"/>
+          <w:szCs w:val="27"/>
+        </w:rPr>
+      </w:pPr>
+      <w:r>
+        <w:rPr>
+          <w:b/>
+          <w:bCs/>
+          <w:sz w:val="27"/>
+          <w:szCs w:val="27"/>
+        </w:rPr>
+        <w:t>Задание 2. Работа со списком мероприятий</w:t>
+      </w:r>
+    </w:p>
+    <w:p>
+      <w:pPr>
+        <w:spacing w:before="100" w:beforeAutospacing="1" w:after="100" w:afterAutospacing="1"/>
+      </w:pPr>
+      <w:r>
+        <w:t>Создайте массив объектов:</w:t>
+      </w:r>
+    </w:p>
+    <w:p>
+      <w:pPr>
+        <w:tabs>
+          <w:tab w:val="left" w:pos="916"/>
+          <w:tab w:val="left" w:pos="1832"/>
+          <w:tab w:val="left" w:pos="2748"/>
+          <w:tab w:val="left" w:pos="3664"/>
+          <w:tab w:val="left" w:pos="4580"/>
+          <w:tab w:val="left" w:pos="5496"/>
+          <w:tab w:val="left" w:pos="6412"/>
+          <w:tab w:val="left" w:pos="7328"/>
+          <w:tab w:val="left" w:pos="8244"/>
+          <w:tab w:val="left" w:pos="9160"/>
+          <w:tab w:val="left" w:pos="10076"/>
+          <w:tab w:val="left" w:pos="10992"/>
+          <w:tab w:val="left" w:pos="11908"/>
+          <w:tab w:val="left" w:pos="12824"/>
+          <w:tab w:val="left" w:pos="13740"/>
+          <w:tab w:val="left" w:pos="14656"/>
+        </w:tabs>
+        <w:rPr>
+          <w:rFonts w:ascii="Courier New" w:hAnsi="Courier New" w:cs="Courier New"/>
+          <w:sz w:val="20"/>
+          <w:szCs w:val="20"/>
+          <w:lang w:val="en-US"/>
+        </w:rPr>
+      </w:pPr>
+      <w:r>
+        <w:rPr>
+          <w:rFonts w:ascii="Courier New" w:hAnsi="Courier New" w:cs="Courier New"/>
+          <w:sz w:val="20"/>
+          <w:szCs w:val="20"/>
+          <w:lang w:val="en-US"/>
+        </w:rPr>
+        <w:t>const events = [</w:t>
+      </w:r>
+    </w:p>
+    <w:p>
+      <w:pPr>
+        <w:tabs>
+          <w:tab w:val="left" w:pos="916"/>
+          <w:tab w:val="left" w:pos="1832"/>
+          <w:tab w:val="left" w:pos="2748"/>
+          <w:tab w:val="left" w:pos="3664"/>
+          <w:tab w:val="left" w:pos="4580"/>
+          <w:tab w:val="left" w:pos="5496"/>
+          <w:tab w:val="left" w:pos="6412"/>
+          <w:tab w:val="left" w:pos="7328"/>
+          <w:tab w:val="left" w:pos="8244"/>
+          <w:tab w:val="left" w:pos="9160"/>
+          <w:tab w:val="left" w:pos="10076"/>
+          <w:tab w:val="left" w:pos="10992"/>
+          <w:tab w:val="left" w:pos="11908"/>
+          <w:tab w:val="left" w:pos="12824"/>
+          <w:tab w:val="left" w:pos="13740"/>
+          <w:tab w:val="left" w:pos="14656"/>
+        </w:tabs>
+        <w:rPr>
+          <w:rFonts w:ascii="Courier New" w:hAnsi="Courier New" w:cs="Courier New"/>
+          <w:sz w:val="20"/>
+          <w:szCs w:val="20"/>
+          <w:lang w:val="en-US"/>
+        </w:rPr>
+      </w:pPr>
+      <w:r>
+        <w:rPr>
+          <w:rFonts w:ascii="Courier New" w:hAnsi="Courier New" w:cs="Courier New"/>
+          <w:sz w:val="20"/>
+          <w:szCs w:val="20"/>
+          <w:lang w:val="en-US"/>
+        </w:rPr>
+        <w:t xml:space="preserve">  {</w:t>
+      </w:r>
+    </w:p>
+    <w:p>
+      <w:pPr>
+        <w:tabs>
+          <w:tab w:val="left" w:pos="916"/>
+          <w:tab w:val="left" w:pos="1832"/>
+          <w:tab w:val="left" w:pos="2748"/>
+          <w:tab w:val="left" w:pos="3664"/>
+          <w:tab w:val="left" w:pos="4580"/>
+          <w:tab w:val="left" w:pos="5496"/>
+          <w:tab w:val="left" w:pos="6412"/>
+          <w:tab w:val="left" w:pos="7328"/>
+          <w:tab w:val="left" w:pos="8244"/>
+          <w:tab w:val="left" w:pos="9160"/>
+          <w:tab w:val="left" w:pos="10076"/>
+          <w:tab w:val="left" w:pos="10992"/>
+          <w:tab w:val="left" w:pos="11908"/>
+          <w:tab w:val="left" w:pos="12824"/>
+          <w:tab w:val="left" w:pos="13740"/>
+          <w:tab w:val="left" w:pos="14656"/>
+        </w:tabs>
+        <w:rPr>
+          <w:rFonts w:ascii="Courier New" w:hAnsi="Courier New" w:cs="Courier New"/>
+          <w:sz w:val="20"/>
+          <w:szCs w:val="20"/>
+          <w:lang w:val="en-US"/>
+        </w:rPr>
+      </w:pPr>
+      <w:r>
+        <w:rPr>
+          <w:rFonts w:ascii="Courier New" w:hAnsi="Courier New" w:cs="Courier New"/>
+          <w:sz w:val="20"/>
+          <w:szCs w:val="20"/>
+          <w:lang w:val="en-US"/>
+        </w:rPr>
+        <w:t xml:space="preserve">    id: 1,</w:t>
+      </w:r>
+    </w:p>
+    <w:p>
+      <w:pPr>
+        <w:tabs>
+          <w:tab w:val="left" w:pos="916"/>
+          <w:tab w:val="left" w:pos="1832"/>
+          <w:tab w:val="left" w:pos="2748"/>
+          <w:tab w:val="left" w:pos="3664"/>
+          <w:tab w:val="left" w:pos="4580"/>
+          <w:tab w:val="left" w:pos="5496"/>
+          <w:tab w:val="left" w:pos="6412"/>
+          <w:tab w:val="left" w:pos="7328"/>
+          <w:tab w:val="left" w:pos="8244"/>
+          <w:tab w:val="left" w:pos="9160"/>
+          <w:tab w:val="left" w:pos="10076"/>
+          <w:tab w:val="left" w:pos="10992"/>
+          <w:tab w:val="left" w:pos="11908"/>
+          <w:tab w:val="left" w:pos="12824"/>
+          <w:tab w:val="left" w:pos="13740"/>
+          <w:tab w:val="left" w:pos="14656"/>
+        </w:tabs>
+        <w:rPr>
+          <w:rFonts w:ascii="Courier New" w:hAnsi="Courier New" w:cs="Courier New"/>
+          <w:sz w:val="20"/>
+          <w:szCs w:val="20"/>
+          <w:lang w:val="en-US"/>
+        </w:rPr>
+      </w:pPr>
+      <w:r>
+        <w:rPr>
+          <w:rFonts w:ascii="Courier New" w:hAnsi="Courier New" w:cs="Courier New"/>
+          <w:sz w:val="20"/>
+          <w:szCs w:val="20"/>
+          <w:lang w:val="en-US"/>
+        </w:rPr>
+        <w:t xml:space="preserve">    title: '</w:t>
+      </w:r>
+      <w:r>
+        <w:rPr>
+          <w:rFonts w:ascii="Courier New" w:hAnsi="Courier New" w:cs="Courier New"/>
+          <w:sz w:val="20"/>
+          <w:szCs w:val="20"/>
+        </w:rPr>
+        <w:t>Вечер</w:t>
+      </w:r>
+      <w:r>
+        <w:rPr>
+          <w:rFonts w:ascii="Courier New" w:hAnsi="Courier New" w:cs="Courier New"/>
+          <w:sz w:val="20"/>
+          <w:szCs w:val="20"/>
+          <w:lang w:val="en-US"/>
+        </w:rPr>
+        <w:t xml:space="preserve"> </w:t>
+      </w:r>
+      <w:r>
+        <w:rPr>
+          <w:rFonts w:ascii="Courier New" w:hAnsi="Courier New" w:cs="Courier New"/>
+          <w:sz w:val="20"/>
+          <w:szCs w:val="20"/>
+        </w:rPr>
+        <w:t>настольных</w:t>
+      </w:r>
+      <w:r>
+        <w:rPr>
+          <w:rFonts w:ascii="Courier New" w:hAnsi="Courier New" w:cs="Courier New"/>
+          <w:sz w:val="20"/>
+          <w:szCs w:val="20"/>
+          <w:lang w:val="en-US"/>
+        </w:rPr>
+        <w:t xml:space="preserve"> </w:t>
+      </w:r>
+      <w:r>
+        <w:rPr>
+          <w:rFonts w:ascii="Courier New" w:hAnsi="Courier New" w:cs="Courier New"/>
+          <w:sz w:val="20"/>
+          <w:szCs w:val="20"/>
+        </w:rPr>
+        <w:t>игр</w:t>
+      </w:r>
+      <w:r>
+        <w:rPr>
+          <w:rFonts w:ascii="Courier New" w:hAnsi="Courier New" w:cs="Courier New"/>
+          <w:sz w:val="20"/>
+          <w:szCs w:val="20"/>
+          <w:lang w:val="en-US"/>
+        </w:rPr>
+        <w:t>',</w:t>
+      </w:r>
+    </w:p>
+    <w:p>
+      <w:pPr>
+        <w:tabs>
+          <w:tab w:val="left" w:pos="916"/>
+          <w:tab w:val="left" w:pos="1832"/>
+          <w:tab w:val="left" w:pos="2748"/>
+          <w:tab w:val="left" w:pos="3664"/>
+          <w:tab w:val="left" w:pos="4580"/>
+          <w:tab w:val="left" w:pos="5496"/>
+          <w:tab w:val="left" w:pos="6412"/>
+          <w:tab w:val="left" w:pos="7328"/>
+          <w:tab w:val="left" w:pos="8244"/>
+          <w:tab w:val="left" w:pos="9160"/>
+          <w:tab w:val="left" w:pos="10076"/>
+          <w:tab w:val="left" w:pos="10992"/>
+          <w:tab w:val="left" w:pos="11908"/>
+          <w:tab w:val="left" w:pos="12824"/>
+          <w:tab w:val="left" w:pos="13740"/>
+          <w:tab w:val="left" w:pos="14656"/>
+        </w:tabs>
+        <w:rPr>
+          <w:rFonts w:ascii="Courier New" w:hAnsi="Courier New" w:cs="Courier New"/>
+          <w:sz w:val="20"/>
+          <w:szCs w:val="20"/>
+          <w:lang w:val="en-US"/>
+        </w:rPr>
+      </w:pPr>
+      <w:r>
+        <w:rPr>
+          <w:rFonts w:ascii="Courier New" w:hAnsi="Courier New" w:cs="Courier New"/>
+          <w:sz w:val="20"/>
+          <w:szCs w:val="20"/>
+          <w:lang w:val="en-US"/>
+        </w:rPr>
+        <w:t xml:space="preserve">    category: '</w:t>
+      </w:r>
+      <w:r>
+        <w:rPr>
+          <w:rFonts w:ascii="Courier New" w:hAnsi="Courier New" w:cs="Courier New"/>
+          <w:sz w:val="20"/>
+          <w:szCs w:val="20"/>
+        </w:rPr>
+        <w:t>Развлечения</w:t>
+      </w:r>
+      <w:r>
+        <w:rPr>
+          <w:rFonts w:ascii="Courier New" w:hAnsi="Courier New" w:cs="Courier New"/>
+          <w:sz w:val="20"/>
+          <w:szCs w:val="20"/>
+          <w:lang w:val="en-US"/>
+        </w:rPr>
+        <w:t>',</w:t>
+      </w:r>
+    </w:p>
+    <w:p>
+      <w:pPr>
+        <w:tabs>
+          <w:tab w:val="left" w:pos="916"/>
+          <w:tab w:val="left" w:pos="1832"/>
+          <w:tab w:val="left" w:pos="2748"/>
+          <w:tab w:val="left" w:pos="3664"/>
+          <w:tab w:val="left" w:pos="4580"/>
+          <w:tab w:val="left" w:pos="5496"/>
+          <w:tab w:val="left" w:pos="6412"/>
+          <w:tab w:val="left" w:pos="7328"/>
+          <w:tab w:val="left" w:pos="8244"/>
+          <w:tab w:val="left" w:pos="9160"/>
+          <w:tab w:val="left" w:pos="10076"/>
+          <w:tab w:val="left" w:pos="10992"/>
+          <w:tab w:val="left" w:pos="11908"/>
+          <w:tab w:val="left" w:pos="12824"/>
+          <w:tab w:val="left" w:pos="13740"/>
+          <w:tab w:val="left" w:pos="14656"/>
+        </w:tabs>
+        <w:rPr>
+          <w:rFonts w:ascii="Courier New" w:hAnsi="Courier New" w:cs="Courier New"/>
+          <w:sz w:val="20"/>
+          <w:szCs w:val="20"/>
+          <w:lang w:val="en-US"/>
+        </w:rPr>
+      </w:pPr>
+      <w:r>
+        <w:rPr>
+          <w:rFonts w:ascii="Courier New" w:hAnsi="Courier New" w:cs="Courier New"/>
+          <w:sz w:val="20"/>
+          <w:szCs w:val="20"/>
+          <w:lang w:val="en-US"/>
+        </w:rPr>
+        <w:t xml:space="preserve">    participants: 24,</w:t>
+      </w:r>
+    </w:p>
+    <w:p>
+      <w:pPr>
+        <w:tabs>
+          <w:tab w:val="left" w:pos="916"/>
+          <w:tab w:val="left" w:pos="1832"/>
+          <w:tab w:val="left" w:pos="2748"/>
+          <w:tab w:val="left" w:pos="3664"/>
+          <w:tab w:val="left" w:pos="4580"/>
+          <w:tab w:val="left" w:pos="5496"/>
+          <w:tab w:val="left" w:pos="6412"/>
+          <w:tab w:val="left" w:pos="7328"/>
+          <w:tab w:val="left" w:pos="8244"/>
+          <w:tab w:val="left" w:pos="9160"/>
+          <w:tab w:val="left" w:pos="10076"/>
+          <w:tab w:val="left" w:pos="10992"/>
+          <w:tab w:val="left" w:pos="11908"/>
+          <w:tab w:val="left" w:pos="12824"/>
+          <w:tab w:val="left" w:pos="13740"/>
+          <w:tab w:val="left" w:pos="14656"/>
+        </w:tabs>
+        <w:rPr>
+          <w:rFonts w:ascii="Courier New" w:hAnsi="Courier New" w:cs="Courier New"/>
+          <w:sz w:val="20"/>
+          <w:szCs w:val="20"/>
+          <w:lang w:val="en-US"/>
+        </w:rPr>
+      </w:pPr>
+      <w:r>
+        <w:rPr>
+          <w:rFonts w:ascii="Courier New" w:hAnsi="Courier New" w:cs="Courier New"/>
+          <w:sz w:val="20"/>
+          <w:szCs w:val="20"/>
+          <w:lang w:val="en-US"/>
+        </w:rPr>
+        <w:t xml:space="preserve">    </w:t>
+      </w:r>
+      <w:proofErr w:type="spellStart"/>
+      <w:r>
+        <w:rPr>
+          <w:rFonts w:ascii="Courier New" w:hAnsi="Courier New" w:cs="Courier New"/>
+          <w:sz w:val="20"/>
+          <w:szCs w:val="20"/>
+          <w:lang w:val="en-US"/>
+        </w:rPr>
+        <w:t>isActive</w:t>
+      </w:r>
+      <w:proofErr w:type="spellEnd"/>
+      <w:r>
+        <w:rPr>
+          <w:rFonts w:ascii="Courier New" w:hAnsi="Courier New" w:cs="Courier New"/>
+          <w:sz w:val="20"/>
+          <w:szCs w:val="20"/>
+          <w:lang w:val="en-US"/>
+        </w:rPr>
+        <w:t>: true,</w:t>
+      </w:r>
+    </w:p>
+    <w:p>
+      <w:pPr>
+        <w:tabs>
+          <w:tab w:val="left" w:pos="916"/>
+          <w:tab w:val="left" w:pos="1832"/>
+          <w:tab w:val="left" w:pos="2748"/>
+          <w:tab w:val="left" w:pos="3664"/>
+          <w:tab w:val="left" w:pos="4580"/>
+          <w:tab w:val="left" w:pos="5496"/>
+          <w:tab w:val="left" w:pos="6412"/>
+          <w:tab w:val="left" w:pos="7328"/>
+          <w:tab w:val="left" w:pos="8244"/>
+          <w:tab w:val="left" w:pos="9160"/>
+          <w:tab w:val="left" w:pos="10076"/>
+          <w:tab w:val="left" w:pos="10992"/>
+          <w:tab w:val="left" w:pos="11908"/>
+          <w:tab w:val="left" w:pos="12824"/>
+          <w:tab w:val="left" w:pos="13740"/>
+          <w:tab w:val="left" w:pos="14656"/>
+        </w:tabs>
+        <w:rPr>
+          <w:rFonts w:ascii="Courier New" w:hAnsi="Courier New" w:cs="Courier New"/>
+          <w:sz w:val="20"/>
+          <w:szCs w:val="20"/>
+          <w:lang w:val="en-US"/>
+        </w:rPr>
+      </w:pPr>
+      <w:r>
+        <w:rPr>
+          <w:rFonts w:ascii="Courier New" w:hAnsi="Courier New" w:cs="Courier New"/>
+          <w:sz w:val="20"/>
+          <w:szCs w:val="20"/>
+          <w:lang w:val="en-US"/>
+        </w:rPr>
+        <w:t xml:space="preserve">  },</w:t>
+      </w:r>
+    </w:p>
+    <w:p>
+      <w:pPr>
+        <w:tabs>
+          <w:tab w:val="left" w:pos="916"/>
+          <w:tab w:val="left" w:pos="1832"/>
+          <w:tab w:val="left" w:pos="2748"/>
+          <w:tab w:val="left" w:pos="3664"/>
+          <w:tab w:val="left" w:pos="4580"/>
+          <w:tab w:val="left" w:pos="5496"/>
+          <w:tab w:val="left" w:pos="6412"/>
+          <w:tab w:val="left" w:pos="7328"/>
+          <w:tab w:val="left" w:pos="8244"/>
+          <w:tab w:val="left" w:pos="9160"/>
+          <w:tab w:val="left" w:pos="10076"/>
+          <w:tab w:val="left" w:pos="10992"/>
+          <w:tab w:val="left" w:pos="11908"/>
+          <w:tab w:val="left" w:pos="12824"/>
+          <w:tab w:val="left" w:pos="13740"/>
+          <w:tab w:val="left" w:pos="14656"/>
+        </w:tabs>
+        <w:rPr>
+          <w:rFonts w:ascii="Courier New" w:hAnsi="Courier New" w:cs="Courier New"/>
+          <w:sz w:val="20"/>
+          <w:szCs w:val="20"/>
+          <w:lang w:val="en-US"/>
+        </w:rPr>
+      </w:pPr>
+      <w:r>
+        <w:rPr>
+          <w:rFonts w:ascii="Courier New" w:hAnsi="Courier New" w:cs="Courier New"/>
+          <w:sz w:val="20"/>
+          <w:szCs w:val="20"/>
+          <w:lang w:val="en-US"/>
+        </w:rPr>
+        <w:t xml:space="preserve">  {</w:t>
+      </w:r>
+    </w:p>
+    <w:p>
+      <w:pPr>
+        <w:tabs>
+          <w:tab w:val="left" w:pos="916"/>
+          <w:tab w:val="left" w:pos="1832"/>
+          <w:tab w:val="left" w:pos="2748"/>
+          <w:tab w:val="left" w:pos="3664"/>
+          <w:tab w:val="left" w:pos="4580"/>
+          <w:tab w:val="left" w:pos="5496"/>
+          <w:tab w:val="left" w:pos="6412"/>
+          <w:tab w:val="left" w:pos="7328"/>
+          <w:tab w:val="left" w:pos="8244"/>
+          <w:tab w:val="left" w:pos="9160"/>
+          <w:tab w:val="left" w:pos="10076"/>
+          <w:tab w:val="left" w:pos="10992"/>
+          <w:tab w:val="left" w:pos="11908"/>
+          <w:tab w:val="left" w:pos="12824"/>
+          <w:tab w:val="left" w:pos="13740"/>
+          <w:tab w:val="left" w:pos="14656"/>
+        </w:tabs>
+        <w:rPr>
+          <w:rFonts w:ascii="Courier New" w:hAnsi="Courier New" w:cs="Courier New"/>
+          <w:sz w:val="20"/>
+          <w:szCs w:val="20"/>
+          <w:lang w:val="en-US"/>
+        </w:rPr>
+      </w:pPr>
+      <w:r>
+        <w:rPr>
+          <w:rFonts w:ascii="Courier New" w:hAnsi="Courier New" w:cs="Courier New"/>
+          <w:sz w:val="20"/>
+          <w:szCs w:val="20"/>
+          <w:lang w:val="en-US"/>
+        </w:rPr>
+        <w:t xml:space="preserve">    id: 2,</w:t>
+      </w:r>
+    </w:p>
+    <w:p>
+      <w:pPr>
+        <w:tabs>
+          <w:tab w:val="left" w:pos="916"/>
+          <w:tab w:val="left" w:pos="1832"/>
+          <w:tab w:val="left" w:pos="2748"/>
+          <w:tab w:val="left" w:pos="3664"/>
+          <w:tab w:val="left" w:pos="4580"/>
+          <w:tab w:val="left" w:pos="5496"/>
+          <w:tab w:val="left" w:pos="6412"/>
+          <w:tab w:val="left" w:pos="7328"/>
+          <w:tab w:val="left" w:pos="8244"/>
+          <w:tab w:val="left" w:pos="9160"/>
+          <w:tab w:val="left" w:pos="10076"/>
+          <w:tab w:val="left" w:pos="10992"/>
+          <w:tab w:val="left" w:pos="11908"/>
+          <w:tab w:val="left" w:pos="12824"/>
+          <w:tab w:val="left" w:pos="13740"/>
+          <w:tab w:val="left" w:pos="14656"/>
+        </w:tabs>
+        <w:rPr>
+          <w:rFonts w:ascii="Courier New" w:hAnsi="Courier New" w:cs="Courier New"/>
+          <w:sz w:val="20"/>
+          <w:szCs w:val="20"/>
+          <w:lang w:val="en-US"/>
+        </w:rPr>
+      </w:pPr>
+      <w:r>
+        <w:rPr>
+          <w:rFonts w:ascii="Courier New" w:hAnsi="Courier New" w:cs="Courier New"/>
+          <w:sz w:val="20"/>
+          <w:szCs w:val="20"/>
+          <w:lang w:val="en-US"/>
+        </w:rPr>
+        <w:t xml:space="preserve">    title: 'Frontend Meetup',</w:t>
+      </w:r>
+    </w:p>
+    <w:p>
+      <w:pPr>
+        <w:tabs>
+          <w:tab w:val="left" w:pos="916"/>
+          <w:tab w:val="left" w:pos="1832"/>
+          <w:tab w:val="left" w:pos="2748"/>
+          <w:tab w:val="left" w:pos="3664"/>
+          <w:tab w:val="left" w:pos="4580"/>
+          <w:tab w:val="left" w:pos="5496"/>
+          <w:tab w:val="left" w:pos="6412"/>
+          <w:tab w:val="left" w:pos="7328"/>
+          <w:tab w:val="left" w:pos="8244"/>
+          <w:tab w:val="left" w:pos="9160"/>
+          <w:tab w:val="left" w:pos="10076"/>
+          <w:tab w:val="left" w:pos="10992"/>
+          <w:tab w:val="left" w:pos="11908"/>
+          <w:tab w:val="left" w:pos="12824"/>
+          <w:tab w:val="left" w:pos="13740"/>
+          <w:tab w:val="left" w:pos="14656"/>
+        </w:tabs>
+        <w:rPr>
+          <w:rFonts w:ascii="Courier New" w:hAnsi="Courier New" w:cs="Courier New"/>
+          <w:sz w:val="20"/>
+          <w:szCs w:val="20"/>
+          <w:lang w:val="en-US"/>
+        </w:rPr>
+      </w:pPr>
+      <w:r>
+        <w:rPr>
+          <w:rFonts w:ascii="Courier New" w:hAnsi="Courier New" w:cs="Courier New"/>
+          <w:sz w:val="20"/>
+          <w:szCs w:val="20"/>
+          <w:lang w:val="en-US"/>
+        </w:rPr>
+        <w:t xml:space="preserve">    category: '</w:t>
+      </w:r>
+      <w:r>
+        <w:rPr>
+          <w:rFonts w:ascii="Courier New" w:hAnsi="Courier New" w:cs="Courier New"/>
+          <w:sz w:val="20"/>
+          <w:szCs w:val="20"/>
+        </w:rPr>
+        <w:t>Образование</w:t>
+      </w:r>
+      <w:r>
+        <w:rPr>
+          <w:rFonts w:ascii="Courier New" w:hAnsi="Courier New" w:cs="Courier New"/>
+          <w:sz w:val="20"/>
+          <w:szCs w:val="20"/>
+          <w:lang w:val="en-US"/>
+        </w:rPr>
+        <w:t>',</w:t>
+      </w:r>
+    </w:p>
+    <w:p>
+      <w:pPr>
+        <w:tabs>
+          <w:tab w:val="left" w:pos="916"/>
+          <w:tab w:val="left" w:pos="1832"/>
+          <w:tab w:val="left" w:pos="2748"/>
+          <w:tab w:val="left" w:pos="3664"/>
+          <w:tab w:val="left" w:pos="4580"/>
+          <w:tab w:val="left" w:pos="5496"/>
+          <w:tab w:val="left" w:pos="6412"/>
+          <w:tab w:val="left" w:pos="7328"/>
+          <w:tab w:val="left" w:pos="8244"/>
+          <w:tab w:val="left" w:pos="9160"/>
+          <w:tab w:val="left" w:pos="10076"/>
+          <w:tab w:val="left" w:pos="10992"/>
+          <w:tab w:val="left" w:pos="11908"/>
+          <w:tab w:val="left" w:pos="12824"/>
+          <w:tab w:val="left" w:pos="13740"/>
+          <w:tab w:val="left" w:pos="14656"/>
+        </w:tabs>
+        <w:rPr>
+          <w:rFonts w:ascii="Courier New" w:hAnsi="Courier New" w:cs="Courier New"/>
+          <w:sz w:val="20"/>
+          <w:szCs w:val="20"/>
+          <w:lang w:val="en-US"/>
+        </w:rPr>
+      </w:pPr>
+      <w:r>
+        <w:rPr>
+          <w:rFonts w:ascii="Courier New" w:hAnsi="Courier New" w:cs="Courier New"/>
+          <w:sz w:val="20"/>
+          <w:szCs w:val="20"/>
+          <w:lang w:val="en-US"/>
+        </w:rPr>
+        <w:t xml:space="preserve">    participants: 40,</w:t>
+      </w:r>
+    </w:p>
+    <w:p>
+      <w:pPr>
+        <w:tabs>
+          <w:tab w:val="left" w:pos="916"/>
+          <w:tab w:val="left" w:pos="1832"/>
+          <w:tab w:val="left" w:pos="2748"/>
+          <w:tab w:val="left" w:pos="3664"/>
+          <w:tab w:val="left" w:pos="4580"/>
+          <w:tab w:val="left" w:pos="5496"/>
+          <w:tab w:val="left" w:pos="6412"/>
+          <w:tab w:val="left" w:pos="7328"/>
+          <w:tab w:val="left" w:pos="8244"/>
+          <w:tab w:val="left" w:pos="9160"/>
+          <w:tab w:val="left" w:pos="10076"/>
+          <w:tab w:val="left" w:pos="10992"/>
+          <w:tab w:val="left" w:pos="11908"/>
+          <w:tab w:val="left" w:pos="12824"/>
+          <w:tab w:val="left" w:pos="13740"/>
+          <w:tab w:val="left" w:pos="14656"/>
+        </w:tabs>
+        <w:rPr>
+          <w:rFonts w:ascii="Courier New" w:hAnsi="Courier New" w:cs="Courier New"/>
+          <w:sz w:val="20"/>
+          <w:szCs w:val="20"/>
+          <w:lang w:val="en-US"/>
+        </w:rPr>
+      </w:pPr>
+      <w:r>
+        <w:rPr>
+          <w:rFonts w:ascii="Courier New" w:hAnsi="Courier New" w:cs="Courier New"/>
+          <w:sz w:val="20"/>
+          <w:szCs w:val="20"/>
+          <w:lang w:val="en-US"/>
+        </w:rPr>
+        <w:t xml:space="preserve">    </w:t>
+      </w:r>
+      <w:proofErr w:type="spellStart"/>
+      <w:r>
+        <w:rPr>
+          <w:rFonts w:ascii="Courier New" w:hAnsi="Courier New" w:cs="Courier New"/>
+          <w:sz w:val="20"/>
+          <w:szCs w:val="20"/>
+          <w:lang w:val="en-US"/>
+        </w:rPr>
+        <w:t>isActive</w:t>
+      </w:r>
+      <w:proofErr w:type="spellEnd"/>
+      <w:r>
+        <w:rPr>
+          <w:rFonts w:ascii="Courier New" w:hAnsi="Courier New" w:cs="Courier New"/>
+          <w:sz w:val="20"/>
+          <w:szCs w:val="20"/>
+          <w:lang w:val="en-US"/>
+        </w:rPr>
+        <w:t>: true,</w:t>
+      </w:r>
+    </w:p>
+    <w:p>
+      <w:pPr>
+        <w:tabs>
+          <w:tab w:val="left" w:pos="916"/>
+          <w:tab w:val="left" w:pos="1832"/>
+          <w:tab w:val="left" w:pos="2748"/>
+          <w:tab w:val="left" w:pos="3664"/>
+          <w:tab w:val="left" w:pos="4580"/>
+          <w:tab w:val="left" w:pos="5496"/>
+          <w:tab w:val="left" w:pos="6412"/>
+          <w:tab w:val="left" w:pos="7328"/>
+          <w:tab w:val="left" w:pos="8244"/>
+          <w:tab w:val="left" w:pos="9160"/>
+          <w:tab w:val="left" w:pos="10076"/>
+          <w:tab w:val="left" w:pos="10992"/>
+          <w:tab w:val="left" w:pos="11908"/>
+          <w:tab w:val="left" w:pos="12824"/>
+          <w:tab w:val="left" w:pos="13740"/>
+          <w:tab w:val="left" w:pos="14656"/>
+        </w:tabs>
+        <w:rPr>
+          <w:rFonts w:ascii="Courier New" w:hAnsi="Courier New" w:cs="Courier New"/>
+          <w:sz w:val="20"/>
+          <w:szCs w:val="20"/>
+          <w:lang w:val="en-US"/>
+        </w:rPr>
+      </w:pPr>
+      <w:r>
+        <w:rPr>
+          <w:rFonts w:ascii="Courier New" w:hAnsi="Courier New" w:cs="Courier New"/>
+          <w:sz w:val="20"/>
+          <w:szCs w:val="20"/>
+          <w:lang w:val="en-US"/>
+        </w:rPr>
+        <w:t xml:space="preserve">  },</w:t>
+      </w:r>
+    </w:p>
+    <w:p>
+      <w:pPr>
+        <w:tabs>
+          <w:tab w:val="left" w:pos="916"/>
+          <w:tab w:val="left" w:pos="1832"/>
+          <w:tab w:val="left" w:pos="2748"/>
+          <w:tab w:val="left" w:pos="3664"/>
+          <w:tab w:val="left" w:pos="4580"/>
+          <w:tab w:val="left" w:pos="5496"/>
+          <w:tab w:val="left" w:pos="6412"/>
+          <w:tab w:val="left" w:pos="7328"/>
+          <w:tab w:val="left" w:pos="8244"/>
+          <w:tab w:val="left" w:pos="9160"/>
+          <w:tab w:val="left" w:pos="10076"/>
+          <w:tab w:val="left" w:pos="10992"/>
+          <w:tab w:val="left" w:pos="11908"/>
+          <w:tab w:val="left" w:pos="12824"/>
+          <w:tab w:val="left" w:pos="13740"/>
+          <w:tab w:val="left" w:pos="14656"/>
+        </w:tabs>
+        <w:rPr>
+          <w:rFonts w:ascii="Courier New" w:hAnsi="Courier New" w:cs="Courier New"/>
+          <w:sz w:val="20"/>
+          <w:szCs w:val="20"/>
+          <w:lang w:val="en-US"/>
+        </w:rPr>
+      </w:pPr>
+      <w:r>
+        <w:rPr>
+          <w:rFonts w:ascii="Courier New" w:hAnsi="Courier New" w:cs="Courier New"/>
+          <w:sz w:val="20"/>
+          <w:szCs w:val="20"/>
+          <w:lang w:val="en-US"/>
+        </w:rPr>
+        <w:t xml:space="preserve">  {</w:t>
+      </w:r>
+    </w:p>
+    <w:p>
+      <w:pPr>
+        <w:tabs>
+          <w:tab w:val="left" w:pos="916"/>
+          <w:tab w:val="left" w:pos="1832"/>
+          <w:tab w:val="left" w:pos="2748"/>
+          <w:tab w:val="left" w:pos="3664"/>
+          <w:tab w:val="left" w:pos="4580"/>
+          <w:tab w:val="left" w:pos="5496"/>
+          <w:tab w:val="left" w:pos="6412"/>
+          <w:tab w:val="left" w:pos="7328"/>
+          <w:tab w:val="left" w:pos="8244"/>
+          <w:tab w:val="left" w:pos="9160"/>
+          <w:tab w:val="left" w:pos="10076"/>
+          <w:tab w:val="left" w:pos="10992"/>
+          <w:tab w:val="left" w:pos="11908"/>
+          <w:tab w:val="left" w:pos="12824"/>
+          <w:tab w:val="left" w:pos="13740"/>
+          <w:tab w:val="left" w:pos="14656"/>
+        </w:tabs>
+        <w:rPr>
+          <w:rFonts w:ascii="Courier New" w:hAnsi="Courier New" w:cs="Courier New"/>
+          <w:sz w:val="20"/>
+          <w:szCs w:val="20"/>
+          <w:lang w:val="en-US"/>
+        </w:rPr>
+      </w:pPr>
+      <w:r>
+        <w:rPr>
+          <w:rFonts w:ascii="Courier New" w:hAnsi="Courier New" w:cs="Courier New"/>
+          <w:sz w:val="20"/>
+          <w:szCs w:val="20"/>
+          <w:lang w:val="en-US"/>
+        </w:rPr>
+        <w:t xml:space="preserve">    id: 3,</w:t>
+      </w:r>
+    </w:p>
+    <w:p>
+      <w:pPr>
+        <w:tabs>
+          <w:tab w:val="left" w:pos="916"/>
+          <w:tab w:val="left" w:pos="1832"/>
+          <w:tab w:val="left" w:pos="2748"/>
+          <w:tab w:val="left" w:pos="3664"/>
+          <w:tab w:val="left" w:pos="4580"/>
+          <w:tab w:val="left" w:pos="5496"/>
+          <w:tab w:val="left" w:pos="6412"/>
+          <w:tab w:val="left" w:pos="7328"/>
+          <w:tab w:val="left" w:pos="8244"/>
+          <w:tab w:val="left" w:pos="9160"/>
+          <w:tab w:val="left" w:pos="10076"/>
+          <w:tab w:val="left" w:pos="10992"/>
+          <w:tab w:val="left" w:pos="11908"/>
+          <w:tab w:val="left" w:pos="12824"/>
+          <w:tab w:val="left" w:pos="13740"/>
+          <w:tab w:val="left" w:pos="14656"/>
+        </w:tabs>
+        <w:rPr>
+          <w:rFonts w:ascii="Courier New" w:hAnsi="Courier New" w:cs="Courier New"/>
+          <w:sz w:val="20"/>
+          <w:szCs w:val="20"/>
+          <w:lang w:val="en-US"/>
+        </w:rPr>
+      </w:pPr>
+      <w:r>
+        <w:rPr>
+          <w:rFonts w:ascii="Courier New" w:hAnsi="Courier New" w:cs="Courier New"/>
+          <w:sz w:val="20"/>
+          <w:szCs w:val="20"/>
+          <w:lang w:val="en-US"/>
+        </w:rPr>
+        <w:t xml:space="preserve">    title: '</w:t>
+      </w:r>
+      <w:r>
+        <w:rPr>
+          <w:rFonts w:ascii="Courier New" w:hAnsi="Courier New" w:cs="Courier New"/>
+          <w:sz w:val="20"/>
+          <w:szCs w:val="20"/>
+        </w:rPr>
+        <w:t>Осенний</w:t>
+      </w:r>
+      <w:r>
+        <w:rPr>
+          <w:rFonts w:ascii="Courier New" w:hAnsi="Courier New" w:cs="Courier New"/>
+          <w:sz w:val="20"/>
+          <w:szCs w:val="20"/>
+          <w:lang w:val="en-US"/>
+        </w:rPr>
+        <w:t xml:space="preserve"> </w:t>
+      </w:r>
+      <w:r>
+        <w:rPr>
+          <w:rFonts w:ascii="Courier New" w:hAnsi="Courier New" w:cs="Courier New"/>
+          <w:sz w:val="20"/>
+          <w:szCs w:val="20"/>
+        </w:rPr>
+        <w:t>забег</w:t>
+      </w:r>
+      <w:r>
+        <w:rPr>
+          <w:rFonts w:ascii="Courier New" w:hAnsi="Courier New" w:cs="Courier New"/>
+          <w:sz w:val="20"/>
+          <w:szCs w:val="20"/>
+          <w:lang w:val="en-US"/>
+        </w:rPr>
+        <w:t>',</w:t>
+      </w:r>
+    </w:p>
+    <w:p>
+      <w:pPr>
+        <w:tabs>
+          <w:tab w:val="left" w:pos="916"/>
+          <w:tab w:val="left" w:pos="1832"/>
+          <w:tab w:val="left" w:pos="2748"/>
+          <w:tab w:val="left" w:pos="3664"/>
+          <w:tab w:val="left" w:pos="4580"/>
+          <w:tab w:val="left" w:pos="5496"/>
+          <w:tab w:val="left" w:pos="6412"/>
+          <w:tab w:val="left" w:pos="7328"/>
+          <w:tab w:val="left" w:pos="8244"/>
+          <w:tab w:val="left" w:pos="9160"/>
+          <w:tab w:val="left" w:pos="10076"/>
+          <w:tab w:val="left" w:pos="10992"/>
+          <w:tab w:val="left" w:pos="11908"/>
+          <w:tab w:val="left" w:pos="12824"/>
+          <w:tab w:val="left" w:pos="13740"/>
+          <w:tab w:val="left" w:pos="14656"/>
+        </w:tabs>
+        <w:rPr>
+          <w:rFonts w:ascii="Courier New" w:hAnsi="Courier New" w:cs="Courier New"/>
+          <w:sz w:val="20"/>
+          <w:szCs w:val="20"/>
+          <w:lang w:val="en-US"/>
+        </w:rPr>
+      </w:pPr>
+      <w:r>
+        <w:rPr>
+          <w:rFonts w:ascii="Courier New" w:hAnsi="Courier New" w:cs="Courier New"/>
+          <w:sz w:val="20"/>
+          <w:szCs w:val="20"/>
+          <w:lang w:val="en-US"/>
+        </w:rPr>
+        <w:t xml:space="preserve">    category: '</w:t>
+      </w:r>
+      <w:r>
+        <w:rPr>
+          <w:rFonts w:ascii="Courier New" w:hAnsi="Courier New" w:cs="Courier New"/>
+          <w:sz w:val="20"/>
+          <w:szCs w:val="20"/>
+        </w:rPr>
+        <w:t>Спорт</w:t>
+      </w:r>
+      <w:r>
+        <w:rPr>
+          <w:rFonts w:ascii="Courier New" w:hAnsi="Courier New" w:cs="Courier New"/>
+          <w:sz w:val="20"/>
+          <w:szCs w:val="20"/>
+          <w:lang w:val="en-US"/>
+        </w:rPr>
+        <w:t>',</w:t>
+      </w:r>
+    </w:p>
+    <w:p>
+      <w:pPr>
+        <w:tabs>
+          <w:tab w:val="left" w:pos="916"/>
+          <w:tab w:val="left" w:pos="1832"/>
+          <w:tab w:val="left" w:pos="2748"/>
+          <w:tab w:val="left" w:pos="3664"/>
+          <w:tab w:val="left" w:pos="4580"/>
+          <w:tab w:val="left" w:pos="5496"/>
+          <w:tab w:val="left" w:pos="6412"/>
+          <w:tab w:val="left" w:pos="7328"/>
+          <w:tab w:val="left" w:pos="8244"/>
+          <w:tab w:val="left" w:pos="9160"/>
+          <w:tab w:val="left" w:pos="10076"/>
+          <w:tab w:val="left" w:pos="10992"/>
+          <w:tab w:val="left" w:pos="11908"/>
+          <w:tab w:val="left" w:pos="12824"/>
+          <w:tab w:val="left" w:pos="13740"/>
+          <w:tab w:val="left" w:pos="14656"/>
+        </w:tabs>
+        <w:rPr>
+          <w:rFonts w:ascii="Courier New" w:hAnsi="Courier New" w:cs="Courier New"/>
+          <w:sz w:val="20"/>
+          <w:szCs w:val="20"/>
+          <w:lang w:val="en-US"/>
+        </w:rPr>
+      </w:pPr>
+      <w:r>
+        <w:rPr>
+          <w:rFonts w:ascii="Courier New" w:hAnsi="Courier New" w:cs="Courier New"/>
+          <w:sz w:val="20"/>
+          <w:szCs w:val="20"/>
+          <w:lang w:val="en-US"/>
+        </w:rPr>
+        <w:t xml:space="preserve">    participants: 18,</w:t>
+      </w:r>
+    </w:p>
+    <w:p>
+      <w:pPr>
+        <w:tabs>
+          <w:tab w:val="left" w:pos="916"/>
+          <w:tab w:val="left" w:pos="1832"/>
+          <w:tab w:val="left" w:pos="2748"/>
+          <w:tab w:val="left" w:pos="3664"/>
+          <w:tab w:val="left" w:pos="4580"/>
+          <w:tab w:val="left" w:pos="5496"/>
+          <w:tab w:val="left" w:pos="6412"/>
+          <w:tab w:val="left" w:pos="7328"/>
+          <w:tab w:val="left" w:pos="8244"/>
+          <w:tab w:val="left" w:pos="9160"/>
+          <w:tab w:val="left" w:pos="10076"/>
+          <w:tab w:val="left" w:pos="10992"/>
+          <w:tab w:val="left" w:pos="11908"/>
+          <w:tab w:val="left" w:pos="12824"/>
+          <w:tab w:val="left" w:pos="13740"/>
+          <w:tab w:val="left" w:pos="14656"/>
+        </w:tabs>
+        <w:rPr>
+          <w:rFonts w:ascii="Courier New" w:hAnsi="Courier New" w:cs="Courier New"/>
+          <w:sz w:val="20"/>
+          <w:szCs w:val="20"/>
+          <w:lang w:val="en-US"/>
+        </w:rPr>
+      </w:pPr>
+      <w:r>
+        <w:rPr>
+          <w:rFonts w:ascii="Courier New" w:hAnsi="Courier New" w:cs="Courier New"/>
+          <w:sz w:val="20"/>
+          <w:szCs w:val="20"/>
+          <w:lang w:val="en-US"/>
+        </w:rPr>
+        <w:t xml:space="preserve">    </w:t>
+      </w:r>
+      <w:proofErr w:type="spellStart"/>
+      <w:r>
+        <w:rPr>
+          <w:rFonts w:ascii="Courier New" w:hAnsi="Courier New" w:cs="Courier New"/>
+          <w:sz w:val="20"/>
+          <w:szCs w:val="20"/>
+          <w:lang w:val="en-US"/>
+        </w:rPr>
+        <w:t>isActive</w:t>
+      </w:r>
+      <w:proofErr w:type="spellEnd"/>
+      <w:r>
+        <w:rPr>
+          <w:rFonts w:ascii="Courier New" w:hAnsi="Courier New" w:cs="Courier New"/>
+          <w:sz w:val="20"/>
+          <w:szCs w:val="20"/>
+          <w:lang w:val="en-US"/>
+        </w:rPr>
+        <w:t>: false,</w:t>
+      </w:r>
+    </w:p>
+    <w:p>
+      <w:pPr>
+        <w:tabs>
+          <w:tab w:val="left" w:pos="916"/>
+          <w:tab w:val="left" w:pos="1832"/>
+          <w:tab w:val="left" w:pos="2748"/>
+          <w:tab w:val="left" w:pos="3664"/>
+          <w:tab w:val="left" w:pos="4580"/>
+          <w:tab w:val="left" w:pos="5496"/>
+          <w:tab w:val="left" w:pos="6412"/>
+          <w:tab w:val="left" w:pos="7328"/>
+          <w:tab w:val="left" w:pos="8244"/>
+          <w:tab w:val="left" w:pos="9160"/>
+          <w:tab w:val="left" w:pos="10076"/>
+          <w:tab w:val="left" w:pos="10992"/>
+          <w:tab w:val="left" w:pos="11908"/>
+          <w:tab w:val="left" w:pos="12824"/>
+          <w:tab w:val="left" w:pos="13740"/>
+          <w:tab w:val="left" w:pos="14656"/>
+        </w:tabs>
+        <w:rPr>
+          <w:rFonts w:ascii="Courier New" w:hAnsi="Courier New" w:cs="Courier New"/>
+          <w:sz w:val="20"/>
+          <w:szCs w:val="20"/>
+        </w:rPr>
+      </w:pPr>
+      <w:r>
+        <w:rPr>
+          <w:rFonts w:ascii="Courier New" w:hAnsi="Courier New" w:cs="Courier New"/>
+          <w:sz w:val="20"/>
+          <w:szCs w:val="20"/>
+          <w:lang w:val="en-US"/>
+        </w:rPr>
+        <w:t xml:space="preserve">  </w:t>
+      </w:r>
+      <w:r>
+        <w:rPr>
+          <w:rFonts w:ascii="Courier New" w:hAnsi="Courier New" w:cs="Courier New"/>
+          <w:sz w:val="20"/>
+          <w:szCs w:val="20"/>
+        </w:rPr>
+        <w:t>},</w:t>
+      </w:r>
+    </w:p>
+    <w:p>
+      <w:pPr>
+        <w:tabs>
+          <w:tab w:val="left" w:pos="916"/>
+          <w:tab w:val="left" w:pos="1832"/>
+          <w:tab w:val="left" w:pos="2748"/>
+          <w:tab w:val="left" w:pos="3664"/>
+          <w:tab w:val="left" w:pos="4580"/>
+          <w:tab w:val="left" w:pos="5496"/>
+          <w:tab w:val="left" w:pos="6412"/>
+          <w:tab w:val="left" w:pos="7328"/>
+          <w:tab w:val="left" w:pos="8244"/>
+          <w:tab w:val="left" w:pos="9160"/>
+          <w:tab w:val="left" w:pos="10076"/>
+          <w:tab w:val="left" w:pos="10992"/>
+          <w:tab w:val="left" w:pos="11908"/>
+          <w:tab w:val="left" w:pos="12824"/>
+          <w:tab w:val="left" w:pos="13740"/>
+          <w:tab w:val="left" w:pos="14656"/>
+        </w:tabs>
+        <w:rPr>
+          <w:rFonts w:ascii="Courier New" w:hAnsi="Courier New" w:cs="Courier New"/>
+          <w:sz w:val="20"/>
+          <w:szCs w:val="20"/>
+        </w:rPr>
+      </w:pPr>
+      <w:r>
+        <w:rPr>
+          <w:rFonts w:ascii="Courier New" w:hAnsi="Courier New" w:cs="Courier New"/>
+          <w:sz w:val="20"/>
+          <w:szCs w:val="20"/>
+        </w:rPr>
+        <w:t>];</w:t>
+      </w:r>
+    </w:p>
+    <w:p>
+      <w:pPr>
+        <w:spacing w:before="100" w:beforeAutospacing="1" w:after="100" w:afterAutospacing="1"/>
+      </w:pPr>
+      <w:r>
+        <w:t>С помощью методов массивов реализуйте функции, которые:</w:t>
+      </w:r>
+    </w:p>
+    <w:p>
+      <w:pPr>
+        <w:numPr>
+          <w:ilvl w:val="0"/>
+          <w:numId w:val="4"/>
+        </w:numPr>
+        <w:spacing w:before="100" w:beforeAutospacing="1" w:after="100" w:afterAutospacing="1"/>
+      </w:pPr>
+      <w:r>
+        <w:t xml:space="preserve">находят мероприятие по </w:t>
+      </w:r>
+      <w:proofErr w:type="spellStart"/>
+      <w:r>
+        <w:rPr>
+          <w:rFonts w:ascii="Courier New" w:hAnsi="Courier New" w:cs="Courier New"/>
+          <w:sz w:val="20"/>
+          <w:szCs w:val="20"/>
+        </w:rPr>
+        <w:t>id</w:t>
+      </w:r>
+      <w:proofErr w:type="spellEnd"/>
+      <w:r>
+        <w:t xml:space="preserve">; </w:t>
+      </w:r>
+    </w:p>
+    <w:p>
+      <w:pPr>
+        <w:numPr>
+          <w:ilvl w:val="0"/>
+          <w:numId w:val="4"/>
+        </w:numPr>
+        <w:spacing w:before="100" w:beforeAutospacing="1" w:after="100" w:afterAutospacing="1"/>
+      </w:pPr>
+      <w:r>
+        <w:t xml:space="preserve">возвращают только активные мероприятия; </w:t>
+      </w:r>
+    </w:p>
+    <w:p>
+      <w:pPr>
+        <w:numPr>
+          <w:ilvl w:val="0"/>
+          <w:numId w:val="4"/>
+        </w:numPr>
+        <w:spacing w:before="100" w:beforeAutospacing="1" w:after="100" w:afterAutospacing="1"/>
+      </w:pPr>
+      <w:r>
+        <w:t xml:space="preserve">фильтруют мероприятия по категории; </w:t>
+      </w:r>
+    </w:p>
+    <w:p>
+      <w:pPr>
+        <w:numPr>
+          <w:ilvl w:val="0"/>
+          <w:numId w:val="4"/>
+        </w:numPr>
+        <w:spacing w:before="100" w:beforeAutospacing="1" w:after="100" w:afterAutospacing="1"/>
+      </w:pPr>
+      <w:r>
+        <w:t xml:space="preserve">проверяют, есть ли мероприятия без участников; </w:t>
+      </w:r>
+    </w:p>
+    <w:p>
+      <w:pPr>
+        <w:numPr>
+          <w:ilvl w:val="0"/>
+          <w:numId w:val="4"/>
+        </w:numPr>
+        <w:spacing w:before="100" w:beforeAutospacing="1" w:after="100" w:afterAutospacing="1"/>
+      </w:pPr>
+      <w:r>
+        <w:t xml:space="preserve">сортируют мероприятия по количеству участников; </w:t>
+      </w:r>
+    </w:p>
+    <w:p>
+      <w:pPr>
+        <w:numPr>
+          <w:ilvl w:val="0"/>
+          <w:numId w:val="4"/>
+        </w:numPr>
+        <w:spacing w:before="100" w:beforeAutospacing="1" w:after="100" w:afterAutospacing="1"/>
+      </w:pPr>
+      <w:r>
+        <w:t xml:space="preserve">возвращают массив названий мероприятий; </w:t>
+      </w:r>
+    </w:p>
+    <w:p>
+      <w:pPr>
+        <w:numPr>
+          <w:ilvl w:val="0"/>
+          <w:numId w:val="4"/>
+        </w:numPr>
+        <w:spacing w:before="100" w:beforeAutospacing="1" w:after="100" w:afterAutospacing="1"/>
+      </w:pPr>
+      <w:r>
+        <w:t xml:space="preserve">вычисляют общее количество участников. </w:t>
+      </w:r>
+    </w:p>
+    <w:p>
+      <w:pPr>
+        <w:spacing w:before="100" w:beforeAutospacing="1" w:after="100" w:afterAutospacing="1"/>
+        <w:outlineLvl w:val="2"/>
+        <w:rPr>
+          <w:b/>
+          <w:bCs/>
+          <w:sz w:val="27"/>
+          <w:szCs w:val="27"/>
+        </w:rPr>
+      </w:pPr>
+      <w:r>
+        <w:rPr>
+          <w:b/>
+          <w:bCs/>
+          <w:sz w:val="27"/>
+          <w:szCs w:val="27"/>
+        </w:rPr>
+        <w:t>Задание 3. Регистрация на мероприятия</w:t>
+      </w:r>
+    </w:p>
+    <w:p>
+      <w:pPr>
+        <w:spacing w:before="100" w:beforeAutospacing="1" w:after="100" w:afterAutospacing="1"/>
+      </w:pPr>
+      <w:r>
+        <w:t xml:space="preserve">Создайте коллекцию </w:t>
+      </w:r>
+      <w:proofErr w:type="spellStart"/>
+      <w:r>
+        <w:rPr>
+          <w:rFonts w:ascii="Courier New" w:hAnsi="Courier New" w:cs="Courier New"/>
+          <w:sz w:val="20"/>
+          <w:szCs w:val="20"/>
+        </w:rPr>
+        <w:t>Map</w:t>
+      </w:r>
+      <w:proofErr w:type="spellEnd"/>
+      <w:r>
+        <w:t>, в которой:</w:t>
+      </w:r>
+    </w:p>
+    <w:p>
+      <w:pPr>
+        <w:numPr>
+          <w:ilvl w:val="0"/>
+          <w:numId w:val="5"/>
+        </w:numPr>
+        <w:spacing w:before="100" w:beforeAutospacing="1" w:after="100" w:afterAutospacing="1"/>
+      </w:pPr>
+      <w:r>
+        <w:lastRenderedPageBreak/>
+        <w:t xml:space="preserve">ключ — идентификатор мероприятия; </w:t>
+      </w:r>
+    </w:p>
+    <w:p>
+      <w:pPr>
+        <w:numPr>
+          <w:ilvl w:val="0"/>
+          <w:numId w:val="5"/>
+        </w:numPr>
+        <w:spacing w:before="100" w:beforeAutospacing="1" w:after="100" w:afterAutospacing="1"/>
+      </w:pPr>
+      <w:r>
+        <w:t xml:space="preserve">значение — объект с информацией о регистрации. </w:t>
+      </w:r>
+    </w:p>
+    <w:p>
+      <w:pPr>
+        <w:tabs>
+          <w:tab w:val="left" w:pos="916"/>
+          <w:tab w:val="left" w:pos="1832"/>
+          <w:tab w:val="left" w:pos="2748"/>
+          <w:tab w:val="left" w:pos="3664"/>
+          <w:tab w:val="left" w:pos="4580"/>
+          <w:tab w:val="left" w:pos="5496"/>
+          <w:tab w:val="left" w:pos="6412"/>
+          <w:tab w:val="left" w:pos="7328"/>
+          <w:tab w:val="left" w:pos="8244"/>
+          <w:tab w:val="left" w:pos="9160"/>
+          <w:tab w:val="left" w:pos="10076"/>
+          <w:tab w:val="left" w:pos="10992"/>
+          <w:tab w:val="left" w:pos="11908"/>
+          <w:tab w:val="left" w:pos="12824"/>
+          <w:tab w:val="left" w:pos="13740"/>
+          <w:tab w:val="left" w:pos="14656"/>
+        </w:tabs>
+        <w:rPr>
+          <w:rFonts w:ascii="Courier New" w:hAnsi="Courier New" w:cs="Courier New"/>
+          <w:sz w:val="20"/>
+          <w:szCs w:val="20"/>
+          <w:lang w:val="en-US"/>
+        </w:rPr>
+      </w:pPr>
+      <w:r>
+        <w:rPr>
+          <w:rFonts w:ascii="Courier New" w:hAnsi="Courier New" w:cs="Courier New"/>
+          <w:sz w:val="20"/>
+          <w:szCs w:val="20"/>
+          <w:lang w:val="en-US"/>
+        </w:rPr>
+        <w:t xml:space="preserve">const registrations = new </w:t>
+      </w:r>
+      <w:proofErr w:type="gramStart"/>
+      <w:r>
+        <w:rPr>
+          <w:rFonts w:ascii="Courier New" w:hAnsi="Courier New" w:cs="Courier New"/>
+          <w:sz w:val="20"/>
+          <w:szCs w:val="20"/>
+          <w:lang w:val="en-US"/>
+        </w:rPr>
+        <w:t>Map(</w:t>
+      </w:r>
+      <w:proofErr w:type="gramEnd"/>
+      <w:r>
+        <w:rPr>
+          <w:rFonts w:ascii="Courier New" w:hAnsi="Courier New" w:cs="Courier New"/>
+          <w:sz w:val="20"/>
+          <w:szCs w:val="20"/>
+          <w:lang w:val="en-US"/>
+        </w:rPr>
+        <w:t>);</w:t>
+      </w:r>
+    </w:p>
+    <w:p>
+      <w:pPr>
+        <w:tabs>
+          <w:tab w:val="left" w:pos="916"/>
+          <w:tab w:val="left" w:pos="1832"/>
+          <w:tab w:val="left" w:pos="2748"/>
+          <w:tab w:val="left" w:pos="3664"/>
+          <w:tab w:val="left" w:pos="4580"/>
+          <w:tab w:val="left" w:pos="5496"/>
+          <w:tab w:val="left" w:pos="6412"/>
+          <w:tab w:val="left" w:pos="7328"/>
+          <w:tab w:val="left" w:pos="8244"/>
+          <w:tab w:val="left" w:pos="9160"/>
+          <w:tab w:val="left" w:pos="10076"/>
+          <w:tab w:val="left" w:pos="10992"/>
+          <w:tab w:val="left" w:pos="11908"/>
+          <w:tab w:val="left" w:pos="12824"/>
+          <w:tab w:val="left" w:pos="13740"/>
+          <w:tab w:val="left" w:pos="14656"/>
+        </w:tabs>
+        <w:rPr>
+          <w:rFonts w:ascii="Courier New" w:hAnsi="Courier New" w:cs="Courier New"/>
+          <w:sz w:val="20"/>
+          <w:szCs w:val="20"/>
+          <w:lang w:val="en-US"/>
+        </w:rPr>
+      </w:pPr>
+    </w:p>
+    <w:p>
+      <w:pPr>
+        <w:tabs>
+          <w:tab w:val="left" w:pos="916"/>
+          <w:tab w:val="left" w:pos="1832"/>
+          <w:tab w:val="left" w:pos="2748"/>
+          <w:tab w:val="left" w:pos="3664"/>
+          <w:tab w:val="left" w:pos="4580"/>
+          <w:tab w:val="left" w:pos="5496"/>
+          <w:tab w:val="left" w:pos="6412"/>
+          <w:tab w:val="left" w:pos="7328"/>
+          <w:tab w:val="left" w:pos="8244"/>
+          <w:tab w:val="left" w:pos="9160"/>
+          <w:tab w:val="left" w:pos="10076"/>
+          <w:tab w:val="left" w:pos="10992"/>
+          <w:tab w:val="left" w:pos="11908"/>
+          <w:tab w:val="left" w:pos="12824"/>
+          <w:tab w:val="left" w:pos="13740"/>
+          <w:tab w:val="left" w:pos="14656"/>
+        </w:tabs>
+        <w:rPr>
+          <w:rFonts w:ascii="Courier New" w:hAnsi="Courier New" w:cs="Courier New"/>
+          <w:sz w:val="20"/>
+          <w:szCs w:val="20"/>
+          <w:lang w:val="en-US"/>
+        </w:rPr>
+      </w:pPr>
+      <w:proofErr w:type="spellStart"/>
+      <w:proofErr w:type="gramStart"/>
+      <w:r>
+        <w:rPr>
+          <w:rFonts w:ascii="Courier New" w:hAnsi="Courier New" w:cs="Courier New"/>
+          <w:sz w:val="20"/>
+          <w:szCs w:val="20"/>
+          <w:lang w:val="en-US"/>
+        </w:rPr>
+        <w:t>registrations.set</w:t>
+      </w:r>
+      <w:proofErr w:type="spellEnd"/>
+      <w:r>
+        <w:rPr>
+          <w:rFonts w:ascii="Courier New" w:hAnsi="Courier New" w:cs="Courier New"/>
+          <w:sz w:val="20"/>
+          <w:szCs w:val="20"/>
+          <w:lang w:val="en-US"/>
+        </w:rPr>
+        <w:t>(</w:t>
+      </w:r>
+      <w:proofErr w:type="gramEnd"/>
+      <w:r>
+        <w:rPr>
+          <w:rFonts w:ascii="Courier New" w:hAnsi="Courier New" w:cs="Courier New"/>
+          <w:sz w:val="20"/>
+          <w:szCs w:val="20"/>
+          <w:lang w:val="en-US"/>
+        </w:rPr>
+        <w:t>1, {</w:t>
+      </w:r>
+    </w:p>
+    <w:p>
+      <w:pPr>
+        <w:tabs>
+          <w:tab w:val="left" w:pos="916"/>
+          <w:tab w:val="left" w:pos="1832"/>
+          <w:tab w:val="left" w:pos="2748"/>
+          <w:tab w:val="left" w:pos="3664"/>
+          <w:tab w:val="left" w:pos="4580"/>
+          <w:tab w:val="left" w:pos="5496"/>
+          <w:tab w:val="left" w:pos="6412"/>
+          <w:tab w:val="left" w:pos="7328"/>
+          <w:tab w:val="left" w:pos="8244"/>
+          <w:tab w:val="left" w:pos="9160"/>
+          <w:tab w:val="left" w:pos="10076"/>
+          <w:tab w:val="left" w:pos="10992"/>
+          <w:tab w:val="left" w:pos="11908"/>
+          <w:tab w:val="left" w:pos="12824"/>
+          <w:tab w:val="left" w:pos="13740"/>
+          <w:tab w:val="left" w:pos="14656"/>
+        </w:tabs>
+        <w:rPr>
+          <w:rFonts w:ascii="Courier New" w:hAnsi="Courier New" w:cs="Courier New"/>
+          <w:sz w:val="20"/>
+          <w:szCs w:val="20"/>
+        </w:rPr>
+      </w:pPr>
+      <w:r>
+        <w:rPr>
+          <w:rFonts w:ascii="Courier New" w:hAnsi="Courier New" w:cs="Courier New"/>
+          <w:sz w:val="20"/>
+          <w:szCs w:val="20"/>
+          <w:lang w:val="en-US"/>
+        </w:rPr>
+        <w:t xml:space="preserve">  </w:t>
+      </w:r>
+      <w:proofErr w:type="spellStart"/>
+      <w:r>
+        <w:rPr>
+          <w:rFonts w:ascii="Courier New" w:hAnsi="Courier New" w:cs="Courier New"/>
+          <w:sz w:val="20"/>
+          <w:szCs w:val="20"/>
+        </w:rPr>
+        <w:t>title</w:t>
+      </w:r>
+      <w:proofErr w:type="spellEnd"/>
+      <w:r>
+        <w:rPr>
+          <w:rFonts w:ascii="Courier New" w:hAnsi="Courier New" w:cs="Courier New"/>
+          <w:sz w:val="20"/>
+          <w:szCs w:val="20"/>
+        </w:rPr>
+        <w:t>: 'Вечер настольных игр',</w:t>
+      </w:r>
+    </w:p>
+    <w:p>
+      <w:pPr>
+        <w:tabs>
+          <w:tab w:val="left" w:pos="916"/>
+          <w:tab w:val="left" w:pos="1832"/>
+          <w:tab w:val="left" w:pos="2748"/>
+          <w:tab w:val="left" w:pos="3664"/>
+          <w:tab w:val="left" w:pos="4580"/>
+          <w:tab w:val="left" w:pos="5496"/>
+          <w:tab w:val="left" w:pos="6412"/>
+          <w:tab w:val="left" w:pos="7328"/>
+          <w:tab w:val="left" w:pos="8244"/>
+          <w:tab w:val="left" w:pos="9160"/>
+          <w:tab w:val="left" w:pos="10076"/>
+          <w:tab w:val="left" w:pos="10992"/>
+          <w:tab w:val="left" w:pos="11908"/>
+          <w:tab w:val="left" w:pos="12824"/>
+          <w:tab w:val="left" w:pos="13740"/>
+          <w:tab w:val="left" w:pos="14656"/>
+        </w:tabs>
+        <w:rPr>
+          <w:rFonts w:ascii="Courier New" w:hAnsi="Courier New" w:cs="Courier New"/>
+          <w:sz w:val="20"/>
+          <w:szCs w:val="20"/>
+        </w:rPr>
+      </w:pPr>
+      <w:r>
+        <w:rPr>
+          <w:rFonts w:ascii="Courier New" w:hAnsi="Courier New" w:cs="Courier New"/>
+          <w:sz w:val="20"/>
+          <w:szCs w:val="20"/>
+        </w:rPr>
+        <w:t xml:space="preserve">  </w:t>
+      </w:r>
+      <w:proofErr w:type="spellStart"/>
+      <w:r>
+        <w:rPr>
+          <w:rFonts w:ascii="Courier New" w:hAnsi="Courier New" w:cs="Courier New"/>
+          <w:sz w:val="20"/>
+          <w:szCs w:val="20"/>
+        </w:rPr>
+        <w:t>participants</w:t>
+      </w:r>
+      <w:proofErr w:type="spellEnd"/>
+      <w:r>
+        <w:rPr>
+          <w:rFonts w:ascii="Courier New" w:hAnsi="Courier New" w:cs="Courier New"/>
+          <w:sz w:val="20"/>
+          <w:szCs w:val="20"/>
+        </w:rPr>
+        <w:t>: 2,</w:t>
+      </w:r>
+    </w:p>
+    <w:p>
+      <w:pPr>
+        <w:tabs>
+          <w:tab w:val="left" w:pos="916"/>
+          <w:tab w:val="left" w:pos="1832"/>
+          <w:tab w:val="left" w:pos="2748"/>
+          <w:tab w:val="left" w:pos="3664"/>
+          <w:tab w:val="left" w:pos="4580"/>
+          <w:tab w:val="left" w:pos="5496"/>
+          <w:tab w:val="left" w:pos="6412"/>
+          <w:tab w:val="left" w:pos="7328"/>
+          <w:tab w:val="left" w:pos="8244"/>
+          <w:tab w:val="left" w:pos="9160"/>
+          <w:tab w:val="left" w:pos="10076"/>
+          <w:tab w:val="left" w:pos="10992"/>
+          <w:tab w:val="left" w:pos="11908"/>
+          <w:tab w:val="left" w:pos="12824"/>
+          <w:tab w:val="left" w:pos="13740"/>
+          <w:tab w:val="left" w:pos="14656"/>
+        </w:tabs>
+        <w:rPr>
+          <w:rFonts w:ascii="Courier New" w:hAnsi="Courier New" w:cs="Courier New"/>
+          <w:sz w:val="20"/>
+          <w:szCs w:val="20"/>
+        </w:rPr>
+      </w:pPr>
+      <w:r>
+        <w:rPr>
+          <w:rFonts w:ascii="Courier New" w:hAnsi="Courier New" w:cs="Courier New"/>
+          <w:sz w:val="20"/>
+          <w:szCs w:val="20"/>
+        </w:rPr>
+        <w:t xml:space="preserve">  </w:t>
+      </w:r>
+      <w:proofErr w:type="spellStart"/>
+      <w:r>
+        <w:rPr>
+          <w:rFonts w:ascii="Courier New" w:hAnsi="Courier New" w:cs="Courier New"/>
+          <w:sz w:val="20"/>
+          <w:szCs w:val="20"/>
+        </w:rPr>
+        <w:t>price</w:t>
+      </w:r>
+      <w:proofErr w:type="spellEnd"/>
+      <w:r>
+        <w:rPr>
+          <w:rFonts w:ascii="Courier New" w:hAnsi="Courier New" w:cs="Courier New"/>
+          <w:sz w:val="20"/>
+          <w:szCs w:val="20"/>
+        </w:rPr>
+        <w:t>: 10,</w:t>
+      </w:r>
+    </w:p>
+    <w:p>
+      <w:pPr>
+        <w:tabs>
+          <w:tab w:val="left" w:pos="916"/>
+          <w:tab w:val="left" w:pos="1832"/>
+          <w:tab w:val="left" w:pos="2748"/>
+          <w:tab w:val="left" w:pos="3664"/>
+          <w:tab w:val="left" w:pos="4580"/>
+          <w:tab w:val="left" w:pos="5496"/>
+          <w:tab w:val="left" w:pos="6412"/>
+          <w:tab w:val="left" w:pos="7328"/>
+          <w:tab w:val="left" w:pos="8244"/>
+          <w:tab w:val="left" w:pos="9160"/>
+          <w:tab w:val="left" w:pos="10076"/>
+          <w:tab w:val="left" w:pos="10992"/>
+          <w:tab w:val="left" w:pos="11908"/>
+          <w:tab w:val="left" w:pos="12824"/>
+          <w:tab w:val="left" w:pos="13740"/>
+          <w:tab w:val="left" w:pos="14656"/>
+        </w:tabs>
+        <w:rPr>
+          <w:rFonts w:ascii="Courier New" w:hAnsi="Courier New" w:cs="Courier New"/>
+          <w:sz w:val="20"/>
+          <w:szCs w:val="20"/>
+        </w:rPr>
+      </w:pPr>
+      <w:r>
+        <w:rPr>
+          <w:rFonts w:ascii="Courier New" w:hAnsi="Courier New" w:cs="Courier New"/>
+          <w:sz w:val="20"/>
+          <w:szCs w:val="20"/>
+        </w:rPr>
+        <w:t>});</w:t>
+      </w:r>
+    </w:p>
+    <w:p>
+      <w:pPr>
+        <w:spacing w:before="100" w:beforeAutospacing="1" w:after="100" w:afterAutospacing="1"/>
+      </w:pPr>
+      <w:r>
+        <w:t>Реализуйте функции, которые:</w:t>
+      </w:r>
+    </w:p>
+    <w:p>
+      <w:pPr>
+        <w:numPr>
+          <w:ilvl w:val="0"/>
+          <w:numId w:val="6"/>
+        </w:numPr>
+        <w:spacing w:before="100" w:beforeAutospacing="1" w:after="100" w:afterAutospacing="1"/>
+      </w:pPr>
+      <w:r>
+        <w:t xml:space="preserve">добавляют мероприятие в список регистраций; </w:t>
+      </w:r>
+    </w:p>
+    <w:p>
+      <w:pPr>
+        <w:numPr>
+          <w:ilvl w:val="0"/>
+          <w:numId w:val="6"/>
+        </w:numPr>
+        <w:spacing w:before="100" w:beforeAutospacing="1" w:after="100" w:afterAutospacing="1"/>
+      </w:pPr>
+      <w:r>
+        <w:t xml:space="preserve">проверяют наличие регистрации по </w:t>
+      </w:r>
+      <w:proofErr w:type="spellStart"/>
+      <w:r>
+        <w:rPr>
+          <w:rFonts w:ascii="Courier New" w:hAnsi="Courier New" w:cs="Courier New"/>
+          <w:sz w:val="20"/>
+          <w:szCs w:val="20"/>
+        </w:rPr>
+        <w:t>id</w:t>
+      </w:r>
+      <w:proofErr w:type="spellEnd"/>
+      <w:r>
+        <w:t xml:space="preserve">; </w:t>
+      </w:r>
+    </w:p>
+    <w:p>
+      <w:pPr>
+        <w:numPr>
+          <w:ilvl w:val="0"/>
+          <w:numId w:val="6"/>
+        </w:numPr>
+        <w:spacing w:before="100" w:beforeAutospacing="1" w:after="100" w:afterAutospacing="1"/>
+      </w:pPr>
+      <w:r>
+        <w:t xml:space="preserve">удаляют регистрацию; </w:t>
+      </w:r>
+    </w:p>
+    <w:p>
+      <w:pPr>
+        <w:numPr>
+          <w:ilvl w:val="0"/>
+          <w:numId w:val="6"/>
+        </w:numPr>
+        <w:spacing w:before="100" w:beforeAutospacing="1" w:after="100" w:afterAutospacing="1"/>
+      </w:pPr>
+      <w:r>
+        <w:t xml:space="preserve">изменяют количество участников; </w:t>
+      </w:r>
+    </w:p>
+    <w:p>
+      <w:pPr>
+        <w:numPr>
+          <w:ilvl w:val="0"/>
+          <w:numId w:val="6"/>
+        </w:numPr>
+        <w:spacing w:before="100" w:beforeAutospacing="1" w:after="100" w:afterAutospacing="1"/>
+      </w:pPr>
+      <w:r>
+        <w:t xml:space="preserve">изменяют стоимость билета; </w:t>
+      </w:r>
+    </w:p>
+    <w:p>
+      <w:pPr>
+        <w:numPr>
+          <w:ilvl w:val="0"/>
+          <w:numId w:val="6"/>
+        </w:numPr>
+        <w:spacing w:before="100" w:beforeAutospacing="1" w:after="100" w:afterAutospacing="1"/>
+      </w:pPr>
+      <w:r>
+        <w:t xml:space="preserve">возвращают количество зарегистрированных мероприятий; </w:t>
+      </w:r>
+    </w:p>
+    <w:p>
+      <w:pPr>
+        <w:numPr>
+          <w:ilvl w:val="0"/>
+          <w:numId w:val="6"/>
+        </w:numPr>
+        <w:spacing w:before="100" w:beforeAutospacing="1" w:after="100" w:afterAutospacing="1"/>
+      </w:pPr>
+      <w:r>
+        <w:t xml:space="preserve">вычисляют общее количество билетов; </w:t>
+      </w:r>
+    </w:p>
+    <w:p>
+      <w:pPr>
+        <w:numPr>
+          <w:ilvl w:val="0"/>
+          <w:numId w:val="6"/>
+        </w:numPr>
+        <w:spacing w:before="100" w:beforeAutospacing="1" w:after="100" w:afterAutospacing="1"/>
+      </w:pPr>
+      <w:r>
+        <w:t xml:space="preserve">рассчитывают итоговую стоимость всех регистраций. </w:t>
+      </w:r>
+    </w:p>
+    <w:p>
+      <w:pPr>
+        <w:spacing w:before="100" w:beforeAutospacing="1" w:after="100" w:afterAutospacing="1"/>
+      </w:pPr>
+      <w:r>
+        <w:t>При повторном добавлении мероприятия его количество участников должно увеличиваться, а не создаваться новая запись.</w:t>
+      </w:r>
+    </w:p>
+    <w:p>
+      <w:pPr>
+        <w:spacing w:before="100" w:beforeAutospacing="1" w:after="100" w:afterAutospacing="1"/>
+        <w:outlineLvl w:val="2"/>
+        <w:rPr>
+          <w:b/>
+          <w:bCs/>
+          <w:sz w:val="27"/>
+          <w:szCs w:val="27"/>
+        </w:rPr>
+      </w:pPr>
+      <w:r>
+        <w:rPr>
+          <w:b/>
+          <w:bCs/>
+          <w:sz w:val="27"/>
+          <w:szCs w:val="27"/>
+        </w:rPr>
+        <w:t>Задание 4. Преобразование объекта статистики</w:t>
+      </w:r>
+    </w:p>
+    <w:p>
+      <w:pPr>
+        <w:spacing w:before="100" w:beforeAutospacing="1" w:after="100" w:afterAutospacing="1"/>
+      </w:pPr>
+      <w:r>
+        <w:t>Дан объект:</w:t>
+      </w:r>
+    </w:p>
+    <w:p>
+      <w:pPr>
+        <w:tabs>
+          <w:tab w:val="left" w:pos="916"/>
+          <w:tab w:val="left" w:pos="1832"/>
+          <w:tab w:val="left" w:pos="2748"/>
+          <w:tab w:val="left" w:pos="3664"/>
+          <w:tab w:val="left" w:pos="4580"/>
+          <w:tab w:val="left" w:pos="5496"/>
+          <w:tab w:val="left" w:pos="6412"/>
+          <w:tab w:val="left" w:pos="7328"/>
+          <w:tab w:val="left" w:pos="8244"/>
+          <w:tab w:val="left" w:pos="9160"/>
+          <w:tab w:val="left" w:pos="10076"/>
+          <w:tab w:val="left" w:pos="10992"/>
+          <w:tab w:val="left" w:pos="11908"/>
+          <w:tab w:val="left" w:pos="12824"/>
+          <w:tab w:val="left" w:pos="13740"/>
+          <w:tab w:val="left" w:pos="14656"/>
+        </w:tabs>
+        <w:rPr>
+          <w:rFonts w:ascii="Courier New" w:hAnsi="Courier New" w:cs="Courier New"/>
+          <w:sz w:val="20"/>
+          <w:szCs w:val="20"/>
+          <w:lang w:val="en-US"/>
+        </w:rPr>
+      </w:pPr>
+      <w:r>
+        <w:rPr>
+          <w:rFonts w:ascii="Courier New" w:hAnsi="Courier New" w:cs="Courier New"/>
+          <w:sz w:val="20"/>
+          <w:szCs w:val="20"/>
+          <w:lang w:val="en-US"/>
+        </w:rPr>
+        <w:t>const statistics = {</w:t>
+      </w:r>
+    </w:p>
+    <w:p>
+      <w:pPr>
+        <w:tabs>
+          <w:tab w:val="left" w:pos="916"/>
+          <w:tab w:val="left" w:pos="1832"/>
+          <w:tab w:val="left" w:pos="2748"/>
+          <w:tab w:val="left" w:pos="3664"/>
+          <w:tab w:val="left" w:pos="4580"/>
+          <w:tab w:val="left" w:pos="5496"/>
+          <w:tab w:val="left" w:pos="6412"/>
+          <w:tab w:val="left" w:pos="7328"/>
+          <w:tab w:val="left" w:pos="8244"/>
+          <w:tab w:val="left" w:pos="9160"/>
+          <w:tab w:val="left" w:pos="10076"/>
+          <w:tab w:val="left" w:pos="10992"/>
+          <w:tab w:val="left" w:pos="11908"/>
+          <w:tab w:val="left" w:pos="12824"/>
+          <w:tab w:val="left" w:pos="13740"/>
+          <w:tab w:val="left" w:pos="14656"/>
+        </w:tabs>
+        <w:rPr>
+          <w:rFonts w:ascii="Courier New" w:hAnsi="Courier New" w:cs="Courier New"/>
+          <w:sz w:val="20"/>
+          <w:szCs w:val="20"/>
+          <w:lang w:val="en-US"/>
+        </w:rPr>
+      </w:pPr>
+      <w:r>
+        <w:rPr>
+          <w:rFonts w:ascii="Courier New" w:hAnsi="Courier New" w:cs="Courier New"/>
+          <w:sz w:val="20"/>
+          <w:szCs w:val="20"/>
+          <w:lang w:val="en-US"/>
+        </w:rPr>
+        <w:t xml:space="preserve">  education: 12,</w:t>
+      </w:r>
+    </w:p>
+    <w:p>
+      <w:pPr>
+        <w:tabs>
+          <w:tab w:val="left" w:pos="916"/>
+          <w:tab w:val="left" w:pos="1832"/>
+          <w:tab w:val="left" w:pos="2748"/>
+          <w:tab w:val="left" w:pos="3664"/>
+          <w:tab w:val="left" w:pos="4580"/>
+          <w:tab w:val="left" w:pos="5496"/>
+          <w:tab w:val="left" w:pos="6412"/>
+          <w:tab w:val="left" w:pos="7328"/>
+          <w:tab w:val="left" w:pos="8244"/>
+          <w:tab w:val="left" w:pos="9160"/>
+          <w:tab w:val="left" w:pos="10076"/>
+          <w:tab w:val="left" w:pos="10992"/>
+          <w:tab w:val="left" w:pos="11908"/>
+          <w:tab w:val="left" w:pos="12824"/>
+          <w:tab w:val="left" w:pos="13740"/>
+          <w:tab w:val="left" w:pos="14656"/>
+        </w:tabs>
+        <w:rPr>
+          <w:rFonts w:ascii="Courier New" w:hAnsi="Courier New" w:cs="Courier New"/>
+          <w:sz w:val="20"/>
+          <w:szCs w:val="20"/>
+          <w:lang w:val="en-US"/>
+        </w:rPr>
+      </w:pPr>
+      <w:r>
+        <w:rPr>
+          <w:rFonts w:ascii="Courier New" w:hAnsi="Courier New" w:cs="Courier New"/>
+          <w:sz w:val="20"/>
+          <w:szCs w:val="20"/>
+          <w:lang w:val="en-US"/>
+        </w:rPr>
+        <w:t xml:space="preserve">  sport: 8,</w:t>
+      </w:r>
+    </w:p>
+    <w:p>
+      <w:pPr>
+        <w:tabs>
+          <w:tab w:val="left" w:pos="916"/>
+          <w:tab w:val="left" w:pos="1832"/>
+          <w:tab w:val="left" w:pos="2748"/>
+          <w:tab w:val="left" w:pos="3664"/>
+          <w:tab w:val="left" w:pos="4580"/>
+          <w:tab w:val="left" w:pos="5496"/>
+          <w:tab w:val="left" w:pos="6412"/>
+          <w:tab w:val="left" w:pos="7328"/>
+          <w:tab w:val="left" w:pos="8244"/>
+          <w:tab w:val="left" w:pos="9160"/>
+          <w:tab w:val="left" w:pos="10076"/>
+          <w:tab w:val="left" w:pos="10992"/>
+          <w:tab w:val="left" w:pos="11908"/>
+          <w:tab w:val="left" w:pos="12824"/>
+          <w:tab w:val="left" w:pos="13740"/>
+          <w:tab w:val="left" w:pos="14656"/>
+        </w:tabs>
+        <w:rPr>
+          <w:rFonts w:ascii="Courier New" w:hAnsi="Courier New" w:cs="Courier New"/>
+          <w:sz w:val="20"/>
+          <w:szCs w:val="20"/>
+          <w:lang w:val="en-US"/>
+        </w:rPr>
+      </w:pPr>
+      <w:r>
+        <w:rPr>
+          <w:rFonts w:ascii="Courier New" w:hAnsi="Courier New" w:cs="Courier New"/>
+          <w:sz w:val="20"/>
+          <w:szCs w:val="20"/>
+          <w:lang w:val="en-US"/>
+        </w:rPr>
+        <w:t xml:space="preserve">  entertainment: 15,</w:t>
+      </w:r>
+    </w:p>
+    <w:p>
+      <w:pPr>
+        <w:tabs>
+          <w:tab w:val="left" w:pos="916"/>
+          <w:tab w:val="left" w:pos="1832"/>
+          <w:tab w:val="left" w:pos="2748"/>
+          <w:tab w:val="left" w:pos="3664"/>
+          <w:tab w:val="left" w:pos="4580"/>
+          <w:tab w:val="left" w:pos="5496"/>
+          <w:tab w:val="left" w:pos="6412"/>
+          <w:tab w:val="left" w:pos="7328"/>
+          <w:tab w:val="left" w:pos="8244"/>
+          <w:tab w:val="left" w:pos="9160"/>
+          <w:tab w:val="left" w:pos="10076"/>
+          <w:tab w:val="left" w:pos="10992"/>
+          <w:tab w:val="left" w:pos="11908"/>
+          <w:tab w:val="left" w:pos="12824"/>
+          <w:tab w:val="left" w:pos="13740"/>
+          <w:tab w:val="left" w:pos="14656"/>
+        </w:tabs>
+        <w:rPr>
+          <w:rFonts w:ascii="Courier New" w:hAnsi="Courier New" w:cs="Courier New"/>
+          <w:sz w:val="20"/>
+          <w:szCs w:val="20"/>
+        </w:rPr>
+      </w:pPr>
+      <w:r>
+        <w:rPr>
+          <w:rFonts w:ascii="Courier New" w:hAnsi="Courier New" w:cs="Courier New"/>
+          <w:sz w:val="20"/>
+          <w:szCs w:val="20"/>
+        </w:rPr>
+        <w:t>};</w:t>
+      </w:r>
+    </w:p>
+    <w:p>
+      <w:pPr>
+        <w:spacing w:before="100" w:beforeAutospacing="1" w:after="100" w:afterAutospacing="1"/>
+      </w:pPr>
+      <w:r>
+        <w:t>Выполните следующие действия:</w:t>
+      </w:r>
+    </w:p>
+    <w:p>
+      <w:pPr>
+        <w:numPr>
+          <w:ilvl w:val="0"/>
+          <w:numId w:val="7"/>
+        </w:numPr>
+        <w:spacing w:before="100" w:beforeAutospacing="1" w:after="100" w:afterAutospacing="1"/>
+      </w:pPr>
+      <w:r>
+        <w:t xml:space="preserve">получите названия категорий через </w:t>
+      </w:r>
+      <w:proofErr w:type="spellStart"/>
+      <w:r>
+        <w:rPr>
+          <w:rFonts w:ascii="Courier New" w:hAnsi="Courier New" w:cs="Courier New"/>
+          <w:sz w:val="20"/>
+          <w:szCs w:val="20"/>
+        </w:rPr>
+        <w:t>Object.keys</w:t>
+      </w:r>
+      <w:proofErr w:type="spellEnd"/>
+      <w:r>
+        <w:t xml:space="preserve">; </w:t>
+      </w:r>
+    </w:p>
+    <w:p>
+      <w:pPr>
+        <w:numPr>
+          <w:ilvl w:val="0"/>
+          <w:numId w:val="7"/>
+        </w:numPr>
+        <w:spacing w:before="100" w:beforeAutospacing="1" w:after="100" w:afterAutospacing="1"/>
+      </w:pPr>
+      <w:r>
+        <w:t xml:space="preserve">получите количество мероприятий через </w:t>
+      </w:r>
+      <w:proofErr w:type="spellStart"/>
+      <w:r>
+        <w:rPr>
+          <w:rFonts w:ascii="Courier New" w:hAnsi="Courier New" w:cs="Courier New"/>
+          <w:sz w:val="20"/>
+          <w:szCs w:val="20"/>
+        </w:rPr>
+        <w:t>Object.values</w:t>
+      </w:r>
+      <w:proofErr w:type="spellEnd"/>
+      <w:r>
+        <w:t xml:space="preserve">; </w:t>
+      </w:r>
+    </w:p>
+    <w:p>
+      <w:pPr>
+        <w:numPr>
+          <w:ilvl w:val="0"/>
+          <w:numId w:val="7"/>
+        </w:numPr>
+        <w:spacing w:before="100" w:beforeAutospacing="1" w:after="100" w:afterAutospacing="1"/>
+      </w:pPr>
+      <w:r>
+        <w:t xml:space="preserve">сформируйте строки вида </w:t>
+      </w:r>
+      <w:r>
+        <w:rPr>
+          <w:rFonts w:ascii="Courier New" w:hAnsi="Courier New" w:cs="Courier New"/>
+          <w:sz w:val="20"/>
+          <w:szCs w:val="20"/>
+        </w:rPr>
+        <w:t>Образование: 12</w:t>
+      </w:r>
+      <w:r>
+        <w:t xml:space="preserve"> через </w:t>
+      </w:r>
+      <w:proofErr w:type="spellStart"/>
+      <w:r>
+        <w:rPr>
+          <w:rFonts w:ascii="Courier New" w:hAnsi="Courier New" w:cs="Courier New"/>
+          <w:sz w:val="20"/>
+          <w:szCs w:val="20"/>
+        </w:rPr>
+        <w:t>Object.entries</w:t>
+      </w:r>
+      <w:proofErr w:type="spellEnd"/>
+      <w:r>
+        <w:t xml:space="preserve">; </w:t>
+      </w:r>
+    </w:p>
+    <w:p>
+      <w:pPr>
+        <w:numPr>
+          <w:ilvl w:val="0"/>
+          <w:numId w:val="7"/>
+        </w:numPr>
+        <w:spacing w:before="100" w:beforeAutospacing="1" w:after="100" w:afterAutospacing="1"/>
+      </w:pPr>
+      <w:r>
+        <w:t xml:space="preserve">найдите общее количество мероприятий; </w:t>
+      </w:r>
+    </w:p>
+    <w:p>
+      <w:pPr>
+        <w:numPr>
+          <w:ilvl w:val="0"/>
+          <w:numId w:val="7"/>
+        </w:numPr>
+        <w:spacing w:before="100" w:beforeAutospacing="1" w:after="100" w:afterAutospacing="1"/>
+      </w:pPr>
+      <w:r>
+        <w:t xml:space="preserve">создайте новый объект, содержащий только категории, в которых больше 10 мероприятий. </w:t>
+      </w:r>
+    </w:p>
+    <w:p>
+      <w:pPr>
+        <w:spacing w:before="100" w:beforeAutospacing="1" w:after="100" w:afterAutospacing="1"/>
+        <w:outlineLvl w:val="2"/>
+        <w:rPr>
+          <w:b/>
+          <w:bCs/>
+          <w:sz w:val="27"/>
+          <w:szCs w:val="27"/>
+        </w:rPr>
+      </w:pPr>
+      <w:r>
+        <w:rPr>
+          <w:b/>
+          <w:bCs/>
+          <w:sz w:val="27"/>
+          <w:szCs w:val="27"/>
+        </w:rPr>
+        <w:t>Задание 5. Кеширование расчётов</w:t>
+      </w:r>
+    </w:p>
+    <w:p>
+      <w:pPr>
+        <w:spacing w:before="100" w:beforeAutospacing="1" w:after="100" w:afterAutospacing="1"/>
+      </w:pPr>
+      <w:r>
+        <w:t xml:space="preserve">Создайте функцию </w:t>
+      </w:r>
+      <w:proofErr w:type="spellStart"/>
+      <w:r>
+        <w:rPr>
+          <w:rFonts w:ascii="Courier New" w:hAnsi="Courier New" w:cs="Courier New"/>
+          <w:sz w:val="20"/>
+          <w:szCs w:val="20"/>
+        </w:rPr>
+        <w:t>getEventStatistics</w:t>
+      </w:r>
+      <w:proofErr w:type="spellEnd"/>
+      <w:r>
+        <w:rPr>
+          <w:rFonts w:ascii="Courier New" w:hAnsi="Courier New" w:cs="Courier New"/>
+          <w:sz w:val="20"/>
+          <w:szCs w:val="20"/>
+        </w:rPr>
+        <w:t>(</w:t>
+      </w:r>
+      <w:proofErr w:type="spellStart"/>
+      <w:r>
+        <w:rPr>
+          <w:rFonts w:ascii="Courier New" w:hAnsi="Courier New" w:cs="Courier New"/>
+          <w:sz w:val="20"/>
+          <w:szCs w:val="20"/>
+        </w:rPr>
+        <w:t>event</w:t>
+      </w:r>
+      <w:proofErr w:type="spellEnd"/>
+      <w:r>
+        <w:rPr>
+          <w:rFonts w:ascii="Courier New" w:hAnsi="Courier New" w:cs="Courier New"/>
+          <w:sz w:val="20"/>
+          <w:szCs w:val="20"/>
+        </w:rPr>
+        <w:t>)</w:t>
+      </w:r>
+      <w:r>
+        <w:t>, принимающую объект мероприятия и возвращающую результат расчёта:</w:t>
+      </w:r>
+    </w:p>
+    <w:p>
+      <w:pPr>
+        <w:tabs>
+          <w:tab w:val="left" w:pos="916"/>
+          <w:tab w:val="left" w:pos="1832"/>
+          <w:tab w:val="left" w:pos="2748"/>
+          <w:tab w:val="left" w:pos="3664"/>
+          <w:tab w:val="left" w:pos="4580"/>
+          <w:tab w:val="left" w:pos="5496"/>
+          <w:tab w:val="left" w:pos="6412"/>
+          <w:tab w:val="left" w:pos="7328"/>
+          <w:tab w:val="left" w:pos="8244"/>
+          <w:tab w:val="left" w:pos="9160"/>
+          <w:tab w:val="left" w:pos="10076"/>
+          <w:tab w:val="left" w:pos="10992"/>
+          <w:tab w:val="left" w:pos="11908"/>
+          <w:tab w:val="left" w:pos="12824"/>
+          <w:tab w:val="left" w:pos="13740"/>
+          <w:tab w:val="left" w:pos="14656"/>
+        </w:tabs>
+        <w:rPr>
+          <w:rFonts w:ascii="Courier New" w:hAnsi="Courier New" w:cs="Courier New"/>
+          <w:sz w:val="20"/>
+          <w:szCs w:val="20"/>
+        </w:rPr>
+      </w:pPr>
+      <w:r>
+        <w:rPr>
+          <w:rFonts w:ascii="Courier New" w:hAnsi="Courier New" w:cs="Courier New"/>
+          <w:sz w:val="20"/>
+          <w:szCs w:val="20"/>
+        </w:rPr>
+        <w:t>{</w:t>
+      </w:r>
+    </w:p>
+    <w:p>
+      <w:pPr>
+        <w:tabs>
+          <w:tab w:val="left" w:pos="916"/>
+          <w:tab w:val="left" w:pos="1832"/>
+          <w:tab w:val="left" w:pos="2748"/>
+          <w:tab w:val="left" w:pos="3664"/>
+          <w:tab w:val="left" w:pos="4580"/>
+          <w:tab w:val="left" w:pos="5496"/>
+          <w:tab w:val="left" w:pos="6412"/>
+          <w:tab w:val="left" w:pos="7328"/>
+          <w:tab w:val="left" w:pos="8244"/>
+          <w:tab w:val="left" w:pos="9160"/>
+          <w:tab w:val="left" w:pos="10076"/>
+          <w:tab w:val="left" w:pos="10992"/>
+          <w:tab w:val="left" w:pos="11908"/>
+          <w:tab w:val="left" w:pos="12824"/>
+          <w:tab w:val="left" w:pos="13740"/>
+          <w:tab w:val="left" w:pos="14656"/>
+        </w:tabs>
+        <w:rPr>
+          <w:rFonts w:ascii="Courier New" w:hAnsi="Courier New" w:cs="Courier New"/>
+          <w:sz w:val="20"/>
+          <w:szCs w:val="20"/>
+        </w:rPr>
+      </w:pPr>
+      <w:r>
+        <w:rPr>
+          <w:rFonts w:ascii="Courier New" w:hAnsi="Courier New" w:cs="Courier New"/>
+          <w:sz w:val="20"/>
+          <w:szCs w:val="20"/>
+        </w:rPr>
+        <w:t xml:space="preserve">  </w:t>
+      </w:r>
+      <w:proofErr w:type="spellStart"/>
+      <w:r>
+        <w:rPr>
+          <w:rFonts w:ascii="Courier New" w:hAnsi="Courier New" w:cs="Courier New"/>
+          <w:sz w:val="20"/>
+          <w:szCs w:val="20"/>
+        </w:rPr>
+        <w:t>availablePlaces</w:t>
+      </w:r>
+      <w:proofErr w:type="spellEnd"/>
+      <w:r>
+        <w:rPr>
+          <w:rFonts w:ascii="Courier New" w:hAnsi="Courier New" w:cs="Courier New"/>
+          <w:sz w:val="20"/>
+          <w:szCs w:val="20"/>
+        </w:rPr>
+        <w:t>: 16,</w:t>
+      </w:r>
+    </w:p>
+    <w:p>
+      <w:pPr>
+        <w:tabs>
+          <w:tab w:val="left" w:pos="916"/>
+          <w:tab w:val="left" w:pos="1832"/>
+          <w:tab w:val="left" w:pos="2748"/>
+          <w:tab w:val="left" w:pos="3664"/>
+          <w:tab w:val="left" w:pos="4580"/>
+          <w:tab w:val="left" w:pos="5496"/>
+          <w:tab w:val="left" w:pos="6412"/>
+          <w:tab w:val="left" w:pos="7328"/>
+          <w:tab w:val="left" w:pos="8244"/>
+          <w:tab w:val="left" w:pos="9160"/>
+          <w:tab w:val="left" w:pos="10076"/>
+          <w:tab w:val="left" w:pos="10992"/>
+          <w:tab w:val="left" w:pos="11908"/>
+          <w:tab w:val="left" w:pos="12824"/>
+          <w:tab w:val="left" w:pos="13740"/>
+          <w:tab w:val="left" w:pos="14656"/>
+        </w:tabs>
+        <w:rPr>
+          <w:rFonts w:ascii="Courier New" w:hAnsi="Courier New" w:cs="Courier New"/>
+          <w:sz w:val="20"/>
+          <w:szCs w:val="20"/>
+        </w:rPr>
+      </w:pPr>
+      <w:r>
+        <w:rPr>
+          <w:rFonts w:ascii="Courier New" w:hAnsi="Courier New" w:cs="Courier New"/>
+          <w:sz w:val="20"/>
+          <w:szCs w:val="20"/>
+        </w:rPr>
+        <w:t xml:space="preserve">  </w:t>
+      </w:r>
+      <w:proofErr w:type="spellStart"/>
+      <w:r>
+        <w:rPr>
+          <w:rFonts w:ascii="Courier New" w:hAnsi="Courier New" w:cs="Courier New"/>
+          <w:sz w:val="20"/>
+          <w:szCs w:val="20"/>
+        </w:rPr>
+        <w:t>occupancyPercent</w:t>
+      </w:r>
+      <w:proofErr w:type="spellEnd"/>
+      <w:r>
+        <w:rPr>
+          <w:rFonts w:ascii="Courier New" w:hAnsi="Courier New" w:cs="Courier New"/>
+          <w:sz w:val="20"/>
+          <w:szCs w:val="20"/>
+        </w:rPr>
+        <w:t>: 60,</w:t>
+      </w:r>
+    </w:p>
+    <w:p>
+      <w:pPr>
+        <w:tabs>
+          <w:tab w:val="left" w:pos="916"/>
+          <w:tab w:val="left" w:pos="1832"/>
+          <w:tab w:val="left" w:pos="2748"/>
+          <w:tab w:val="left" w:pos="3664"/>
+          <w:tab w:val="left" w:pos="4580"/>
+          <w:tab w:val="left" w:pos="5496"/>
+          <w:tab w:val="left" w:pos="6412"/>
+          <w:tab w:val="left" w:pos="7328"/>
+          <w:tab w:val="left" w:pos="8244"/>
+          <w:tab w:val="left" w:pos="9160"/>
+          <w:tab w:val="left" w:pos="10076"/>
+          <w:tab w:val="left" w:pos="10992"/>
+          <w:tab w:val="left" w:pos="11908"/>
+          <w:tab w:val="left" w:pos="12824"/>
+          <w:tab w:val="left" w:pos="13740"/>
+          <w:tab w:val="left" w:pos="14656"/>
+        </w:tabs>
+        <w:rPr>
+          <w:rFonts w:ascii="Courier New" w:hAnsi="Courier New" w:cs="Courier New"/>
+          <w:sz w:val="20"/>
+          <w:szCs w:val="20"/>
+        </w:rPr>
+      </w:pPr>
+      <w:r>
+        <w:rPr>
+          <w:rFonts w:ascii="Courier New" w:hAnsi="Courier New" w:cs="Courier New"/>
+          <w:sz w:val="20"/>
+          <w:szCs w:val="20"/>
+        </w:rPr>
+        <w:t>}</w:t>
+      </w:r>
+    </w:p>
+    <w:p>
+      <w:pPr>
+        <w:spacing w:before="100" w:beforeAutospacing="1" w:after="100" w:afterAutospacing="1"/>
+      </w:pPr>
+      <w:r>
+        <w:t xml:space="preserve">Для кеширования результата используйте </w:t>
+      </w:r>
+      <w:proofErr w:type="spellStart"/>
+      <w:r>
+        <w:rPr>
+          <w:rFonts w:ascii="Courier New" w:hAnsi="Courier New" w:cs="Courier New"/>
+          <w:sz w:val="20"/>
+          <w:szCs w:val="20"/>
+        </w:rPr>
+        <w:t>WeakMap</w:t>
+      </w:r>
+      <w:proofErr w:type="spellEnd"/>
+      <w:r>
+        <w:t>.</w:t>
+      </w:r>
+    </w:p>
+    <w:p>
+      <w:pPr>
+        <w:spacing w:before="100" w:beforeAutospacing="1" w:after="100" w:afterAutospacing="1"/>
+      </w:pPr>
+      <w:r>
+        <w:t>При первом вызове функция должна выполнить расчёты и сохранить результат:</w:t>
+      </w:r>
+    </w:p>
+    <w:p>
+      <w:pPr>
+        <w:tabs>
+          <w:tab w:val="left" w:pos="916"/>
+          <w:tab w:val="left" w:pos="1832"/>
+          <w:tab w:val="left" w:pos="2748"/>
+          <w:tab w:val="left" w:pos="3664"/>
+          <w:tab w:val="left" w:pos="4580"/>
+          <w:tab w:val="left" w:pos="5496"/>
+          <w:tab w:val="left" w:pos="6412"/>
+          <w:tab w:val="left" w:pos="7328"/>
+          <w:tab w:val="left" w:pos="8244"/>
+          <w:tab w:val="left" w:pos="9160"/>
+          <w:tab w:val="left" w:pos="10076"/>
+          <w:tab w:val="left" w:pos="10992"/>
+          <w:tab w:val="left" w:pos="11908"/>
+          <w:tab w:val="left" w:pos="12824"/>
+          <w:tab w:val="left" w:pos="13740"/>
+          <w:tab w:val="left" w:pos="14656"/>
+        </w:tabs>
+        <w:rPr>
+          <w:rFonts w:ascii="Courier New" w:hAnsi="Courier New" w:cs="Courier New"/>
+          <w:sz w:val="20"/>
+          <w:szCs w:val="20"/>
+        </w:rPr>
+      </w:pPr>
+      <w:proofErr w:type="spellStart"/>
+      <w:r>
+        <w:rPr>
+          <w:rFonts w:ascii="Courier New" w:hAnsi="Courier New" w:cs="Courier New"/>
+          <w:sz w:val="20"/>
+          <w:szCs w:val="20"/>
+        </w:rPr>
+        <w:t>const</w:t>
+      </w:r>
+      <w:proofErr w:type="spellEnd"/>
+      <w:r>
+        <w:rPr>
+          <w:rFonts w:ascii="Courier New" w:hAnsi="Courier New" w:cs="Courier New"/>
+          <w:sz w:val="20"/>
+          <w:szCs w:val="20"/>
+        </w:rPr>
+        <w:t xml:space="preserve"> </w:t>
+      </w:r>
+      <w:proofErr w:type="spellStart"/>
+      <w:r>
+        <w:rPr>
+          <w:rFonts w:ascii="Courier New" w:hAnsi="Courier New" w:cs="Courier New"/>
+          <w:sz w:val="20"/>
+          <w:szCs w:val="20"/>
+        </w:rPr>
+        <w:t>cache</w:t>
+      </w:r>
+      <w:proofErr w:type="spellEnd"/>
+      <w:r>
+        <w:rPr>
+          <w:rFonts w:ascii="Courier New" w:hAnsi="Courier New" w:cs="Courier New"/>
+          <w:sz w:val="20"/>
+          <w:szCs w:val="20"/>
+        </w:rPr>
+        <w:t xml:space="preserve"> = </w:t>
+      </w:r>
+      <w:proofErr w:type="spellStart"/>
+      <w:r>
+        <w:rPr>
+          <w:rFonts w:ascii="Courier New" w:hAnsi="Courier New" w:cs="Courier New"/>
+          <w:sz w:val="20"/>
+          <w:szCs w:val="20"/>
+        </w:rPr>
+        <w:t>new</w:t>
+      </w:r>
+      <w:proofErr w:type="spellEnd"/>
+      <w:r>
+        <w:rPr>
+          <w:rFonts w:ascii="Courier New" w:hAnsi="Courier New" w:cs="Courier New"/>
+          <w:sz w:val="20"/>
+          <w:szCs w:val="20"/>
+        </w:rPr>
+        <w:t xml:space="preserve"> </w:t>
+      </w:r>
+      <w:proofErr w:type="spellStart"/>
+      <w:proofErr w:type="gramStart"/>
+      <w:r>
+        <w:rPr>
+          <w:rFonts w:ascii="Courier New" w:hAnsi="Courier New" w:cs="Courier New"/>
+          <w:sz w:val="20"/>
+          <w:szCs w:val="20"/>
+        </w:rPr>
+        <w:t>WeakMap</w:t>
+      </w:r>
+      <w:proofErr w:type="spellEnd"/>
+      <w:r>
+        <w:rPr>
+          <w:rFonts w:ascii="Courier New" w:hAnsi="Courier New" w:cs="Courier New"/>
+          <w:sz w:val="20"/>
+          <w:szCs w:val="20"/>
+        </w:rPr>
+        <w:t>(</w:t>
+      </w:r>
+      <w:proofErr w:type="gramEnd"/>
+      <w:r>
+        <w:rPr>
+          <w:rFonts w:ascii="Courier New" w:hAnsi="Courier New" w:cs="Courier New"/>
+          <w:sz w:val="20"/>
+          <w:szCs w:val="20"/>
+        </w:rPr>
+        <w:t>);</w:t>
+      </w:r>
+    </w:p>
+    <w:p>
+      <w:pPr>
+        <w:spacing w:before="100" w:beforeAutospacing="1" w:after="100" w:afterAutospacing="1"/>
+      </w:pPr>
+      <w:r>
+        <w:lastRenderedPageBreak/>
+        <w:t>При повторной передаче того же объекта результат должен возвращаться из кеша.</w:t>
+      </w:r>
+    </w:p>
+    <w:p>
+      <w:pPr>
+        <w:spacing w:before="100" w:beforeAutospacing="1" w:after="100" w:afterAutospacing="1"/>
+      </w:pPr>
+      <w:r>
+        <w:t>Для проверки можно выводить сообщение:</w:t>
+      </w:r>
+    </w:p>
+    <w:p>
+      <w:pPr>
+        <w:tabs>
+          <w:tab w:val="left" w:pos="916"/>
+          <w:tab w:val="left" w:pos="1832"/>
+          <w:tab w:val="left" w:pos="2748"/>
+          <w:tab w:val="left" w:pos="3664"/>
+          <w:tab w:val="left" w:pos="4580"/>
+          <w:tab w:val="left" w:pos="5496"/>
+          <w:tab w:val="left" w:pos="6412"/>
+          <w:tab w:val="left" w:pos="7328"/>
+          <w:tab w:val="left" w:pos="8244"/>
+          <w:tab w:val="left" w:pos="9160"/>
+          <w:tab w:val="left" w:pos="10076"/>
+          <w:tab w:val="left" w:pos="10992"/>
+          <w:tab w:val="left" w:pos="11908"/>
+          <w:tab w:val="left" w:pos="12824"/>
+          <w:tab w:val="left" w:pos="13740"/>
+          <w:tab w:val="left" w:pos="14656"/>
+        </w:tabs>
+        <w:rPr>
+          <w:rFonts w:ascii="Courier New" w:hAnsi="Courier New" w:cs="Courier New"/>
+          <w:sz w:val="20"/>
+          <w:szCs w:val="20"/>
+        </w:rPr>
+      </w:pPr>
+      <w:proofErr w:type="gramStart"/>
+      <w:r>
+        <w:rPr>
+          <w:rFonts w:ascii="Courier New" w:hAnsi="Courier New" w:cs="Courier New"/>
+          <w:sz w:val="20"/>
+          <w:szCs w:val="20"/>
+        </w:rPr>
+        <w:t>console.log(</w:t>
+      </w:r>
+      <w:proofErr w:type="gramEnd"/>
+      <w:r>
+        <w:rPr>
+          <w:rFonts w:ascii="Courier New" w:hAnsi="Courier New" w:cs="Courier New"/>
+          <w:sz w:val="20"/>
+          <w:szCs w:val="20"/>
+        </w:rPr>
+        <w:t>'Выполняется расчёт');</w:t>
+      </w:r>
+    </w:p>
+    <w:p>
+      <w:pPr>
+        <w:spacing w:before="100" w:beforeAutospacing="1" w:after="100" w:afterAutospacing="1"/>
+      </w:pPr>
+      <w:r>
+        <w:t>или:</w:t>
+      </w:r>
+    </w:p>
+    <w:p>
+      <w:pPr>
+        <w:tabs>
+          <w:tab w:val="left" w:pos="916"/>
+          <w:tab w:val="left" w:pos="1832"/>
+          <w:tab w:val="left" w:pos="2748"/>
+          <w:tab w:val="left" w:pos="3664"/>
+          <w:tab w:val="left" w:pos="4580"/>
+          <w:tab w:val="left" w:pos="5496"/>
+          <w:tab w:val="left" w:pos="6412"/>
+          <w:tab w:val="left" w:pos="7328"/>
+          <w:tab w:val="left" w:pos="8244"/>
+          <w:tab w:val="left" w:pos="9160"/>
+          <w:tab w:val="left" w:pos="10076"/>
+          <w:tab w:val="left" w:pos="10992"/>
+          <w:tab w:val="left" w:pos="11908"/>
+          <w:tab w:val="left" w:pos="12824"/>
+          <w:tab w:val="left" w:pos="13740"/>
+          <w:tab w:val="left" w:pos="14656"/>
+        </w:tabs>
+        <w:rPr>
+          <w:rFonts w:ascii="Courier New" w:hAnsi="Courier New" w:cs="Courier New"/>
+          <w:sz w:val="20"/>
+          <w:szCs w:val="20"/>
+        </w:rPr>
+      </w:pPr>
+      <w:proofErr w:type="gramStart"/>
+      <w:r>
+        <w:rPr>
+          <w:rFonts w:ascii="Courier New" w:hAnsi="Courier New" w:cs="Courier New"/>
+          <w:sz w:val="20"/>
+          <w:szCs w:val="20"/>
+        </w:rPr>
+        <w:t>console.log(</w:t>
+      </w:r>
+      <w:proofErr w:type="gramEnd"/>
+      <w:r>
+        <w:rPr>
+          <w:rFonts w:ascii="Courier New" w:hAnsi="Courier New" w:cs="Courier New"/>
+          <w:sz w:val="20"/>
+          <w:szCs w:val="20"/>
+        </w:rPr>
+        <w:t>'Результат получен из кеша');</w:t>
+      </w:r>
+    </w:p>
+    <w:p>
+      <w:pPr>
+        <w:spacing w:before="100" w:beforeAutospacing="1" w:after="100" w:afterAutospacing="1"/>
+      </w:pPr>
+      <w:r>
+        <w:t>Важно показать разницу между тем же объектом и новым объектом с одинаковыми свойствами:</w:t>
+      </w:r>
+    </w:p>
+    <w:p>
+      <w:pPr>
+        <w:tabs>
+          <w:tab w:val="left" w:pos="916"/>
+          <w:tab w:val="left" w:pos="1832"/>
+          <w:tab w:val="left" w:pos="2748"/>
+          <w:tab w:val="left" w:pos="3664"/>
+          <w:tab w:val="left" w:pos="4580"/>
+          <w:tab w:val="left" w:pos="5496"/>
+          <w:tab w:val="left" w:pos="6412"/>
+          <w:tab w:val="left" w:pos="7328"/>
+          <w:tab w:val="left" w:pos="8244"/>
+          <w:tab w:val="left" w:pos="9160"/>
+          <w:tab w:val="left" w:pos="10076"/>
+          <w:tab w:val="left" w:pos="10992"/>
+          <w:tab w:val="left" w:pos="11908"/>
+          <w:tab w:val="left" w:pos="12824"/>
+          <w:tab w:val="left" w:pos="13740"/>
+          <w:tab w:val="left" w:pos="14656"/>
+        </w:tabs>
+        <w:rPr>
+          <w:rFonts w:ascii="Courier New" w:hAnsi="Courier New" w:cs="Courier New"/>
+          <w:sz w:val="20"/>
+          <w:szCs w:val="20"/>
+          <w:lang w:val="en-US"/>
+        </w:rPr>
+      </w:pPr>
+      <w:proofErr w:type="spellStart"/>
+      <w:r>
+        <w:rPr>
+          <w:rFonts w:ascii="Courier New" w:hAnsi="Courier New" w:cs="Courier New"/>
+          <w:sz w:val="20"/>
+          <w:szCs w:val="20"/>
+          <w:lang w:val="en-US"/>
+        </w:rPr>
+        <w:t>getEventStatistics</w:t>
+      </w:r>
+      <w:proofErr w:type="spellEnd"/>
+      <w:r>
+        <w:rPr>
+          <w:rFonts w:ascii="Courier New" w:hAnsi="Courier New" w:cs="Courier New"/>
+          <w:sz w:val="20"/>
+          <w:szCs w:val="20"/>
+          <w:lang w:val="en-US"/>
+        </w:rPr>
+        <w:t>(event);</w:t>
+      </w:r>
+    </w:p>
+    <w:p>
+      <w:pPr>
+        <w:tabs>
+          <w:tab w:val="left" w:pos="916"/>
+          <w:tab w:val="left" w:pos="1832"/>
+          <w:tab w:val="left" w:pos="2748"/>
+          <w:tab w:val="left" w:pos="3664"/>
+          <w:tab w:val="left" w:pos="4580"/>
+          <w:tab w:val="left" w:pos="5496"/>
+          <w:tab w:val="left" w:pos="6412"/>
+          <w:tab w:val="left" w:pos="7328"/>
+          <w:tab w:val="left" w:pos="8244"/>
+          <w:tab w:val="left" w:pos="9160"/>
+          <w:tab w:val="left" w:pos="10076"/>
+          <w:tab w:val="left" w:pos="10992"/>
+          <w:tab w:val="left" w:pos="11908"/>
+          <w:tab w:val="left" w:pos="12824"/>
+          <w:tab w:val="left" w:pos="13740"/>
+          <w:tab w:val="left" w:pos="14656"/>
+        </w:tabs>
+        <w:rPr>
+          <w:rFonts w:ascii="Courier New" w:hAnsi="Courier New" w:cs="Courier New"/>
+          <w:sz w:val="20"/>
+          <w:szCs w:val="20"/>
+          <w:lang w:val="en-US"/>
+        </w:rPr>
+      </w:pPr>
+      <w:proofErr w:type="spellStart"/>
+      <w:r>
+        <w:rPr>
+          <w:rFonts w:ascii="Courier New" w:hAnsi="Courier New" w:cs="Courier New"/>
+          <w:sz w:val="20"/>
+          <w:szCs w:val="20"/>
+          <w:lang w:val="en-US"/>
+        </w:rPr>
+        <w:t>getEventStatistics</w:t>
+      </w:r>
+      <w:proofErr w:type="spellEnd"/>
+      <w:r>
+        <w:rPr>
+          <w:rFonts w:ascii="Courier New" w:hAnsi="Courier New" w:cs="Courier New"/>
+          <w:sz w:val="20"/>
+          <w:szCs w:val="20"/>
+          <w:lang w:val="en-US"/>
+        </w:rPr>
+        <w:t xml:space="preserve">(event); // </w:t>
+      </w:r>
+      <w:r>
+        <w:rPr>
+          <w:rFonts w:ascii="Courier New" w:hAnsi="Courier New" w:cs="Courier New"/>
+          <w:sz w:val="20"/>
+          <w:szCs w:val="20"/>
+        </w:rPr>
+        <w:t>результат</w:t>
+      </w:r>
+      <w:r>
+        <w:rPr>
+          <w:rFonts w:ascii="Courier New" w:hAnsi="Courier New" w:cs="Courier New"/>
+          <w:sz w:val="20"/>
+          <w:szCs w:val="20"/>
+          <w:lang w:val="en-US"/>
+        </w:rPr>
+        <w:t xml:space="preserve"> </w:t>
+      </w:r>
+      <w:r>
+        <w:rPr>
+          <w:rFonts w:ascii="Courier New" w:hAnsi="Courier New" w:cs="Courier New"/>
+          <w:sz w:val="20"/>
+          <w:szCs w:val="20"/>
+        </w:rPr>
+        <w:t>из</w:t>
+      </w:r>
+      <w:r>
+        <w:rPr>
+          <w:rFonts w:ascii="Courier New" w:hAnsi="Courier New" w:cs="Courier New"/>
+          <w:sz w:val="20"/>
+          <w:szCs w:val="20"/>
+          <w:lang w:val="en-US"/>
+        </w:rPr>
+        <w:t xml:space="preserve"> </w:t>
+      </w:r>
+      <w:r>
+        <w:rPr>
+          <w:rFonts w:ascii="Courier New" w:hAnsi="Courier New" w:cs="Courier New"/>
+          <w:sz w:val="20"/>
+          <w:szCs w:val="20"/>
+        </w:rPr>
+        <w:t>кеша</w:t>
+      </w:r>
+    </w:p>
+    <w:p>
+      <w:pPr>
+        <w:tabs>
+          <w:tab w:val="left" w:pos="916"/>
+          <w:tab w:val="left" w:pos="1832"/>
+          <w:tab w:val="left" w:pos="2748"/>
+          <w:tab w:val="left" w:pos="3664"/>
+          <w:tab w:val="left" w:pos="4580"/>
+          <w:tab w:val="left" w:pos="5496"/>
+          <w:tab w:val="left" w:pos="6412"/>
+          <w:tab w:val="left" w:pos="7328"/>
+          <w:tab w:val="left" w:pos="8244"/>
+          <w:tab w:val="left" w:pos="9160"/>
+          <w:tab w:val="left" w:pos="10076"/>
+          <w:tab w:val="left" w:pos="10992"/>
+          <w:tab w:val="left" w:pos="11908"/>
+          <w:tab w:val="left" w:pos="12824"/>
+          <w:tab w:val="left" w:pos="13740"/>
+          <w:tab w:val="left" w:pos="14656"/>
+        </w:tabs>
+        <w:rPr>
+          <w:rFonts w:ascii="Courier New" w:hAnsi="Courier New" w:cs="Courier New"/>
+          <w:sz w:val="20"/>
+          <w:szCs w:val="20"/>
+          <w:lang w:val="en-US"/>
+        </w:rPr>
+      </w:pPr>
+    </w:p>
+    <w:p>
+      <w:pPr>
+        <w:tabs>
+          <w:tab w:val="left" w:pos="916"/>
+          <w:tab w:val="left" w:pos="1832"/>
+          <w:tab w:val="left" w:pos="2748"/>
+          <w:tab w:val="left" w:pos="3664"/>
+          <w:tab w:val="left" w:pos="4580"/>
+          <w:tab w:val="left" w:pos="5496"/>
+          <w:tab w:val="left" w:pos="6412"/>
+          <w:tab w:val="left" w:pos="7328"/>
+          <w:tab w:val="left" w:pos="8244"/>
+          <w:tab w:val="left" w:pos="9160"/>
+          <w:tab w:val="left" w:pos="10076"/>
+          <w:tab w:val="left" w:pos="10992"/>
+          <w:tab w:val="left" w:pos="11908"/>
+          <w:tab w:val="left" w:pos="12824"/>
+          <w:tab w:val="left" w:pos="13740"/>
+          <w:tab w:val="left" w:pos="14656"/>
+        </w:tabs>
+        <w:rPr>
+          <w:rFonts w:ascii="Courier New" w:hAnsi="Courier New" w:cs="Courier New"/>
+          <w:sz w:val="20"/>
+          <w:szCs w:val="20"/>
+        </w:rPr>
+      </w:pPr>
+      <w:proofErr w:type="spellStart"/>
+      <w:proofErr w:type="gramStart"/>
+      <w:r>
+        <w:rPr>
+          <w:rFonts w:ascii="Courier New" w:hAnsi="Courier New" w:cs="Courier New"/>
+          <w:sz w:val="20"/>
+          <w:szCs w:val="20"/>
+        </w:rPr>
+        <w:t>getEventStatistics</w:t>
+      </w:r>
+      <w:proofErr w:type="spellEnd"/>
+      <w:r>
+        <w:rPr>
+          <w:rFonts w:ascii="Courier New" w:hAnsi="Courier New" w:cs="Courier New"/>
+          <w:sz w:val="20"/>
+          <w:szCs w:val="20"/>
+        </w:rPr>
+        <w:t>({ ...</w:t>
+      </w:r>
+      <w:proofErr w:type="spellStart"/>
+      <w:r>
+        <w:rPr>
+          <w:rFonts w:ascii="Courier New" w:hAnsi="Courier New" w:cs="Courier New"/>
+          <w:sz w:val="20"/>
+          <w:szCs w:val="20"/>
+        </w:rPr>
+        <w:t>event</w:t>
+      </w:r>
+      <w:proofErr w:type="spellEnd"/>
+      <w:r>
+        <w:rPr>
+          <w:rFonts w:ascii="Courier New" w:hAnsi="Courier New" w:cs="Courier New"/>
+          <w:sz w:val="20"/>
+          <w:szCs w:val="20"/>
+        </w:rPr>
+        <w:t xml:space="preserve"> }</w:t>
+      </w:r>
+      <w:proofErr w:type="gramEnd"/>
+      <w:r>
+        <w:rPr>
+          <w:rFonts w:ascii="Courier New" w:hAnsi="Courier New" w:cs="Courier New"/>
+          <w:sz w:val="20"/>
+          <w:szCs w:val="20"/>
+        </w:rPr>
+        <w:t>); // новый расчёт</w:t>
+      </w:r>
+    </w:p>
+    <w:p>
+      <w:pPr>
         <w:ind w:firstLine="709"/>
         <w:jc w:val="both"/>
         <w:rPr>
-          <w:rFonts w:ascii="Times New Roman" w:hAnsi="Times New Roman" w:cs="Times New Roman"/>
           <w:b/>
           <w:sz w:val="28"/>
           <w:szCs w:val="28"/>
         </w:rPr>
       </w:pPr>
-      <w:r>
-        <w:rPr>
-          <w:rFonts w:ascii="Times New Roman" w:hAnsi="Times New Roman" w:cs="Times New Roman"/>
+    </w:p>
+    <w:p>
+      <w:pPr>
+        <w:ind w:firstLine="709"/>
+        <w:jc w:val="both"/>
+        <w:rPr>
           <w:b/>
           <w:sz w:val="28"/>
           <w:szCs w:val="28"/>
-        </w:rPr>
-        <w:t>Зада</w:t>
-      </w:r>
-      <w:r>
-        <w:rPr>
-          <w:rFonts w:ascii="Times New Roman" w:hAnsi="Times New Roman" w:cs="Times New Roman"/>
+          <w:lang w:val="en-US"/>
+        </w:rPr>
+      </w:pPr>
+    </w:p>
+    <w:p>
+      <w:pPr>
+        <w:spacing w:before="100" w:beforeAutospacing="1" w:after="100" w:afterAutospacing="1"/>
+        <w:outlineLvl w:val="1"/>
+        <w:rPr>
           <w:b/>
-          <w:sz w:val="28"/>
-          <w:szCs w:val="28"/>
-        </w:rPr>
-        <w:t>чи</w:t>
-      </w:r>
-      <w:r>
-        <w:rPr>
-          <w:rFonts w:ascii="Times New Roman" w:hAnsi="Times New Roman" w:cs="Times New Roman"/>
+          <w:bCs/>
+          <w:sz w:val="36"/>
+          <w:szCs w:val="36"/>
+        </w:rPr>
+      </w:pPr>
+      <w:r>
+        <w:rPr>
           <w:b/>
-          <w:sz w:val="28"/>
-          <w:szCs w:val="28"/>
-        </w:rPr>
-        <w:t xml:space="preserve">: </w:t>
-      </w:r>
-    </w:p>
-    <w:p>
-      <w:pPr>
-        <w:pStyle w:val="a4"/>
+          <w:bCs/>
+          <w:sz w:val="36"/>
+          <w:szCs w:val="36"/>
+        </w:rPr>
+        <w:t>Контрольные вопросы</w:t>
+      </w:r>
+    </w:p>
+    <w:p>
+      <w:pPr>
         <w:numPr>
           <w:ilvl w:val="0"/>
-          <w:numId w:val="3"/>
+          <w:numId w:val="8"/>
         </w:numPr>
-        <w:spacing w:before="0" w:beforeAutospacing="0" w:after="0" w:afterAutospacing="0"/>
-        <w:ind w:left="1069"/>
-        <w:jc w:val="both"/>
-        <w:textAlignment w:val="baseline"/>
-        <w:rPr>
-          <w:color w:val="000000"/>
-          <w:sz w:val="28"/>
-          <w:szCs w:val="28"/>
-        </w:rPr>
-      </w:pPr>
-      <w:r>
-        <w:rPr>
-          <w:color w:val="000000"/>
-          <w:sz w:val="28"/>
-          <w:szCs w:val="28"/>
-        </w:rPr>
-        <w:t xml:space="preserve">Имеется список товаров. Реализуйте функции, которые </w:t>
-      </w:r>
-      <w:r>
-        <w:rPr>
-          <w:color w:val="000000"/>
-          <w:sz w:val="28"/>
-          <w:szCs w:val="28"/>
-        </w:rPr>
-        <w:t>добав</w:t>
-      </w:r>
-      <w:r>
-        <w:rPr>
-          <w:color w:val="000000"/>
-          <w:sz w:val="28"/>
-          <w:szCs w:val="28"/>
-        </w:rPr>
-        <w:t>ляют, удаляют товар из списка, проверяет</w:t>
-      </w:r>
-      <w:r>
-        <w:rPr>
-          <w:color w:val="000000"/>
-          <w:sz w:val="28"/>
-          <w:szCs w:val="28"/>
-        </w:rPr>
-        <w:t xml:space="preserve"> наличие товара. Определите количество имеющего товара. Используйте коллекцию Set.  </w:t>
-      </w:r>
-    </w:p>
-    <w:p>
-      <w:pPr>
-        <w:pStyle w:val="a4"/>
+        <w:spacing w:before="100" w:beforeAutospacing="1" w:after="100" w:afterAutospacing="1"/>
+      </w:pPr>
+      <w:r>
+        <w:t xml:space="preserve">Что представляет собой коллекция </w:t>
+      </w:r>
+      <w:proofErr w:type="spellStart"/>
+      <w:r>
+        <w:rPr>
+          <w:rFonts w:ascii="Courier New" w:hAnsi="Courier New" w:cs="Courier New"/>
+          <w:sz w:val="20"/>
+          <w:szCs w:val="20"/>
+        </w:rPr>
+        <w:t>Set</w:t>
+      </w:r>
+      <w:proofErr w:type="spellEnd"/>
+      <w:r>
+        <w:t xml:space="preserve">? </w:t>
+      </w:r>
+    </w:p>
+    <w:p>
+      <w:pPr>
         <w:numPr>
           <w:ilvl w:val="0"/>
-          <w:numId w:val="3"/>
+          <w:numId w:val="8"/>
         </w:numPr>
-        <w:spacing w:before="0" w:beforeAutospacing="0" w:after="0" w:afterAutospacing="0"/>
-        <w:ind w:left="1069"/>
-        <w:jc w:val="both"/>
-        <w:textAlignment w:val="baseline"/>
-        <w:rPr>
-          <w:color w:val="000000"/>
-          <w:sz w:val="28"/>
-          <w:szCs w:val="28"/>
-        </w:rPr>
-      </w:pPr>
-      <w:r>
-        <w:rPr>
-          <w:color w:val="000000"/>
-          <w:sz w:val="28"/>
-          <w:szCs w:val="28"/>
-        </w:rPr>
-        <w:t xml:space="preserve">Используя коллекцию </w:t>
-      </w:r>
-      <w:r>
-        <w:rPr>
-          <w:color w:val="000000"/>
-          <w:sz w:val="28"/>
-          <w:szCs w:val="28"/>
-          <w:lang w:val="en-US"/>
+        <w:spacing w:before="100" w:beforeAutospacing="1" w:after="100" w:afterAutospacing="1"/>
+      </w:pPr>
+      <w:r>
+        <w:t xml:space="preserve">Почему два объекта с одинаковыми свойствами могут одновременно храниться в </w:t>
+      </w:r>
+      <w:proofErr w:type="spellStart"/>
+      <w:r>
+        <w:rPr>
+          <w:rFonts w:ascii="Courier New" w:hAnsi="Courier New" w:cs="Courier New"/>
+          <w:sz w:val="20"/>
+          <w:szCs w:val="20"/>
         </w:rPr>
         <w:t>Set</w:t>
       </w:r>
-      <w:r>
-        <w:rPr>
-          <w:color w:val="000000"/>
-          <w:sz w:val="28"/>
-          <w:szCs w:val="28"/>
-        </w:rPr>
-        <w:t xml:space="preserve"> создайте список студентов. О каждом студенте содержится информация: номер зачетки, группа, ФИО. Создайте функции, которые</w:t>
-      </w:r>
-      <w:r>
-        <w:rPr>
-          <w:color w:val="000000"/>
-          <w:sz w:val="28"/>
-          <w:szCs w:val="28"/>
-        </w:rPr>
-        <w:t>:</w:t>
-      </w:r>
-    </w:p>
-    <w:p>
-      <w:pPr>
-        <w:pStyle w:val="a4"/>
-        <w:spacing w:before="0" w:beforeAutospacing="0" w:after="0" w:afterAutospacing="0"/>
-        <w:ind w:left="1069"/>
-        <w:jc w:val="both"/>
-        <w:textAlignment w:val="baseline"/>
-        <w:rPr>
-          <w:color w:val="000000"/>
-          <w:sz w:val="28"/>
-          <w:szCs w:val="28"/>
-        </w:rPr>
-      </w:pPr>
-      <w:r>
-        <w:rPr>
-          <w:color w:val="000000"/>
-          <w:sz w:val="28"/>
-          <w:szCs w:val="28"/>
-        </w:rPr>
-        <w:t>-</w:t>
-      </w:r>
-      <w:r>
-        <w:rPr>
-          <w:color w:val="000000"/>
-          <w:sz w:val="28"/>
-          <w:szCs w:val="28"/>
-        </w:rPr>
-        <w:t xml:space="preserve"> добавляют студента, </w:t>
-      </w:r>
-    </w:p>
-    <w:p>
-      <w:pPr>
-        <w:pStyle w:val="a4"/>
-        <w:spacing w:before="0" w:beforeAutospacing="0" w:after="0" w:afterAutospacing="0"/>
-        <w:ind w:left="1069"/>
-        <w:jc w:val="both"/>
-        <w:textAlignment w:val="baseline"/>
-        <w:rPr>
-          <w:color w:val="000000"/>
-          <w:sz w:val="28"/>
-          <w:szCs w:val="28"/>
-        </w:rPr>
-      </w:pPr>
-      <w:r>
-        <w:rPr>
-          <w:color w:val="000000"/>
-          <w:sz w:val="28"/>
-          <w:szCs w:val="28"/>
-        </w:rPr>
-        <w:t xml:space="preserve">- </w:t>
-      </w:r>
-      <w:r>
-        <w:rPr>
-          <w:color w:val="000000"/>
-          <w:sz w:val="28"/>
-          <w:szCs w:val="28"/>
-        </w:rPr>
-        <w:t xml:space="preserve">удаляют по номеру, </w:t>
-      </w:r>
-    </w:p>
-    <w:p>
-      <w:pPr>
-        <w:pStyle w:val="a4"/>
-        <w:spacing w:before="0" w:beforeAutospacing="0" w:after="0" w:afterAutospacing="0"/>
-        <w:ind w:left="1069"/>
-        <w:jc w:val="both"/>
-        <w:textAlignment w:val="baseline"/>
-        <w:rPr>
-          <w:color w:val="000000"/>
-          <w:sz w:val="28"/>
-          <w:szCs w:val="28"/>
-        </w:rPr>
-      </w:pPr>
-      <w:r>
-        <w:rPr>
-          <w:color w:val="000000"/>
-          <w:sz w:val="28"/>
-          <w:szCs w:val="28"/>
-        </w:rPr>
-        <w:t xml:space="preserve">- </w:t>
-      </w:r>
-      <w:r>
-        <w:rPr>
-          <w:color w:val="000000"/>
-          <w:sz w:val="28"/>
-          <w:szCs w:val="28"/>
-        </w:rPr>
-        <w:t xml:space="preserve">фильтруют список по группе, </w:t>
-      </w:r>
-    </w:p>
-    <w:p>
-      <w:pPr>
-        <w:pStyle w:val="a4"/>
-        <w:spacing w:before="0" w:beforeAutospacing="0" w:after="0" w:afterAutospacing="0"/>
-        <w:ind w:left="1069"/>
-        <w:jc w:val="both"/>
-        <w:textAlignment w:val="baseline"/>
-        <w:rPr>
-          <w:color w:val="000000"/>
-          <w:sz w:val="28"/>
-          <w:szCs w:val="28"/>
-        </w:rPr>
-      </w:pPr>
-      <w:r>
-        <w:rPr>
-          <w:color w:val="000000"/>
-          <w:sz w:val="28"/>
-          <w:szCs w:val="28"/>
-        </w:rPr>
-        <w:t xml:space="preserve">- </w:t>
-      </w:r>
-      <w:r>
-        <w:rPr>
-          <w:color w:val="000000"/>
-          <w:sz w:val="28"/>
-          <w:szCs w:val="28"/>
-        </w:rPr>
-        <w:t xml:space="preserve">сортируют по номеру зачетки. </w:t>
-      </w:r>
-    </w:p>
-    <w:p>
-      <w:pPr>
-        <w:pStyle w:val="a4"/>
+      <w:proofErr w:type="spellEnd"/>
+      <w:r>
+        <w:t xml:space="preserve">? </w:t>
+      </w:r>
+    </w:p>
+    <w:p>
+      <w:pPr>
         <w:numPr>
           <w:ilvl w:val="0"/>
-          <w:numId w:val="3"/>
+          <w:numId w:val="8"/>
         </w:numPr>
-        <w:spacing w:before="0" w:beforeAutospacing="0" w:after="0" w:afterAutospacing="0"/>
-        <w:ind w:left="1069"/>
-        <w:jc w:val="both"/>
-        <w:textAlignment w:val="baseline"/>
-        <w:rPr>
-          <w:color w:val="000000"/>
-          <w:sz w:val="28"/>
-          <w:szCs w:val="28"/>
-        </w:rPr>
-      </w:pPr>
-      <w:r>
-        <w:rPr>
-          <w:color w:val="000000"/>
-          <w:sz w:val="28"/>
-          <w:szCs w:val="28"/>
-        </w:rPr>
-        <w:t xml:space="preserve">Используя коллекцию Map и ее методы, реализуйте </w:t>
-      </w:r>
-      <w:r>
-        <w:rPr>
-          <w:color w:val="000000"/>
-          <w:sz w:val="28"/>
-          <w:szCs w:val="28"/>
-        </w:rPr>
-        <w:t>хранилище</w:t>
-      </w:r>
-      <w:r>
-        <w:rPr>
-          <w:color w:val="000000"/>
-          <w:sz w:val="28"/>
-          <w:szCs w:val="28"/>
-        </w:rPr>
-        <w:t xml:space="preserve"> товаров. В корзине хранится информация о товаре: id</w:t>
-      </w:r>
-      <w:r>
-        <w:rPr>
-          <w:color w:val="000000"/>
-          <w:sz w:val="28"/>
-          <w:szCs w:val="28"/>
-        </w:rPr>
-        <w:t xml:space="preserve"> (ключ в коллекции </w:t>
-      </w:r>
-      <w:r>
-        <w:rPr>
-          <w:color w:val="000000"/>
-          <w:sz w:val="28"/>
-          <w:szCs w:val="28"/>
-          <w:lang w:val="en-US"/>
-        </w:rPr>
-        <w:t>Map</w:t>
-      </w:r>
-      <w:r>
-        <w:rPr>
-          <w:color w:val="000000"/>
-          <w:sz w:val="28"/>
-          <w:szCs w:val="28"/>
-        </w:rPr>
-        <w:t>)</w:t>
-      </w:r>
-      <w:r>
-        <w:rPr>
-          <w:color w:val="000000"/>
-          <w:sz w:val="28"/>
-          <w:szCs w:val="28"/>
-        </w:rPr>
-        <w:t xml:space="preserve">, </w:t>
-      </w:r>
-      <w:r>
-        <w:rPr>
-          <w:color w:val="000000"/>
-          <w:sz w:val="28"/>
-          <w:szCs w:val="28"/>
-        </w:rPr>
-        <w:t xml:space="preserve">название, </w:t>
-      </w:r>
-      <w:r>
-        <w:rPr>
-          <w:color w:val="000000"/>
-          <w:sz w:val="28"/>
-          <w:szCs w:val="28"/>
-        </w:rPr>
-        <w:t xml:space="preserve">количество товара, цена. </w:t>
-      </w:r>
-      <w:r>
-        <w:rPr>
-          <w:color w:val="000000"/>
-          <w:sz w:val="28"/>
-          <w:szCs w:val="28"/>
-        </w:rPr>
-        <w:t>Разработайте функции, которые:</w:t>
-      </w:r>
-      <w:r>
-        <w:rPr>
-          <w:color w:val="000000"/>
-          <w:sz w:val="28"/>
-          <w:szCs w:val="28"/>
-        </w:rPr>
-        <w:t xml:space="preserve"> </w:t>
-      </w:r>
-      <w:r>
-        <w:rPr>
-          <w:color w:val="000000"/>
-          <w:sz w:val="28"/>
-          <w:szCs w:val="28"/>
-        </w:rPr>
-        <w:t xml:space="preserve"> </w:t>
-      </w:r>
-    </w:p>
-    <w:p>
-      <w:pPr>
-        <w:pStyle w:val="a4"/>
-        <w:spacing w:before="0" w:beforeAutospacing="0" w:after="0" w:afterAutospacing="0"/>
-        <w:ind w:left="1069"/>
-        <w:jc w:val="both"/>
-        <w:textAlignment w:val="baseline"/>
-        <w:rPr>
-          <w:color w:val="000000"/>
-          <w:sz w:val="28"/>
-          <w:szCs w:val="28"/>
-        </w:rPr>
-      </w:pPr>
-      <w:r>
-        <w:rPr>
-          <w:color w:val="000000"/>
-          <w:sz w:val="28"/>
-          <w:szCs w:val="28"/>
-        </w:rPr>
-        <w:t xml:space="preserve">- добавляют товар, </w:t>
-      </w:r>
-    </w:p>
-    <w:p>
-      <w:pPr>
-        <w:pStyle w:val="a4"/>
-        <w:spacing w:before="0" w:beforeAutospacing="0" w:after="0" w:afterAutospacing="0"/>
-        <w:ind w:left="1069"/>
-        <w:jc w:val="both"/>
-        <w:textAlignment w:val="baseline"/>
-        <w:rPr>
-          <w:color w:val="000000"/>
-          <w:sz w:val="28"/>
-          <w:szCs w:val="28"/>
-        </w:rPr>
-      </w:pPr>
-      <w:r>
-        <w:rPr>
-          <w:color w:val="000000"/>
-          <w:sz w:val="28"/>
-          <w:szCs w:val="28"/>
-        </w:rPr>
-        <w:t>- удаляют</w:t>
-      </w:r>
-      <w:r>
-        <w:rPr>
-          <w:color w:val="000000"/>
-          <w:sz w:val="28"/>
-          <w:szCs w:val="28"/>
-        </w:rPr>
-        <w:t xml:space="preserve"> товар из </w:t>
-      </w:r>
-      <w:r>
-        <w:rPr>
-          <w:color w:val="000000"/>
-          <w:sz w:val="28"/>
-          <w:szCs w:val="28"/>
-        </w:rPr>
-        <w:t xml:space="preserve">списка по </w:t>
-      </w:r>
-      <w:r>
-        <w:rPr>
-          <w:color w:val="000000"/>
-          <w:sz w:val="28"/>
-          <w:szCs w:val="28"/>
-          <w:lang w:val="en-US"/>
-        </w:rPr>
-        <w:t>id</w:t>
-      </w:r>
-      <w:r>
-        <w:rPr>
-          <w:color w:val="000000"/>
-          <w:sz w:val="28"/>
-          <w:szCs w:val="28"/>
-        </w:rPr>
-        <w:t xml:space="preserve">, </w:t>
-      </w:r>
-    </w:p>
-    <w:p>
-      <w:pPr>
-        <w:pStyle w:val="a4"/>
-        <w:spacing w:before="0" w:beforeAutospacing="0" w:after="0" w:afterAutospacing="0"/>
-        <w:ind w:left="1069"/>
-        <w:jc w:val="both"/>
-        <w:textAlignment w:val="baseline"/>
-        <w:rPr>
-          <w:color w:val="000000"/>
-          <w:sz w:val="28"/>
-          <w:szCs w:val="28"/>
-        </w:rPr>
-      </w:pPr>
-      <w:r>
-        <w:rPr>
-          <w:color w:val="000000"/>
-          <w:sz w:val="28"/>
-          <w:szCs w:val="28"/>
-        </w:rPr>
-        <w:t>- удаляют товары по названию (учтите, что названия товаров могут повторяться)</w:t>
-      </w:r>
-      <w:r>
-        <w:rPr>
-          <w:color w:val="000000"/>
-          <w:sz w:val="28"/>
-          <w:szCs w:val="28"/>
-        </w:rPr>
-        <w:t xml:space="preserve">, </w:t>
-      </w:r>
-    </w:p>
-    <w:p>
-      <w:pPr>
-        <w:pStyle w:val="a4"/>
-        <w:spacing w:before="0" w:beforeAutospacing="0" w:after="0" w:afterAutospacing="0"/>
-        <w:ind w:left="1069"/>
-        <w:jc w:val="both"/>
-        <w:textAlignment w:val="baseline"/>
-        <w:rPr>
-          <w:color w:val="000000"/>
-          <w:sz w:val="28"/>
-          <w:szCs w:val="28"/>
-        </w:rPr>
-      </w:pPr>
-      <w:r>
-        <w:rPr>
-          <w:color w:val="000000"/>
-          <w:sz w:val="28"/>
-          <w:szCs w:val="28"/>
-        </w:rPr>
-        <w:t xml:space="preserve">- </w:t>
-      </w:r>
-      <w:r>
-        <w:rPr>
-          <w:color w:val="000000"/>
-          <w:sz w:val="28"/>
-          <w:szCs w:val="28"/>
-        </w:rPr>
-        <w:t>изм</w:t>
-      </w:r>
-      <w:r>
-        <w:rPr>
-          <w:color w:val="000000"/>
-          <w:sz w:val="28"/>
-          <w:szCs w:val="28"/>
-        </w:rPr>
-        <w:t>еняют количество каждого товара,</w:t>
-      </w:r>
-    </w:p>
-    <w:p>
-      <w:pPr>
-        <w:pStyle w:val="a4"/>
-        <w:spacing w:before="0" w:beforeAutospacing="0" w:after="0" w:afterAutospacing="0"/>
-        <w:ind w:left="1069"/>
-        <w:jc w:val="both"/>
-        <w:textAlignment w:val="baseline"/>
-        <w:rPr>
-          <w:color w:val="000000"/>
-          <w:sz w:val="28"/>
-          <w:szCs w:val="28"/>
-        </w:rPr>
-      </w:pPr>
-      <w:r>
-        <w:rPr>
-          <w:color w:val="000000"/>
-          <w:sz w:val="28"/>
-          <w:szCs w:val="28"/>
-        </w:rPr>
-        <w:t>- изменяют стоимость товара.</w:t>
-      </w:r>
-    </w:p>
-    <w:p>
-      <w:pPr>
-        <w:pStyle w:val="a4"/>
-        <w:spacing w:before="0" w:beforeAutospacing="0" w:after="0" w:afterAutospacing="0"/>
-        <w:ind w:left="1069"/>
-        <w:jc w:val="both"/>
-        <w:textAlignment w:val="baseline"/>
-        <w:rPr>
-          <w:color w:val="000000"/>
-          <w:sz w:val="28"/>
-          <w:szCs w:val="28"/>
-        </w:rPr>
-      </w:pPr>
-      <w:r>
-        <w:rPr>
-          <w:color w:val="000000"/>
-          <w:sz w:val="28"/>
-          <w:szCs w:val="28"/>
-        </w:rPr>
-        <w:t xml:space="preserve">Рассчитайте количество позиций в </w:t>
-      </w:r>
-      <w:r>
-        <w:rPr>
-          <w:color w:val="000000"/>
-          <w:sz w:val="28"/>
-          <w:szCs w:val="28"/>
-        </w:rPr>
-        <w:t>списке и сумму стоимости всех товаров</w:t>
-      </w:r>
-      <w:r>
-        <w:rPr>
-          <w:color w:val="000000"/>
-          <w:sz w:val="28"/>
-          <w:szCs w:val="28"/>
-        </w:rPr>
-        <w:t>.</w:t>
-      </w:r>
-    </w:p>
-    <w:p>
-      <w:pPr>
-        <w:pStyle w:val="a4"/>
+        <w:spacing w:before="100" w:beforeAutospacing="1" w:after="100" w:afterAutospacing="1"/>
+      </w:pPr>
+      <w:r>
+        <w:t xml:space="preserve">Какие методы используются для добавления, проверки и удаления элементов в </w:t>
+      </w:r>
+      <w:proofErr w:type="spellStart"/>
+      <w:r>
+        <w:rPr>
+          <w:rFonts w:ascii="Courier New" w:hAnsi="Courier New" w:cs="Courier New"/>
+          <w:sz w:val="20"/>
+          <w:szCs w:val="20"/>
+        </w:rPr>
+        <w:t>Set</w:t>
+      </w:r>
+      <w:proofErr w:type="spellEnd"/>
+      <w:r>
+        <w:t xml:space="preserve">? </w:t>
+      </w:r>
+    </w:p>
+    <w:p>
+      <w:pPr>
         <w:numPr>
           <w:ilvl w:val="0"/>
-          <w:numId w:val="3"/>
+          <w:numId w:val="8"/>
         </w:numPr>
-        <w:tabs>
-          <w:tab w:val="left" w:pos="1134"/>
-        </w:tabs>
-        <w:spacing w:before="0" w:beforeAutospacing="0" w:after="0" w:afterAutospacing="0"/>
-        <w:ind w:hanging="11"/>
-        <w:jc w:val="both"/>
-        <w:textAlignment w:val="baseline"/>
-        <w:rPr>
-          <w:color w:val="000000"/>
-          <w:sz w:val="28"/>
-          <w:szCs w:val="28"/>
-        </w:rPr>
-      </w:pPr>
-      <w:r>
-        <w:rPr>
-          <w:color w:val="000000"/>
-          <w:sz w:val="28"/>
-          <w:szCs w:val="28"/>
-        </w:rPr>
-        <w:t xml:space="preserve">Создайте коллекцию </w:t>
-      </w:r>
-      <w:r>
-        <w:rPr>
-          <w:color w:val="000000"/>
-          <w:sz w:val="28"/>
-          <w:szCs w:val="28"/>
-          <w:lang w:val="en-US"/>
-        </w:rPr>
+        <w:spacing w:before="100" w:beforeAutospacing="1" w:after="100" w:afterAutospacing="1"/>
+      </w:pPr>
+      <w:r>
+        <w:t xml:space="preserve">Как узнать количество элементов в </w:t>
+      </w:r>
+      <w:proofErr w:type="spellStart"/>
+      <w:r>
+        <w:rPr>
+          <w:rFonts w:ascii="Courier New" w:hAnsi="Courier New" w:cs="Courier New"/>
+          <w:sz w:val="20"/>
+          <w:szCs w:val="20"/>
+        </w:rPr>
+        <w:t>Set</w:t>
+      </w:r>
+      <w:proofErr w:type="spellEnd"/>
+      <w:r>
+        <w:t xml:space="preserve">? </w:t>
+      </w:r>
+    </w:p>
+    <w:p>
+      <w:pPr>
+        <w:numPr>
+          <w:ilvl w:val="0"/>
+          <w:numId w:val="8"/>
+        </w:numPr>
+        <w:spacing w:before="100" w:beforeAutospacing="1" w:after="100" w:afterAutospacing="1"/>
+      </w:pPr>
+      <w:r>
+        <w:t xml:space="preserve">Как преобразовать </w:t>
+      </w:r>
+      <w:proofErr w:type="spellStart"/>
+      <w:r>
+        <w:rPr>
+          <w:rFonts w:ascii="Courier New" w:hAnsi="Courier New" w:cs="Courier New"/>
+          <w:sz w:val="20"/>
+          <w:szCs w:val="20"/>
+        </w:rPr>
+        <w:t>Set</w:t>
+      </w:r>
+      <w:proofErr w:type="spellEnd"/>
+      <w:r>
+        <w:t xml:space="preserve"> в обычный массив? </w:t>
+      </w:r>
+    </w:p>
+    <w:p>
+      <w:pPr>
+        <w:numPr>
+          <w:ilvl w:val="0"/>
+          <w:numId w:val="8"/>
+        </w:numPr>
+        <w:spacing w:before="100" w:beforeAutospacing="1" w:after="100" w:afterAutospacing="1"/>
+      </w:pPr>
+      <w:r>
+        <w:t xml:space="preserve">Что представляет собой коллекция </w:t>
+      </w:r>
+      <w:proofErr w:type="spellStart"/>
+      <w:r>
+        <w:rPr>
+          <w:rFonts w:ascii="Courier New" w:hAnsi="Courier New" w:cs="Courier New"/>
+          <w:sz w:val="20"/>
+          <w:szCs w:val="20"/>
+        </w:rPr>
+        <w:t>Map</w:t>
+      </w:r>
+      <w:proofErr w:type="spellEnd"/>
+      <w:r>
+        <w:t xml:space="preserve">? </w:t>
+      </w:r>
+    </w:p>
+    <w:p>
+      <w:pPr>
+        <w:numPr>
+          <w:ilvl w:val="0"/>
+          <w:numId w:val="8"/>
+        </w:numPr>
+        <w:spacing w:before="100" w:beforeAutospacing="1" w:after="100" w:afterAutospacing="1"/>
+      </w:pPr>
+      <w:r>
+        <w:t xml:space="preserve">Чем </w:t>
+      </w:r>
+      <w:proofErr w:type="spellStart"/>
+      <w:r>
+        <w:rPr>
+          <w:rFonts w:ascii="Courier New" w:hAnsi="Courier New" w:cs="Courier New"/>
+          <w:sz w:val="20"/>
+          <w:szCs w:val="20"/>
+        </w:rPr>
+        <w:t>Map</w:t>
+      </w:r>
+      <w:proofErr w:type="spellEnd"/>
+      <w:r>
+        <w:t xml:space="preserve"> отличается от обычного объекта? </w:t>
+      </w:r>
+    </w:p>
+    <w:p>
+      <w:pPr>
+        <w:numPr>
+          <w:ilvl w:val="0"/>
+          <w:numId w:val="8"/>
+        </w:numPr>
+        <w:spacing w:before="100" w:beforeAutospacing="1" w:after="100" w:afterAutospacing="1"/>
+      </w:pPr>
+      <w:r>
+        <w:t xml:space="preserve">Какие типы данных могут использоваться в качестве ключей </w:t>
+      </w:r>
+      <w:proofErr w:type="spellStart"/>
+      <w:r>
+        <w:rPr>
+          <w:rFonts w:ascii="Courier New" w:hAnsi="Courier New" w:cs="Courier New"/>
+          <w:sz w:val="20"/>
+          <w:szCs w:val="20"/>
+        </w:rPr>
+        <w:t>Map</w:t>
+      </w:r>
+      <w:proofErr w:type="spellEnd"/>
+      <w:r>
+        <w:t xml:space="preserve">? </w:t>
+      </w:r>
+    </w:p>
+    <w:p>
+      <w:pPr>
+        <w:numPr>
+          <w:ilvl w:val="0"/>
+          <w:numId w:val="8"/>
+        </w:numPr>
+        <w:spacing w:before="100" w:beforeAutospacing="1" w:after="100" w:afterAutospacing="1"/>
+      </w:pPr>
+      <w:r>
+        <w:t xml:space="preserve">Для чего предназначены методы </w:t>
+      </w:r>
+      <w:proofErr w:type="spellStart"/>
+      <w:proofErr w:type="gramStart"/>
+      <w:r>
+        <w:rPr>
+          <w:rFonts w:ascii="Courier New" w:hAnsi="Courier New" w:cs="Courier New"/>
+          <w:sz w:val="20"/>
+          <w:szCs w:val="20"/>
+        </w:rPr>
+        <w:t>set</w:t>
+      </w:r>
+      <w:proofErr w:type="spellEnd"/>
+      <w:r>
+        <w:rPr>
+          <w:rFonts w:ascii="Courier New" w:hAnsi="Courier New" w:cs="Courier New"/>
+          <w:sz w:val="20"/>
+          <w:szCs w:val="20"/>
+        </w:rPr>
+        <w:t>(</w:t>
+      </w:r>
+      <w:proofErr w:type="gramEnd"/>
+      <w:r>
+        <w:rPr>
+          <w:rFonts w:ascii="Courier New" w:hAnsi="Courier New" w:cs="Courier New"/>
+          <w:sz w:val="20"/>
+          <w:szCs w:val="20"/>
+        </w:rPr>
+        <w:t>)</w:t>
+      </w:r>
+      <w:r>
+        <w:t xml:space="preserve">, </w:t>
+      </w:r>
+      <w:proofErr w:type="spellStart"/>
+      <w:proofErr w:type="gramStart"/>
+      <w:r>
+        <w:rPr>
+          <w:rFonts w:ascii="Courier New" w:hAnsi="Courier New" w:cs="Courier New"/>
+          <w:sz w:val="20"/>
+          <w:szCs w:val="20"/>
+        </w:rPr>
+        <w:t>get</w:t>
+      </w:r>
+      <w:proofErr w:type="spellEnd"/>
+      <w:r>
+        <w:rPr>
+          <w:rFonts w:ascii="Courier New" w:hAnsi="Courier New" w:cs="Courier New"/>
+          <w:sz w:val="20"/>
+          <w:szCs w:val="20"/>
+        </w:rPr>
+        <w:t>(</w:t>
+      </w:r>
+      <w:proofErr w:type="gramEnd"/>
+      <w:r>
+        <w:rPr>
+          <w:rFonts w:ascii="Courier New" w:hAnsi="Courier New" w:cs="Courier New"/>
+          <w:sz w:val="20"/>
+          <w:szCs w:val="20"/>
+        </w:rPr>
+        <w:t>)</w:t>
+      </w:r>
+      <w:r>
+        <w:t xml:space="preserve">, </w:t>
+      </w:r>
+      <w:proofErr w:type="spellStart"/>
+      <w:proofErr w:type="gramStart"/>
+      <w:r>
+        <w:rPr>
+          <w:rFonts w:ascii="Courier New" w:hAnsi="Courier New" w:cs="Courier New"/>
+          <w:sz w:val="20"/>
+          <w:szCs w:val="20"/>
+        </w:rPr>
+        <w:t>has</w:t>
+      </w:r>
+      <w:proofErr w:type="spellEnd"/>
+      <w:r>
+        <w:rPr>
+          <w:rFonts w:ascii="Courier New" w:hAnsi="Courier New" w:cs="Courier New"/>
+          <w:sz w:val="20"/>
+          <w:szCs w:val="20"/>
+        </w:rPr>
+        <w:t>(</w:t>
+      </w:r>
+      <w:proofErr w:type="gramEnd"/>
+      <w:r>
+        <w:rPr>
+          <w:rFonts w:ascii="Courier New" w:hAnsi="Courier New" w:cs="Courier New"/>
+          <w:sz w:val="20"/>
+          <w:szCs w:val="20"/>
+        </w:rPr>
+        <w:t>)</w:t>
+      </w:r>
+      <w:r>
+        <w:t xml:space="preserve"> и </w:t>
+      </w:r>
+      <w:proofErr w:type="spellStart"/>
+      <w:proofErr w:type="gramStart"/>
+      <w:r>
+        <w:rPr>
+          <w:rFonts w:ascii="Courier New" w:hAnsi="Courier New" w:cs="Courier New"/>
+          <w:sz w:val="20"/>
+          <w:szCs w:val="20"/>
+        </w:rPr>
+        <w:t>delete</w:t>
+      </w:r>
+      <w:proofErr w:type="spellEnd"/>
+      <w:r>
+        <w:rPr>
+          <w:rFonts w:ascii="Courier New" w:hAnsi="Courier New" w:cs="Courier New"/>
+          <w:sz w:val="20"/>
+          <w:szCs w:val="20"/>
+        </w:rPr>
+        <w:t>(</w:t>
+      </w:r>
+      <w:proofErr w:type="gramEnd"/>
+      <w:r>
+        <w:rPr>
+          <w:rFonts w:ascii="Courier New" w:hAnsi="Courier New" w:cs="Courier New"/>
+          <w:sz w:val="20"/>
+          <w:szCs w:val="20"/>
+        </w:rPr>
+        <w:t>)</w:t>
+      </w:r>
+      <w:r>
+        <w:t xml:space="preserve">? </w:t>
+      </w:r>
+    </w:p>
+    <w:p>
+      <w:pPr>
+        <w:numPr>
+          <w:ilvl w:val="0"/>
+          <w:numId w:val="8"/>
+        </w:numPr>
+        <w:spacing w:before="100" w:beforeAutospacing="1" w:after="100" w:afterAutospacing="1"/>
+      </w:pPr>
+      <w:r>
+        <w:t xml:space="preserve">Что произойдёт, если добавить в </w:t>
+      </w:r>
+      <w:proofErr w:type="spellStart"/>
+      <w:r>
+        <w:rPr>
+          <w:rFonts w:ascii="Courier New" w:hAnsi="Courier New" w:cs="Courier New"/>
+          <w:sz w:val="20"/>
+          <w:szCs w:val="20"/>
+        </w:rPr>
+        <w:t>Map</w:t>
+      </w:r>
+      <w:proofErr w:type="spellEnd"/>
+      <w:r>
+        <w:t xml:space="preserve"> новое значение по уже существующему ключу? </w:t>
+      </w:r>
+    </w:p>
+    <w:p>
+      <w:pPr>
+        <w:numPr>
+          <w:ilvl w:val="0"/>
+          <w:numId w:val="8"/>
+        </w:numPr>
+        <w:spacing w:before="100" w:beforeAutospacing="1" w:after="100" w:afterAutospacing="1"/>
+      </w:pPr>
+      <w:r>
+        <w:t xml:space="preserve">Как узнать количество элементов в </w:t>
+      </w:r>
+      <w:proofErr w:type="spellStart"/>
+      <w:r>
+        <w:rPr>
+          <w:rFonts w:ascii="Courier New" w:hAnsi="Courier New" w:cs="Courier New"/>
+          <w:sz w:val="20"/>
+          <w:szCs w:val="20"/>
+        </w:rPr>
+        <w:t>Map</w:t>
+      </w:r>
+      <w:proofErr w:type="spellEnd"/>
+      <w:r>
+        <w:t xml:space="preserve">? </w:t>
+      </w:r>
+    </w:p>
+    <w:p>
+      <w:pPr>
+        <w:numPr>
+          <w:ilvl w:val="0"/>
+          <w:numId w:val="8"/>
+        </w:numPr>
+        <w:spacing w:before="100" w:beforeAutospacing="1" w:after="100" w:afterAutospacing="1"/>
+      </w:pPr>
+      <w:r>
+        <w:t xml:space="preserve">Какими способами можно перебрать элементы коллекции </w:t>
+      </w:r>
+      <w:proofErr w:type="spellStart"/>
+      <w:r>
+        <w:rPr>
+          <w:rFonts w:ascii="Courier New" w:hAnsi="Courier New" w:cs="Courier New"/>
+          <w:sz w:val="20"/>
+          <w:szCs w:val="20"/>
+        </w:rPr>
+        <w:t>Map</w:t>
+      </w:r>
+      <w:proofErr w:type="spellEnd"/>
+      <w:r>
+        <w:t xml:space="preserve">? </w:t>
+      </w:r>
+    </w:p>
+    <w:p>
+      <w:pPr>
+        <w:numPr>
+          <w:ilvl w:val="0"/>
+          <w:numId w:val="8"/>
+        </w:numPr>
+        <w:spacing w:before="100" w:beforeAutospacing="1" w:after="100" w:afterAutospacing="1"/>
+      </w:pPr>
+      <w:r>
+        <w:t xml:space="preserve">Что называют ассоциативным массивом? </w:t>
+      </w:r>
+    </w:p>
+    <w:p>
+      <w:pPr>
+        <w:numPr>
+          <w:ilvl w:val="0"/>
+          <w:numId w:val="8"/>
+        </w:numPr>
+        <w:spacing w:before="100" w:beforeAutospacing="1" w:after="100" w:afterAutospacing="1"/>
+      </w:pPr>
+      <w:r>
+        <w:t xml:space="preserve">Почему объект и </w:t>
+      </w:r>
+      <w:proofErr w:type="spellStart"/>
+      <w:r>
+        <w:rPr>
+          <w:rFonts w:ascii="Courier New" w:hAnsi="Courier New" w:cs="Courier New"/>
+          <w:sz w:val="20"/>
+          <w:szCs w:val="20"/>
+        </w:rPr>
+        <w:t>Map</w:t>
+      </w:r>
+      <w:proofErr w:type="spellEnd"/>
+      <w:r>
+        <w:t xml:space="preserve"> могут рассматриваться как ассоциативные структуры данных? </w:t>
+      </w:r>
+    </w:p>
+    <w:p>
+      <w:pPr>
+        <w:numPr>
+          <w:ilvl w:val="0"/>
+          <w:numId w:val="8"/>
+        </w:numPr>
+        <w:spacing w:before="100" w:beforeAutospacing="1" w:after="100" w:afterAutospacing="1"/>
+      </w:pPr>
+      <w:r>
+        <w:t xml:space="preserve">Что представляет собой коллекция </w:t>
+      </w:r>
+      <w:proofErr w:type="spellStart"/>
+      <w:r>
         <w:t>WeakMap</w:t>
       </w:r>
-      <w:r>
-        <w:rPr>
-          <w:color w:val="000000"/>
-          <w:sz w:val="28"/>
-          <w:szCs w:val="28"/>
-        </w:rPr>
-        <w:t xml:space="preserve"> </w:t>
-      </w:r>
-      <w:r>
-        <w:rPr>
-          <w:color w:val="000000"/>
-          <w:sz w:val="28"/>
-          <w:szCs w:val="28"/>
-        </w:rPr>
-        <w:t xml:space="preserve">для кеширования результатов функции. </w:t>
-      </w:r>
-      <w:r>
-        <w:rPr>
-          <w:color w:val="000000"/>
-          <w:sz w:val="28"/>
-          <w:szCs w:val="28"/>
-          <w:lang w:val="en-US"/>
-        </w:rPr>
+      <w:proofErr w:type="spellEnd"/>
+      <w:r>
+        <w:t xml:space="preserve">? </w:t>
+      </w:r>
+    </w:p>
+    <w:p>
+      <w:pPr>
+        <w:numPr>
+          <w:ilvl w:val="0"/>
+          <w:numId w:val="8"/>
+        </w:numPr>
+        <w:spacing w:before="100" w:beforeAutospacing="1" w:after="100" w:afterAutospacing="1"/>
+      </w:pPr>
+      <w:r>
+        <w:t xml:space="preserve">Чем </w:t>
+      </w:r>
+      <w:proofErr w:type="spellStart"/>
+      <w:r>
         <w:t>WeakMap</w:t>
       </w:r>
-      <w:r>
-        <w:rPr>
-          <w:color w:val="000000"/>
-          <w:sz w:val="28"/>
-          <w:szCs w:val="28"/>
-        </w:rPr>
-        <w:t xml:space="preserve"> </w:t>
-      </w:r>
-      <w:r>
-        <w:rPr>
-          <w:color w:val="000000"/>
-          <w:sz w:val="28"/>
-          <w:szCs w:val="28"/>
-        </w:rPr>
-        <w:t xml:space="preserve">должен содержать входные параметры функции и результаты расчета.  Функция должна выполняться только в том случае, если в кэше нет данных, иначе – берем данные из </w:t>
-      </w:r>
-      <w:r>
-        <w:rPr>
-          <w:color w:val="000000"/>
-          <w:sz w:val="28"/>
-          <w:szCs w:val="28"/>
-          <w:lang w:val="en-US"/>
-        </w:rPr>
+      <w:proofErr w:type="spellEnd"/>
+      <w:r>
+        <w:t xml:space="preserve"> отличается от </w:t>
+      </w:r>
+      <w:proofErr w:type="spellStart"/>
+      <w:r>
+        <w:t>Map</w:t>
+      </w:r>
+      <w:proofErr w:type="spellEnd"/>
+      <w:r>
+        <w:t xml:space="preserve">? </w:t>
+      </w:r>
+    </w:p>
+    <w:p>
+      <w:pPr>
+        <w:numPr>
+          <w:ilvl w:val="0"/>
+          <w:numId w:val="8"/>
+        </w:numPr>
+        <w:spacing w:before="100" w:beforeAutospacing="1" w:after="100" w:afterAutospacing="1"/>
+      </w:pPr>
+      <w:r>
+        <w:t xml:space="preserve">Какие значения могут использоваться в качестве ключей </w:t>
+      </w:r>
+      <w:proofErr w:type="spellStart"/>
+      <w:r>
         <w:t>WeakMap</w:t>
       </w:r>
-      <w:r>
-        <w:rPr>
-          <w:color w:val="000000"/>
-          <w:sz w:val="28"/>
-          <w:szCs w:val="28"/>
-        </w:rPr>
-        <w:t>.</w:t>
-      </w:r>
-    </w:p>
-    <w:p>
-      <w:pPr>
-        <w:spacing w:after="0" w:line="240" w:lineRule="auto"/>
-        <w:ind w:firstLine="709"/>
-        <w:jc w:val="both"/>
-        <w:rPr>
-          <w:rFonts w:ascii="Times New Roman" w:hAnsi="Times New Roman" w:cs="Times New Roman"/>
-          <w:b/>
-          <w:sz w:val="28"/>
-          <w:szCs w:val="28"/>
-        </w:rPr>
-      </w:pPr>
-    </w:p>
-    <w:p>
-      <w:pPr>
-        <w:spacing w:after="0" w:line="240" w:lineRule="auto"/>
-        <w:ind w:firstLine="709"/>
-        <w:jc w:val="both"/>
-        <w:rPr>
-          <w:rFonts w:ascii="Times New Roman" w:hAnsi="Times New Roman" w:cs="Times New Roman"/>
-          <w:b/>
-          <w:sz w:val="28"/>
-          <w:szCs w:val="28"/>
-        </w:rPr>
-      </w:pPr>
+      <w:proofErr w:type="spellEnd"/>
+      <w:r>
+        <w:t xml:space="preserve">? </w:t>
+      </w:r>
+    </w:p>
+    <w:p>
+      <w:pPr>
+        <w:numPr>
+          <w:ilvl w:val="0"/>
+          <w:numId w:val="8"/>
+        </w:numPr>
+        <w:spacing w:before="100" w:beforeAutospacing="1" w:after="100" w:afterAutospacing="1"/>
+      </w:pPr>
+      <w:r>
+        <w:t xml:space="preserve">Какие методы предоставляет коллекция </w:t>
+      </w:r>
+      <w:proofErr w:type="spellStart"/>
+      <w:r>
+        <w:t>WeakMap</w:t>
+      </w:r>
+      <w:proofErr w:type="spellEnd"/>
+      <w:r>
+        <w:t xml:space="preserve">? </w:t>
+      </w:r>
+    </w:p>
+    <w:p>
+      <w:pPr>
+        <w:numPr>
+          <w:ilvl w:val="0"/>
+          <w:numId w:val="8"/>
+        </w:numPr>
+        <w:spacing w:before="100" w:beforeAutospacing="1" w:after="100" w:afterAutospacing="1"/>
+      </w:pPr>
+      <w:r>
+        <w:t xml:space="preserve">Почему элементы </w:t>
+      </w:r>
+      <w:proofErr w:type="spellStart"/>
+      <w:r>
+        <w:t>WeakMap</w:t>
+      </w:r>
+      <w:proofErr w:type="spellEnd"/>
+      <w:r>
+        <w:t xml:space="preserve"> нельзя перебрать с помощью цикла? </w:t>
+      </w:r>
+    </w:p>
+    <w:p>
+      <w:pPr>
+        <w:numPr>
+          <w:ilvl w:val="0"/>
+          <w:numId w:val="8"/>
+        </w:numPr>
+        <w:spacing w:before="100" w:beforeAutospacing="1" w:after="100" w:afterAutospacing="1"/>
+      </w:pPr>
+      <w:r>
+        <w:t xml:space="preserve">Почему у </w:t>
+      </w:r>
+      <w:proofErr w:type="spellStart"/>
+      <w:r>
+        <w:t>WeakMap</w:t>
+      </w:r>
+      <w:proofErr w:type="spellEnd"/>
+      <w:r>
+        <w:t xml:space="preserve"> отсутствует свойство </w:t>
+      </w:r>
+      <w:proofErr w:type="spellStart"/>
+      <w:r>
+        <w:t>size</w:t>
+      </w:r>
+      <w:proofErr w:type="spellEnd"/>
+      <w:r>
+        <w:t xml:space="preserve">? </w:t>
+      </w:r>
+    </w:p>
+    <w:p>
+      <w:pPr>
+        <w:numPr>
+          <w:ilvl w:val="0"/>
+          <w:numId w:val="8"/>
+        </w:numPr>
+        <w:spacing w:before="100" w:beforeAutospacing="1" w:after="100" w:afterAutospacing="1"/>
+      </w:pPr>
+      <w:r>
+        <w:t xml:space="preserve">Что означает слабая ссылка на объект? </w:t>
+      </w:r>
+    </w:p>
+    <w:p>
+      <w:pPr>
+        <w:numPr>
+          <w:ilvl w:val="0"/>
+          <w:numId w:val="8"/>
+        </w:numPr>
+        <w:spacing w:before="100" w:beforeAutospacing="1" w:after="100" w:afterAutospacing="1"/>
+      </w:pPr>
+      <w:r>
+        <w:t xml:space="preserve">Для каких задач применяется </w:t>
+      </w:r>
+      <w:proofErr w:type="spellStart"/>
+      <w:r>
+        <w:t>WeakMap</w:t>
+      </w:r>
+      <w:proofErr w:type="spellEnd"/>
+      <w:r>
+        <w:t xml:space="preserve">? </w:t>
+      </w:r>
+    </w:p>
+    <w:p>
+      <w:pPr>
+        <w:numPr>
+          <w:ilvl w:val="0"/>
+          <w:numId w:val="8"/>
+        </w:numPr>
+        <w:spacing w:before="100" w:beforeAutospacing="1" w:after="100" w:afterAutospacing="1"/>
+      </w:pPr>
+      <w:r>
+        <w:t xml:space="preserve">Почему разные объекты с одинаковыми свойствами считаются разными ключами </w:t>
+      </w:r>
+      <w:proofErr w:type="spellStart"/>
+      <w:r>
+        <w:t>WeakMap</w:t>
+      </w:r>
+      <w:proofErr w:type="spellEnd"/>
+      <w:r>
+        <w:t xml:space="preserve">? </w:t>
+      </w:r>
     </w:p>
     <w:p>
       <w:pPr>
@@ -1084,7 +4113,7 @@
 </file>
 
 <file path=word/numbering.xml><?xml version="1.0" encoding="utf-8"?>
-<w:numbering xmlns:wpc="http://schemas.microsoft.com/office/word/2010/wordprocessingCanvas" xmlns:cx="http://schemas.microsoft.com/office/drawing/2014/chartex" xmlns:cx1="http://schemas.microsoft.com/office/drawing/2015/9/8/chartex" xmlns:cx2="http://schemas.microsoft.com/office/drawing/2015/10/21/chartex" xmlns:cx3="http://schemas.microsoft.com/office/drawing/2016/5/9/chartex" xmlns:cx4="http://schemas.microsoft.com/office/drawing/2016/5/10/chartex" xmlns:cx5="http://schemas.microsoft.com/office/drawing/2016/5/11/chartex" xmlns:cx6="http://schemas.microsoft.com/office/drawing/2016/5/12/chartex" xmlns:cx7="http://schemas.microsoft.com/office/drawing/2016/5/13/chartex" xmlns:cx8="http://schemas.microsoft.com/office/drawing/2016/5/14/chartex" xmlns:mc="http://schemas.openxmlformats.org/markup-compatibility/2006" xmlns:aink="http://schemas.microsoft.com/office/drawing/2016/ink" xmlns:am3d="http://schemas.microsoft.com/office/drawing/2017/model3d" xmlns:o="urn:schemas-microsoft-com:office:office" xmlns:r="http://schemas.openxmlformats.org/officeDocument/2006/relationships" xmlns:m="http://schemas.openxmlformats.org/officeDocument/2006/math" xmlns:v="urn:schemas-microsoft-com:vml" xmlns:wp14="http://schemas.microsoft.com/office/word/2010/wordprocessingDrawing" xmlns:wp="http://schemas.openxmlformats.org/drawingml/2006/wordprocessingDrawing" xmlns:w10="urn:schemas-microsoft-com:office:word" xmlns:w="http://schemas.openxmlformats.org/wordprocessingml/2006/main" xmlns:w14="http://schemas.microsoft.com/office/word/2010/wordml" xmlns:w15="http://schemas.microsoft.com/office/word/2012/wordml" xmlns:w16cex="http://schemas.microsoft.com/office/word/2018/wordml/cex" xmlns:w16cid="http://schemas.microsoft.com/office/word/2016/wordml/cid" xmlns:w16="http://schemas.microsoft.com/office/word/2018/wordml" xmlns:w16se="http://schemas.microsoft.com/office/word/2015/wordml/symex" xmlns:wpg="http://schemas.microsoft.com/office/word/2010/wordprocessingGroup" xmlns:wpi="http://schemas.microsoft.com/office/word/2010/wordprocessingInk" xmlns:wne="http://schemas.microsoft.com/office/word/2006/wordml" xmlns:wps="http://schemas.microsoft.com/office/word/2010/wordprocessingShape" mc:Ignorable="w14 w15 w16se w16cid w16 w16cex wp14">
+<w:numbering xmlns:wpc="http://schemas.microsoft.com/office/word/2010/wordprocessingCanvas" xmlns:cx="http://schemas.microsoft.com/office/drawing/2014/chartex" xmlns:cx1="http://schemas.microsoft.com/office/drawing/2015/9/8/chartex" xmlns:cx2="http://schemas.microsoft.com/office/drawing/2015/10/21/chartex" xmlns:cx3="http://schemas.microsoft.com/office/drawing/2016/5/9/chartex" xmlns:cx4="http://schemas.microsoft.com/office/drawing/2016/5/10/chartex" xmlns:cx5="http://schemas.microsoft.com/office/drawing/2016/5/11/chartex" xmlns:cx6="http://schemas.microsoft.com/office/drawing/2016/5/12/chartex" xmlns:cx7="http://schemas.microsoft.com/office/drawing/2016/5/13/chartex" xmlns:cx8="http://schemas.microsoft.com/office/drawing/2016/5/14/chartex" xmlns:mc="http://schemas.openxmlformats.org/markup-compatibility/2006" xmlns:aink="http://schemas.microsoft.com/office/drawing/2016/ink" xmlns:am3d="http://schemas.microsoft.com/office/drawing/2017/model3d" xmlns:o="urn:schemas-microsoft-com:office:office" xmlns:oel="http://schemas.microsoft.com/office/2019/extlst" xmlns:r="http://schemas.openxmlformats.org/officeDocument/2006/relationships" xmlns:m="http://schemas.openxmlformats.org/officeDocument/2006/math" xmlns:v="urn:schemas-microsoft-com:vml" xmlns:wp14="http://schemas.microsoft.com/office/word/2010/wordprocessingDrawing" xmlns:wp="http://schemas.openxmlformats.org/drawingml/2006/wordprocessingDrawing" xmlns:w10="urn:schemas-microsoft-com:office:word" xmlns:w="http://schemas.openxmlformats.org/wordprocessingml/2006/main" xmlns:w14="http://schemas.microsoft.com/office/word/2010/wordml" xmlns:w15="http://schemas.microsoft.com/office/word/2012/wordml" xmlns:w16cex="http://schemas.microsoft.com/office/word/2018/wordml/cex" xmlns:w16cid="http://schemas.microsoft.com/office/word/2016/wordml/cid" xmlns:w16="http://schemas.microsoft.com/office/word/2018/wordml" xmlns:w16du="http://schemas.microsoft.com/office/word/2023/wordml/word16du" xmlns:w16sdtdh="http://schemas.microsoft.com/office/word/2020/wordml/sdtdatahash" xmlns:w16sdtfl="http://schemas.microsoft.com/office/word/2024/wordml/sdtformatlock" xmlns:w16se="http://schemas.microsoft.com/office/word/2015/wordml/symex" xmlns:wpg="http://schemas.microsoft.com/office/word/2010/wordprocessingGroup" xmlns:wpi="http://schemas.microsoft.com/office/word/2010/wordprocessingInk" xmlns:wne="http://schemas.microsoft.com/office/word/2006/wordml" xmlns:wps="http://schemas.microsoft.com/office/word/2010/wordprocessingShape" mc:Ignorable="w14 w15 w16se w16cid w16 w16cex w16sdtdh w16sdtfl w16du wp14">
   <w:abstractNum w:abstractNumId="0" w15:restartNumberingAfterBreak="0">
     <w:nsid w:val="010F5E13"/>
     <w:multiLevelType w:val="multilevel"/>
@@ -1199,6 +4228,304 @@
     </w:lvl>
   </w:abstractNum>
   <w:abstractNum w:abstractNumId="1" w15:restartNumberingAfterBreak="0">
+    <w:nsid w:val="559168F3"/>
+    <w:multiLevelType w:val="multilevel"/>
+    <w:tmpl w:val="F5D21DE0"/>
+    <w:lvl w:ilvl="0">
+      <w:start w:val="1"/>
+      <w:numFmt w:val="bullet"/>
+      <w:lvlText w:val=""/>
+      <w:lvlJc w:val="left"/>
+      <w:pPr>
+        <w:tabs>
+          <w:tab w:val="num" w:pos="720"/>
+        </w:tabs>
+        <w:ind w:left="720" w:hanging="360"/>
+      </w:pPr>
+      <w:rPr>
+        <w:rFonts w:ascii="Symbol" w:hAnsi="Symbol" w:hint="default"/>
+        <w:sz w:val="20"/>
+      </w:rPr>
+    </w:lvl>
+    <w:lvl w:ilvl="1" w:tentative="1">
+      <w:start w:val="1"/>
+      <w:numFmt w:val="bullet"/>
+      <w:lvlText w:val="o"/>
+      <w:lvlJc w:val="left"/>
+      <w:pPr>
+        <w:tabs>
+          <w:tab w:val="num" w:pos="1440"/>
+        </w:tabs>
+        <w:ind w:left="1440" w:hanging="360"/>
+      </w:pPr>
+      <w:rPr>
+        <w:rFonts w:ascii="Courier New" w:hAnsi="Courier New" w:hint="default"/>
+        <w:sz w:val="20"/>
+      </w:rPr>
+    </w:lvl>
+    <w:lvl w:ilvl="2" w:tentative="1">
+      <w:start w:val="1"/>
+      <w:numFmt w:val="bullet"/>
+      <w:lvlText w:val=""/>
+      <w:lvlJc w:val="left"/>
+      <w:pPr>
+        <w:tabs>
+          <w:tab w:val="num" w:pos="2160"/>
+        </w:tabs>
+        <w:ind w:left="2160" w:hanging="360"/>
+      </w:pPr>
+      <w:rPr>
+        <w:rFonts w:ascii="Wingdings" w:hAnsi="Wingdings" w:hint="default"/>
+        <w:sz w:val="20"/>
+      </w:rPr>
+    </w:lvl>
+    <w:lvl w:ilvl="3" w:tentative="1">
+      <w:start w:val="1"/>
+      <w:numFmt w:val="bullet"/>
+      <w:lvlText w:val=""/>
+      <w:lvlJc w:val="left"/>
+      <w:pPr>
+        <w:tabs>
+          <w:tab w:val="num" w:pos="2880"/>
+        </w:tabs>
+        <w:ind w:left="2880" w:hanging="360"/>
+      </w:pPr>
+      <w:rPr>
+        <w:rFonts w:ascii="Wingdings" w:hAnsi="Wingdings" w:hint="default"/>
+        <w:sz w:val="20"/>
+      </w:rPr>
+    </w:lvl>
+    <w:lvl w:ilvl="4" w:tentative="1">
+      <w:start w:val="1"/>
+      <w:numFmt w:val="bullet"/>
+      <w:lvlText w:val=""/>
+      <w:lvlJc w:val="left"/>
+      <w:pPr>
+        <w:tabs>
+          <w:tab w:val="num" w:pos="3600"/>
+        </w:tabs>
+        <w:ind w:left="3600" w:hanging="360"/>
+      </w:pPr>
+      <w:rPr>
+        <w:rFonts w:ascii="Wingdings" w:hAnsi="Wingdings" w:hint="default"/>
+        <w:sz w:val="20"/>
+      </w:rPr>
+    </w:lvl>
+    <w:lvl w:ilvl="5" w:tentative="1">
+      <w:start w:val="1"/>
+      <w:numFmt w:val="bullet"/>
+      <w:lvlText w:val=""/>
+      <w:lvlJc w:val="left"/>
+      <w:pPr>
+        <w:tabs>
+          <w:tab w:val="num" w:pos="4320"/>
+        </w:tabs>
+        <w:ind w:left="4320" w:hanging="360"/>
+      </w:pPr>
+      <w:rPr>
+        <w:rFonts w:ascii="Wingdings" w:hAnsi="Wingdings" w:hint="default"/>
+        <w:sz w:val="20"/>
+      </w:rPr>
+    </w:lvl>
+    <w:lvl w:ilvl="6" w:tentative="1">
+      <w:start w:val="1"/>
+      <w:numFmt w:val="bullet"/>
+      <w:lvlText w:val=""/>
+      <w:lvlJc w:val="left"/>
+      <w:pPr>
+        <w:tabs>
+          <w:tab w:val="num" w:pos="5040"/>
+        </w:tabs>
+        <w:ind w:left="5040" w:hanging="360"/>
+      </w:pPr>
+      <w:rPr>
+        <w:rFonts w:ascii="Wingdings" w:hAnsi="Wingdings" w:hint="default"/>
+        <w:sz w:val="20"/>
+      </w:rPr>
+    </w:lvl>
+    <w:lvl w:ilvl="7" w:tentative="1">
+      <w:start w:val="1"/>
+      <w:numFmt w:val="bullet"/>
+      <w:lvlText w:val=""/>
+      <w:lvlJc w:val="left"/>
+      <w:pPr>
+        <w:tabs>
+          <w:tab w:val="num" w:pos="5760"/>
+        </w:tabs>
+        <w:ind w:left="5760" w:hanging="360"/>
+      </w:pPr>
+      <w:rPr>
+        <w:rFonts w:ascii="Wingdings" w:hAnsi="Wingdings" w:hint="default"/>
+        <w:sz w:val="20"/>
+      </w:rPr>
+    </w:lvl>
+    <w:lvl w:ilvl="8" w:tentative="1">
+      <w:start w:val="1"/>
+      <w:numFmt w:val="bullet"/>
+      <w:lvlText w:val=""/>
+      <w:lvlJc w:val="left"/>
+      <w:pPr>
+        <w:tabs>
+          <w:tab w:val="num" w:pos="6480"/>
+        </w:tabs>
+        <w:ind w:left="6480" w:hanging="360"/>
+      </w:pPr>
+      <w:rPr>
+        <w:rFonts w:ascii="Wingdings" w:hAnsi="Wingdings" w:hint="default"/>
+        <w:sz w:val="20"/>
+      </w:rPr>
+    </w:lvl>
+  </w:abstractNum>
+  <w:abstractNum w:abstractNumId="2" w15:restartNumberingAfterBreak="0">
+    <w:nsid w:val="5BC86099"/>
+    <w:multiLevelType w:val="multilevel"/>
+    <w:tmpl w:val="46EE820C"/>
+    <w:lvl w:ilvl="0">
+      <w:start w:val="1"/>
+      <w:numFmt w:val="bullet"/>
+      <w:lvlText w:val=""/>
+      <w:lvlJc w:val="left"/>
+      <w:pPr>
+        <w:tabs>
+          <w:tab w:val="num" w:pos="720"/>
+        </w:tabs>
+        <w:ind w:left="720" w:hanging="360"/>
+      </w:pPr>
+      <w:rPr>
+        <w:rFonts w:ascii="Symbol" w:hAnsi="Symbol" w:hint="default"/>
+        <w:sz w:val="20"/>
+      </w:rPr>
+    </w:lvl>
+    <w:lvl w:ilvl="1" w:tentative="1">
+      <w:start w:val="1"/>
+      <w:numFmt w:val="bullet"/>
+      <w:lvlText w:val="o"/>
+      <w:lvlJc w:val="left"/>
+      <w:pPr>
+        <w:tabs>
+          <w:tab w:val="num" w:pos="1440"/>
+        </w:tabs>
+        <w:ind w:left="1440" w:hanging="360"/>
+      </w:pPr>
+      <w:rPr>
+        <w:rFonts w:ascii="Courier New" w:hAnsi="Courier New" w:hint="default"/>
+        <w:sz w:val="20"/>
+      </w:rPr>
+    </w:lvl>
+    <w:lvl w:ilvl="2" w:tentative="1">
+      <w:start w:val="1"/>
+      <w:numFmt w:val="bullet"/>
+      <w:lvlText w:val=""/>
+      <w:lvlJc w:val="left"/>
+      <w:pPr>
+        <w:tabs>
+          <w:tab w:val="num" w:pos="2160"/>
+        </w:tabs>
+        <w:ind w:left="2160" w:hanging="360"/>
+      </w:pPr>
+      <w:rPr>
+        <w:rFonts w:ascii="Wingdings" w:hAnsi="Wingdings" w:hint="default"/>
+        <w:sz w:val="20"/>
+      </w:rPr>
+    </w:lvl>
+    <w:lvl w:ilvl="3" w:tentative="1">
+      <w:start w:val="1"/>
+      <w:numFmt w:val="bullet"/>
+      <w:lvlText w:val=""/>
+      <w:lvlJc w:val="left"/>
+      <w:pPr>
+        <w:tabs>
+          <w:tab w:val="num" w:pos="2880"/>
+        </w:tabs>
+        <w:ind w:left="2880" w:hanging="360"/>
+      </w:pPr>
+      <w:rPr>
+        <w:rFonts w:ascii="Wingdings" w:hAnsi="Wingdings" w:hint="default"/>
+        <w:sz w:val="20"/>
+      </w:rPr>
+    </w:lvl>
+    <w:lvl w:ilvl="4" w:tentative="1">
+      <w:start w:val="1"/>
+      <w:numFmt w:val="bullet"/>
+      <w:lvlText w:val=""/>
+      <w:lvlJc w:val="left"/>
+      <w:pPr>
+        <w:tabs>
+          <w:tab w:val="num" w:pos="3600"/>
+        </w:tabs>
+        <w:ind w:left="3600" w:hanging="360"/>
+      </w:pPr>
+      <w:rPr>
+        <w:rFonts w:ascii="Wingdings" w:hAnsi="Wingdings" w:hint="default"/>
+        <w:sz w:val="20"/>
+      </w:rPr>
+    </w:lvl>
+    <w:lvl w:ilvl="5" w:tentative="1">
+      <w:start w:val="1"/>
+      <w:numFmt w:val="bullet"/>
+      <w:lvlText w:val=""/>
+      <w:lvlJc w:val="left"/>
+      <w:pPr>
+        <w:tabs>
+          <w:tab w:val="num" w:pos="4320"/>
+        </w:tabs>
+        <w:ind w:left="4320" w:hanging="360"/>
+      </w:pPr>
+      <w:rPr>
+        <w:rFonts w:ascii="Wingdings" w:hAnsi="Wingdings" w:hint="default"/>
+        <w:sz w:val="20"/>
+      </w:rPr>
+    </w:lvl>
+    <w:lvl w:ilvl="6" w:tentative="1">
+      <w:start w:val="1"/>
+      <w:numFmt w:val="bullet"/>
+      <w:lvlText w:val=""/>
+      <w:lvlJc w:val="left"/>
+      <w:pPr>
+        <w:tabs>
+          <w:tab w:val="num" w:pos="5040"/>
+        </w:tabs>
+        <w:ind w:left="5040" w:hanging="360"/>
+      </w:pPr>
+      <w:rPr>
+        <w:rFonts w:ascii="Wingdings" w:hAnsi="Wingdings" w:hint="default"/>
+        <w:sz w:val="20"/>
+      </w:rPr>
+    </w:lvl>
+    <w:lvl w:ilvl="7" w:tentative="1">
+      <w:start w:val="1"/>
+      <w:numFmt w:val="bullet"/>
+      <w:lvlText w:val=""/>
+      <w:lvlJc w:val="left"/>
+      <w:pPr>
+        <w:tabs>
+          <w:tab w:val="num" w:pos="5760"/>
+        </w:tabs>
+        <w:ind w:left="5760" w:hanging="360"/>
+      </w:pPr>
+      <w:rPr>
+        <w:rFonts w:ascii="Wingdings" w:hAnsi="Wingdings" w:hint="default"/>
+        <w:sz w:val="20"/>
+      </w:rPr>
+    </w:lvl>
+    <w:lvl w:ilvl="8" w:tentative="1">
+      <w:start w:val="1"/>
+      <w:numFmt w:val="bullet"/>
+      <w:lvlText w:val=""/>
+      <w:lvlJc w:val="left"/>
+      <w:pPr>
+        <w:tabs>
+          <w:tab w:val="num" w:pos="6480"/>
+        </w:tabs>
+        <w:ind w:left="6480" w:hanging="360"/>
+      </w:pPr>
+      <w:rPr>
+        <w:rFonts w:ascii="Wingdings" w:hAnsi="Wingdings" w:hint="default"/>
+        <w:sz w:val="20"/>
+      </w:rPr>
+    </w:lvl>
+  </w:abstractNum>
+  <w:abstractNum w:abstractNumId="3" w15:restartNumberingAfterBreak="0">
     <w:nsid w:val="68607BB1"/>
     <w:multiLevelType w:val="hybridMultilevel"/>
     <w:tmpl w:val="F91E8BC2"/>
@@ -1284,7 +4611,269 @@
       </w:pPr>
     </w:lvl>
   </w:abstractNum>
-  <w:abstractNum w:abstractNumId="2" w15:restartNumberingAfterBreak="0">
+  <w:abstractNum w:abstractNumId="4" w15:restartNumberingAfterBreak="0">
+    <w:nsid w:val="6E266A92"/>
+    <w:multiLevelType w:val="multilevel"/>
+    <w:tmpl w:val="5142E756"/>
+    <w:lvl w:ilvl="0">
+      <w:start w:val="1"/>
+      <w:numFmt w:val="decimal"/>
+      <w:lvlText w:val="%1."/>
+      <w:lvlJc w:val="left"/>
+      <w:pPr>
+        <w:tabs>
+          <w:tab w:val="num" w:pos="720"/>
+        </w:tabs>
+        <w:ind w:left="720" w:hanging="360"/>
+      </w:pPr>
+    </w:lvl>
+    <w:lvl w:ilvl="1" w:tentative="1">
+      <w:start w:val="1"/>
+      <w:numFmt w:val="decimal"/>
+      <w:lvlText w:val="%2."/>
+      <w:lvlJc w:val="left"/>
+      <w:pPr>
+        <w:tabs>
+          <w:tab w:val="num" w:pos="1440"/>
+        </w:tabs>
+        <w:ind w:left="1440" w:hanging="360"/>
+      </w:pPr>
+    </w:lvl>
+    <w:lvl w:ilvl="2" w:tentative="1">
+      <w:start w:val="1"/>
+      <w:numFmt w:val="decimal"/>
+      <w:lvlText w:val="%3."/>
+      <w:lvlJc w:val="left"/>
+      <w:pPr>
+        <w:tabs>
+          <w:tab w:val="num" w:pos="2160"/>
+        </w:tabs>
+        <w:ind w:left="2160" w:hanging="360"/>
+      </w:pPr>
+    </w:lvl>
+    <w:lvl w:ilvl="3" w:tentative="1">
+      <w:start w:val="1"/>
+      <w:numFmt w:val="decimal"/>
+      <w:lvlText w:val="%4."/>
+      <w:lvlJc w:val="left"/>
+      <w:pPr>
+        <w:tabs>
+          <w:tab w:val="num" w:pos="2880"/>
+        </w:tabs>
+        <w:ind w:left="2880" w:hanging="360"/>
+      </w:pPr>
+    </w:lvl>
+    <w:lvl w:ilvl="4" w:tentative="1">
+      <w:start w:val="1"/>
+      <w:numFmt w:val="decimal"/>
+      <w:lvlText w:val="%5."/>
+      <w:lvlJc w:val="left"/>
+      <w:pPr>
+        <w:tabs>
+          <w:tab w:val="num" w:pos="3600"/>
+        </w:tabs>
+        <w:ind w:left="3600" w:hanging="360"/>
+      </w:pPr>
+    </w:lvl>
+    <w:lvl w:ilvl="5" w:tentative="1">
+      <w:start w:val="1"/>
+      <w:numFmt w:val="decimal"/>
+      <w:lvlText w:val="%6."/>
+      <w:lvlJc w:val="left"/>
+      <w:pPr>
+        <w:tabs>
+          <w:tab w:val="num" w:pos="4320"/>
+        </w:tabs>
+        <w:ind w:left="4320" w:hanging="360"/>
+      </w:pPr>
+    </w:lvl>
+    <w:lvl w:ilvl="6" w:tentative="1">
+      <w:start w:val="1"/>
+      <w:numFmt w:val="decimal"/>
+      <w:lvlText w:val="%7."/>
+      <w:lvlJc w:val="left"/>
+      <w:pPr>
+        <w:tabs>
+          <w:tab w:val="num" w:pos="5040"/>
+        </w:tabs>
+        <w:ind w:left="5040" w:hanging="360"/>
+      </w:pPr>
+    </w:lvl>
+    <w:lvl w:ilvl="7" w:tentative="1">
+      <w:start w:val="1"/>
+      <w:numFmt w:val="decimal"/>
+      <w:lvlText w:val="%8."/>
+      <w:lvlJc w:val="left"/>
+      <w:pPr>
+        <w:tabs>
+          <w:tab w:val="num" w:pos="5760"/>
+        </w:tabs>
+        <w:ind w:left="5760" w:hanging="360"/>
+      </w:pPr>
+    </w:lvl>
+    <w:lvl w:ilvl="8" w:tentative="1">
+      <w:start w:val="1"/>
+      <w:numFmt w:val="decimal"/>
+      <w:lvlText w:val="%9."/>
+      <w:lvlJc w:val="left"/>
+      <w:pPr>
+        <w:tabs>
+          <w:tab w:val="num" w:pos="6480"/>
+        </w:tabs>
+        <w:ind w:left="6480" w:hanging="360"/>
+      </w:pPr>
+    </w:lvl>
+  </w:abstractNum>
+  <w:abstractNum w:abstractNumId="5" w15:restartNumberingAfterBreak="0">
+    <w:nsid w:val="73292E28"/>
+    <w:multiLevelType w:val="multilevel"/>
+    <w:tmpl w:val="00D07E78"/>
+    <w:lvl w:ilvl="0">
+      <w:start w:val="1"/>
+      <w:numFmt w:val="bullet"/>
+      <w:lvlText w:val=""/>
+      <w:lvlJc w:val="left"/>
+      <w:pPr>
+        <w:tabs>
+          <w:tab w:val="num" w:pos="720"/>
+        </w:tabs>
+        <w:ind w:left="720" w:hanging="360"/>
+      </w:pPr>
+      <w:rPr>
+        <w:rFonts w:ascii="Symbol" w:hAnsi="Symbol" w:hint="default"/>
+        <w:sz w:val="20"/>
+      </w:rPr>
+    </w:lvl>
+    <w:lvl w:ilvl="1" w:tentative="1">
+      <w:start w:val="1"/>
+      <w:numFmt w:val="bullet"/>
+      <w:lvlText w:val="o"/>
+      <w:lvlJc w:val="left"/>
+      <w:pPr>
+        <w:tabs>
+          <w:tab w:val="num" w:pos="1440"/>
+        </w:tabs>
+        <w:ind w:left="1440" w:hanging="360"/>
+      </w:pPr>
+      <w:rPr>
+        <w:rFonts w:ascii="Courier New" w:hAnsi="Courier New" w:hint="default"/>
+        <w:sz w:val="20"/>
+      </w:rPr>
+    </w:lvl>
+    <w:lvl w:ilvl="2" w:tentative="1">
+      <w:start w:val="1"/>
+      <w:numFmt w:val="bullet"/>
+      <w:lvlText w:val=""/>
+      <w:lvlJc w:val="left"/>
+      <w:pPr>
+        <w:tabs>
+          <w:tab w:val="num" w:pos="2160"/>
+        </w:tabs>
+        <w:ind w:left="2160" w:hanging="360"/>
+      </w:pPr>
+      <w:rPr>
+        <w:rFonts w:ascii="Wingdings" w:hAnsi="Wingdings" w:hint="default"/>
+        <w:sz w:val="20"/>
+      </w:rPr>
+    </w:lvl>
+    <w:lvl w:ilvl="3" w:tentative="1">
+      <w:start w:val="1"/>
+      <w:numFmt w:val="bullet"/>
+      <w:lvlText w:val=""/>
+      <w:lvlJc w:val="left"/>
+      <w:pPr>
+        <w:tabs>
+          <w:tab w:val="num" w:pos="2880"/>
+        </w:tabs>
+        <w:ind w:left="2880" w:hanging="360"/>
+      </w:pPr>
+      <w:rPr>
+        <w:rFonts w:ascii="Wingdings" w:hAnsi="Wingdings" w:hint="default"/>
+        <w:sz w:val="20"/>
+      </w:rPr>
+    </w:lvl>
+    <w:lvl w:ilvl="4" w:tentative="1">
+      <w:start w:val="1"/>
+      <w:numFmt w:val="bullet"/>
+      <w:lvlText w:val=""/>
+      <w:lvlJc w:val="left"/>
+      <w:pPr>
+        <w:tabs>
+          <w:tab w:val="num" w:pos="3600"/>
+        </w:tabs>
+        <w:ind w:left="3600" w:hanging="360"/>
+      </w:pPr>
+      <w:rPr>
+        <w:rFonts w:ascii="Wingdings" w:hAnsi="Wingdings" w:hint="default"/>
+        <w:sz w:val="20"/>
+      </w:rPr>
+    </w:lvl>
+    <w:lvl w:ilvl="5" w:tentative="1">
+      <w:start w:val="1"/>
+      <w:numFmt w:val="bullet"/>
+      <w:lvlText w:val=""/>
+      <w:lvlJc w:val="left"/>
+      <w:pPr>
+        <w:tabs>
+          <w:tab w:val="num" w:pos="4320"/>
+        </w:tabs>
+        <w:ind w:left="4320" w:hanging="360"/>
+      </w:pPr>
+      <w:rPr>
+        <w:rFonts w:ascii="Wingdings" w:hAnsi="Wingdings" w:hint="default"/>
+        <w:sz w:val="20"/>
+      </w:rPr>
+    </w:lvl>
+    <w:lvl w:ilvl="6" w:tentative="1">
+      <w:start w:val="1"/>
+      <w:numFmt w:val="bullet"/>
+      <w:lvlText w:val=""/>
+      <w:lvlJc w:val="left"/>
+      <w:pPr>
+        <w:tabs>
+          <w:tab w:val="num" w:pos="5040"/>
+        </w:tabs>
+        <w:ind w:left="5040" w:hanging="360"/>
+      </w:pPr>
+      <w:rPr>
+        <w:rFonts w:ascii="Wingdings" w:hAnsi="Wingdings" w:hint="default"/>
+        <w:sz w:val="20"/>
+      </w:rPr>
+    </w:lvl>
+    <w:lvl w:ilvl="7" w:tentative="1">
+      <w:start w:val="1"/>
+      <w:numFmt w:val="bullet"/>
+      <w:lvlText w:val=""/>
+      <w:lvlJc w:val="left"/>
+      <w:pPr>
+        <w:tabs>
+          <w:tab w:val="num" w:pos="5760"/>
+        </w:tabs>
+        <w:ind w:left="5760" w:hanging="360"/>
+      </w:pPr>
+      <w:rPr>
+        <w:rFonts w:ascii="Wingdings" w:hAnsi="Wingdings" w:hint="default"/>
+        <w:sz w:val="20"/>
+      </w:rPr>
+    </w:lvl>
+    <w:lvl w:ilvl="8" w:tentative="1">
+      <w:start w:val="1"/>
+      <w:numFmt w:val="bullet"/>
+      <w:lvlText w:val=""/>
+      <w:lvlJc w:val="left"/>
+      <w:pPr>
+        <w:tabs>
+          <w:tab w:val="num" w:pos="6480"/>
+        </w:tabs>
+        <w:ind w:left="6480" w:hanging="360"/>
+      </w:pPr>
+      <w:rPr>
+        <w:rFonts w:ascii="Wingdings" w:hAnsi="Wingdings" w:hint="default"/>
+        <w:sz w:val="20"/>
+      </w:rPr>
+    </w:lvl>
+  </w:abstractNum>
+  <w:abstractNum w:abstractNumId="6" w15:restartNumberingAfterBreak="0">
     <w:nsid w:val="74C73C16"/>
     <w:multiLevelType w:val="hybridMultilevel"/>
     <w:tmpl w:val="0E2CF18C"/>
@@ -1374,20 +4963,300 @@
       </w:pPr>
     </w:lvl>
   </w:abstractNum>
-  <w:num w:numId="1">
+  <w:abstractNum w:abstractNumId="7" w15:restartNumberingAfterBreak="0">
+    <w:nsid w:val="769173EA"/>
+    <w:multiLevelType w:val="multilevel"/>
+    <w:tmpl w:val="5142E756"/>
+    <w:lvl w:ilvl="0">
+      <w:start w:val="1"/>
+      <w:numFmt w:val="decimal"/>
+      <w:lvlText w:val="%1."/>
+      <w:lvlJc w:val="left"/>
+      <w:pPr>
+        <w:tabs>
+          <w:tab w:val="num" w:pos="720"/>
+        </w:tabs>
+        <w:ind w:left="720" w:hanging="360"/>
+      </w:pPr>
+    </w:lvl>
+    <w:lvl w:ilvl="1" w:tentative="1">
+      <w:start w:val="1"/>
+      <w:numFmt w:val="decimal"/>
+      <w:lvlText w:val="%2."/>
+      <w:lvlJc w:val="left"/>
+      <w:pPr>
+        <w:tabs>
+          <w:tab w:val="num" w:pos="1440"/>
+        </w:tabs>
+        <w:ind w:left="1440" w:hanging="360"/>
+      </w:pPr>
+    </w:lvl>
+    <w:lvl w:ilvl="2" w:tentative="1">
+      <w:start w:val="1"/>
+      <w:numFmt w:val="decimal"/>
+      <w:lvlText w:val="%3."/>
+      <w:lvlJc w:val="left"/>
+      <w:pPr>
+        <w:tabs>
+          <w:tab w:val="num" w:pos="2160"/>
+        </w:tabs>
+        <w:ind w:left="2160" w:hanging="360"/>
+      </w:pPr>
+    </w:lvl>
+    <w:lvl w:ilvl="3" w:tentative="1">
+      <w:start w:val="1"/>
+      <w:numFmt w:val="decimal"/>
+      <w:lvlText w:val="%4."/>
+      <w:lvlJc w:val="left"/>
+      <w:pPr>
+        <w:tabs>
+          <w:tab w:val="num" w:pos="2880"/>
+        </w:tabs>
+        <w:ind w:left="2880" w:hanging="360"/>
+      </w:pPr>
+    </w:lvl>
+    <w:lvl w:ilvl="4" w:tentative="1">
+      <w:start w:val="1"/>
+      <w:numFmt w:val="decimal"/>
+      <w:lvlText w:val="%5."/>
+      <w:lvlJc w:val="left"/>
+      <w:pPr>
+        <w:tabs>
+          <w:tab w:val="num" w:pos="3600"/>
+        </w:tabs>
+        <w:ind w:left="3600" w:hanging="360"/>
+      </w:pPr>
+    </w:lvl>
+    <w:lvl w:ilvl="5" w:tentative="1">
+      <w:start w:val="1"/>
+      <w:numFmt w:val="decimal"/>
+      <w:lvlText w:val="%6."/>
+      <w:lvlJc w:val="left"/>
+      <w:pPr>
+        <w:tabs>
+          <w:tab w:val="num" w:pos="4320"/>
+        </w:tabs>
+        <w:ind w:left="4320" w:hanging="360"/>
+      </w:pPr>
+    </w:lvl>
+    <w:lvl w:ilvl="6" w:tentative="1">
+      <w:start w:val="1"/>
+      <w:numFmt w:val="decimal"/>
+      <w:lvlText w:val="%7."/>
+      <w:lvlJc w:val="left"/>
+      <w:pPr>
+        <w:tabs>
+          <w:tab w:val="num" w:pos="5040"/>
+        </w:tabs>
+        <w:ind w:left="5040" w:hanging="360"/>
+      </w:pPr>
+    </w:lvl>
+    <w:lvl w:ilvl="7" w:tentative="1">
+      <w:start w:val="1"/>
+      <w:numFmt w:val="decimal"/>
+      <w:lvlText w:val="%8."/>
+      <w:lvlJc w:val="left"/>
+      <w:pPr>
+        <w:tabs>
+          <w:tab w:val="num" w:pos="5760"/>
+        </w:tabs>
+        <w:ind w:left="5760" w:hanging="360"/>
+      </w:pPr>
+    </w:lvl>
+    <w:lvl w:ilvl="8" w:tentative="1">
+      <w:start w:val="1"/>
+      <w:numFmt w:val="decimal"/>
+      <w:lvlText w:val="%9."/>
+      <w:lvlJc w:val="left"/>
+      <w:pPr>
+        <w:tabs>
+          <w:tab w:val="num" w:pos="6480"/>
+        </w:tabs>
+        <w:ind w:left="6480" w:hanging="360"/>
+      </w:pPr>
+    </w:lvl>
+  </w:abstractNum>
+  <w:abstractNum w:abstractNumId="8" w15:restartNumberingAfterBreak="0">
+    <w:nsid w:val="7B140D0E"/>
+    <w:multiLevelType w:val="multilevel"/>
+    <w:tmpl w:val="2164618A"/>
+    <w:lvl w:ilvl="0">
+      <w:start w:val="1"/>
+      <w:numFmt w:val="bullet"/>
+      <w:lvlText w:val=""/>
+      <w:lvlJc w:val="left"/>
+      <w:pPr>
+        <w:tabs>
+          <w:tab w:val="num" w:pos="720"/>
+        </w:tabs>
+        <w:ind w:left="720" w:hanging="360"/>
+      </w:pPr>
+      <w:rPr>
+        <w:rFonts w:ascii="Symbol" w:hAnsi="Symbol" w:hint="default"/>
+        <w:sz w:val="20"/>
+      </w:rPr>
+    </w:lvl>
+    <w:lvl w:ilvl="1" w:tentative="1">
+      <w:start w:val="1"/>
+      <w:numFmt w:val="bullet"/>
+      <w:lvlText w:val="o"/>
+      <w:lvlJc w:val="left"/>
+      <w:pPr>
+        <w:tabs>
+          <w:tab w:val="num" w:pos="1440"/>
+        </w:tabs>
+        <w:ind w:left="1440" w:hanging="360"/>
+      </w:pPr>
+      <w:rPr>
+        <w:rFonts w:ascii="Courier New" w:hAnsi="Courier New" w:hint="default"/>
+        <w:sz w:val="20"/>
+      </w:rPr>
+    </w:lvl>
+    <w:lvl w:ilvl="2" w:tentative="1">
+      <w:start w:val="1"/>
+      <w:numFmt w:val="bullet"/>
+      <w:lvlText w:val=""/>
+      <w:lvlJc w:val="left"/>
+      <w:pPr>
+        <w:tabs>
+          <w:tab w:val="num" w:pos="2160"/>
+        </w:tabs>
+        <w:ind w:left="2160" w:hanging="360"/>
+      </w:pPr>
+      <w:rPr>
+        <w:rFonts w:ascii="Wingdings" w:hAnsi="Wingdings" w:hint="default"/>
+        <w:sz w:val="20"/>
+      </w:rPr>
+    </w:lvl>
+    <w:lvl w:ilvl="3" w:tentative="1">
+      <w:start w:val="1"/>
+      <w:numFmt w:val="bullet"/>
+      <w:lvlText w:val=""/>
+      <w:lvlJc w:val="left"/>
+      <w:pPr>
+        <w:tabs>
+          <w:tab w:val="num" w:pos="2880"/>
+        </w:tabs>
+        <w:ind w:left="2880" w:hanging="360"/>
+      </w:pPr>
+      <w:rPr>
+        <w:rFonts w:ascii="Wingdings" w:hAnsi="Wingdings" w:hint="default"/>
+        <w:sz w:val="20"/>
+      </w:rPr>
+    </w:lvl>
+    <w:lvl w:ilvl="4" w:tentative="1">
+      <w:start w:val="1"/>
+      <w:numFmt w:val="bullet"/>
+      <w:lvlText w:val=""/>
+      <w:lvlJc w:val="left"/>
+      <w:pPr>
+        <w:tabs>
+          <w:tab w:val="num" w:pos="3600"/>
+        </w:tabs>
+        <w:ind w:left="3600" w:hanging="360"/>
+      </w:pPr>
+      <w:rPr>
+        <w:rFonts w:ascii="Wingdings" w:hAnsi="Wingdings" w:hint="default"/>
+        <w:sz w:val="20"/>
+      </w:rPr>
+    </w:lvl>
+    <w:lvl w:ilvl="5" w:tentative="1">
+      <w:start w:val="1"/>
+      <w:numFmt w:val="bullet"/>
+      <w:lvlText w:val=""/>
+      <w:lvlJc w:val="left"/>
+      <w:pPr>
+        <w:tabs>
+          <w:tab w:val="num" w:pos="4320"/>
+        </w:tabs>
+        <w:ind w:left="4320" w:hanging="360"/>
+      </w:pPr>
+      <w:rPr>
+        <w:rFonts w:ascii="Wingdings" w:hAnsi="Wingdings" w:hint="default"/>
+        <w:sz w:val="20"/>
+      </w:rPr>
+    </w:lvl>
+    <w:lvl w:ilvl="6" w:tentative="1">
+      <w:start w:val="1"/>
+      <w:numFmt w:val="bullet"/>
+      <w:lvlText w:val=""/>
+      <w:lvlJc w:val="left"/>
+      <w:pPr>
+        <w:tabs>
+          <w:tab w:val="num" w:pos="5040"/>
+        </w:tabs>
+        <w:ind w:left="5040" w:hanging="360"/>
+      </w:pPr>
+      <w:rPr>
+        <w:rFonts w:ascii="Wingdings" w:hAnsi="Wingdings" w:hint="default"/>
+        <w:sz w:val="20"/>
+      </w:rPr>
+    </w:lvl>
+    <w:lvl w:ilvl="7" w:tentative="1">
+      <w:start w:val="1"/>
+      <w:numFmt w:val="bullet"/>
+      <w:lvlText w:val=""/>
+      <w:lvlJc w:val="left"/>
+      <w:pPr>
+        <w:tabs>
+          <w:tab w:val="num" w:pos="5760"/>
+        </w:tabs>
+        <w:ind w:left="5760" w:hanging="360"/>
+      </w:pPr>
+      <w:rPr>
+        <w:rFonts w:ascii="Wingdings" w:hAnsi="Wingdings" w:hint="default"/>
+        <w:sz w:val="20"/>
+      </w:rPr>
+    </w:lvl>
+    <w:lvl w:ilvl="8" w:tentative="1">
+      <w:start w:val="1"/>
+      <w:numFmt w:val="bullet"/>
+      <w:lvlText w:val=""/>
+      <w:lvlJc w:val="left"/>
+      <w:pPr>
+        <w:tabs>
+          <w:tab w:val="num" w:pos="6480"/>
+        </w:tabs>
+        <w:ind w:left="6480" w:hanging="360"/>
+      </w:pPr>
+      <w:rPr>
+        <w:rFonts w:ascii="Wingdings" w:hAnsi="Wingdings" w:hint="default"/>
+        <w:sz w:val="20"/>
+      </w:rPr>
+    </w:lvl>
+  </w:abstractNum>
+  <w:num w:numId="1" w16cid:durableId="1196193896">
+    <w:abstractNumId w:val="6"/>
+  </w:num>
+  <w:num w:numId="2" w16cid:durableId="783306726">
+    <w:abstractNumId w:val="3"/>
+  </w:num>
+  <w:num w:numId="3" w16cid:durableId="1154444976">
+    <w:abstractNumId w:val="0"/>
+  </w:num>
+  <w:num w:numId="4" w16cid:durableId="412623343">
+    <w:abstractNumId w:val="5"/>
+  </w:num>
+  <w:num w:numId="5" w16cid:durableId="922420565">
+    <w:abstractNumId w:val="8"/>
+  </w:num>
+  <w:num w:numId="6" w16cid:durableId="982855017">
     <w:abstractNumId w:val="2"/>
   </w:num>
-  <w:num w:numId="2">
+  <w:num w:numId="7" w16cid:durableId="1391347161">
     <w:abstractNumId w:val="1"/>
   </w:num>
-  <w:num w:numId="3">
-    <w:abstractNumId w:val="0"/>
+  <w:num w:numId="8" w16cid:durableId="1071537782">
+    <w:abstractNumId w:val="4"/>
+  </w:num>
+  <w:num w:numId="9" w16cid:durableId="810055888">
+    <w:abstractNumId w:val="7"/>
   </w:num>
 </w:numbering>
 </file>
 
 <file path=word/styles.xml><?xml version="1.0" encoding="utf-8"?>
-<w:styles xmlns:mc="http://schemas.openxmlformats.org/markup-compatibility/2006" xmlns:r="http://schemas.openxmlformats.org/officeDocument/2006/relationships" xmlns:w="http://schemas.openxmlformats.org/wordprocessingml/2006/main" xmlns:w14="http://schemas.microsoft.com/office/word/2010/wordml" xmlns:w15="http://schemas.microsoft.com/office/word/2012/wordml" xmlns:w16cex="http://schemas.microsoft.com/office/word/2018/wordml/cex" xmlns:w16cid="http://schemas.microsoft.com/office/word/2016/wordml/cid" xmlns:w16="http://schemas.microsoft.com/office/word/2018/wordml" xmlns:w16se="http://schemas.microsoft.com/office/word/2015/wordml/symex" mc:Ignorable="w14 w15 w16se w16cid w16 w16cex">
+<w:styles xmlns:mc="http://schemas.openxmlformats.org/markup-compatibility/2006" xmlns:r="http://schemas.openxmlformats.org/officeDocument/2006/relationships" xmlns:w="http://schemas.openxmlformats.org/wordprocessingml/2006/main" xmlns:w14="http://schemas.microsoft.com/office/word/2010/wordml" xmlns:w15="http://schemas.microsoft.com/office/word/2012/wordml" xmlns:w16cex="http://schemas.microsoft.com/office/word/2018/wordml/cex" xmlns:w16cid="http://schemas.microsoft.com/office/word/2016/wordml/cid" xmlns:w16="http://schemas.microsoft.com/office/word/2018/wordml" xmlns:w16du="http://schemas.microsoft.com/office/word/2023/wordml/word16du" xmlns:w16sdtdh="http://schemas.microsoft.com/office/word/2020/wordml/sdtdatahash" xmlns:w16sdtfl="http://schemas.microsoft.com/office/word/2024/wordml/sdtformatlock" xmlns:w16se="http://schemas.microsoft.com/office/word/2015/wordml/symex" mc:Ignorable="w14 w15 w16se w16cid w16 w16cex w16sdtdh w16sdtfl w16du">
   <w:docDefaults>
     <w:rPrDefault>
       <w:rPr>
@@ -1509,6 +5378,7 @@
     <w:lsdException w:name="HTML Sample" w:semiHidden="1" w:unhideWhenUsed="1"/>
     <w:lsdException w:name="HTML Typewriter" w:semiHidden="1" w:unhideWhenUsed="1"/>
     <w:lsdException w:name="HTML Variable" w:semiHidden="1" w:unhideWhenUsed="1"/>
+    <w:lsdException w:name="Normal Table" w:semiHidden="1" w:unhideWhenUsed="1"/>
     <w:lsdException w:name="annotation subject" w:semiHidden="1" w:unhideWhenUsed="1"/>
     <w:lsdException w:name="No List" w:semiHidden="1" w:unhideWhenUsed="1"/>
     <w:lsdException w:name="Outline List 1" w:semiHidden="1" w:unhideWhenUsed="1"/>
@@ -1551,8 +5421,11 @@
     <w:lsdException w:name="Table Contemporary" w:semiHidden="1" w:unhideWhenUsed="1"/>
     <w:lsdException w:name="Table Elegant" w:semiHidden="1" w:unhideWhenUsed="1"/>
     <w:lsdException w:name="Table Professional" w:semiHidden="1" w:unhideWhenUsed="1"/>
+    <w:lsdException w:name="Table Subtle 1" w:semiHidden="1" w:unhideWhenUsed="1"/>
     <w:lsdException w:name="Table Subtle 2" w:semiHidden="1" w:unhideWhenUsed="1"/>
     <w:lsdException w:name="Table Web 1" w:semiHidden="1" w:unhideWhenUsed="1"/>
+    <w:lsdException w:name="Table Web 2" w:semiHidden="1" w:unhideWhenUsed="1"/>
+    <w:lsdException w:name="Table Web 3" w:semiHidden="1" w:unhideWhenUsed="1"/>
     <w:lsdException w:name="Balloon Text" w:semiHidden="1" w:unhideWhenUsed="1"/>
     <w:lsdException w:name="Table Grid" w:uiPriority="39"/>
     <w:lsdException w:name="Table Theme" w:semiHidden="1" w:unhideWhenUsed="1"/>
@@ -1780,7 +5653,56 @@
   <w:style w:type="paragraph" w:default="1" w:styleId="a">
     <w:name w:val="Normal"/>
     <w:qFormat/>
-    <w:rsid w:val="001379FD"/>
+    <w:rsid w:val="00F7018A"/>
+    <w:pPr>
+      <w:spacing w:after="0" w:line="240" w:lineRule="auto"/>
+    </w:pPr>
+    <w:rPr>
+      <w:rFonts w:ascii="Times New Roman" w:eastAsia="Times New Roman" w:hAnsi="Times New Roman" w:cs="Times New Roman"/>
+      <w:sz w:val="24"/>
+      <w:szCs w:val="24"/>
+      <w:lang w:eastAsia="ru-RU"/>
+    </w:rPr>
+  </w:style>
+  <w:style w:type="paragraph" w:styleId="2">
+    <w:name w:val="heading 2"/>
+    <w:basedOn w:val="a"/>
+    <w:next w:val="a"/>
+    <w:link w:val="20"/>
+    <w:uiPriority w:val="9"/>
+    <w:unhideWhenUsed/>
+    <w:qFormat/>
+    <w:rsid w:val="00F7018A"/>
+    <w:pPr>
+      <w:keepNext/>
+      <w:keepLines/>
+      <w:spacing w:before="40"/>
+      <w:outlineLvl w:val="1"/>
+    </w:pPr>
+    <w:rPr>
+      <w:rFonts w:asciiTheme="majorHAnsi" w:eastAsiaTheme="majorEastAsia" w:hAnsiTheme="majorHAnsi" w:cstheme="majorBidi"/>
+      <w:color w:val="2E74B5" w:themeColor="accent1" w:themeShade="BF"/>
+      <w:sz w:val="26"/>
+      <w:szCs w:val="26"/>
+    </w:rPr>
+  </w:style>
+  <w:style w:type="paragraph" w:styleId="3">
+    <w:name w:val="heading 3"/>
+    <w:basedOn w:val="a"/>
+    <w:link w:val="30"/>
+    <w:uiPriority w:val="9"/>
+    <w:qFormat/>
+    <w:rsid w:val="00F7018A"/>
+    <w:pPr>
+      <w:spacing w:before="100" w:beforeAutospacing="1" w:after="100" w:afterAutospacing="1"/>
+      <w:outlineLvl w:val="2"/>
+    </w:pPr>
+    <w:rPr>
+      <w:b/>
+      <w:bCs/>
+      <w:sz w:val="27"/>
+      <w:szCs w:val="27"/>
+    </w:rPr>
   </w:style>
   <w:style w:type="character" w:default="1" w:styleId="a0">
     <w:name w:val="Default Paragraph Font"/>
@@ -1828,13 +5750,126 @@
     <w:unhideWhenUsed/>
     <w:rsid w:val="003C30A1"/>
     <w:pPr>
-      <w:spacing w:before="100" w:beforeAutospacing="1" w:after="100" w:afterAutospacing="1" w:line="240" w:lineRule="auto"/>
+      <w:spacing w:before="100" w:beforeAutospacing="1" w:after="100" w:afterAutospacing="1"/>
+    </w:pPr>
+  </w:style>
+  <w:style w:type="character" w:customStyle="1" w:styleId="30">
+    <w:name w:val="Заголовок 3 Знак"/>
+    <w:basedOn w:val="a0"/>
+    <w:link w:val="3"/>
+    <w:uiPriority w:val="9"/>
+    <w:rsid w:val="00F7018A"/>
+    <w:rPr>
+      <w:rFonts w:ascii="Times New Roman" w:eastAsia="Times New Roman" w:hAnsi="Times New Roman" w:cs="Times New Roman"/>
+      <w:b/>
+      <w:bCs/>
+      <w:sz w:val="27"/>
+      <w:szCs w:val="27"/>
+      <w:lang w:eastAsia="ru-RU"/>
+    </w:rPr>
+  </w:style>
+  <w:style w:type="character" w:styleId="HTML">
+    <w:name w:val="HTML Code"/>
+    <w:basedOn w:val="a0"/>
+    <w:uiPriority w:val="99"/>
+    <w:semiHidden/>
+    <w:unhideWhenUsed/>
+    <w:rsid w:val="00F7018A"/>
+    <w:rPr>
+      <w:rFonts w:ascii="Courier New" w:eastAsia="Times New Roman" w:hAnsi="Courier New" w:cs="Courier New"/>
+      <w:sz w:val="20"/>
+      <w:szCs w:val="20"/>
+    </w:rPr>
+  </w:style>
+  <w:style w:type="paragraph" w:styleId="HTML0">
+    <w:name w:val="HTML Preformatted"/>
+    <w:basedOn w:val="a"/>
+    <w:link w:val="HTML1"/>
+    <w:uiPriority w:val="99"/>
+    <w:semiHidden/>
+    <w:unhideWhenUsed/>
+    <w:rsid w:val="00F7018A"/>
+    <w:pPr>
+      <w:tabs>
+        <w:tab w:val="left" w:pos="916"/>
+        <w:tab w:val="left" w:pos="1832"/>
+        <w:tab w:val="left" w:pos="2748"/>
+        <w:tab w:val="left" w:pos="3664"/>
+        <w:tab w:val="left" w:pos="4580"/>
+        <w:tab w:val="left" w:pos="5496"/>
+        <w:tab w:val="left" w:pos="6412"/>
+        <w:tab w:val="left" w:pos="7328"/>
+        <w:tab w:val="left" w:pos="8244"/>
+        <w:tab w:val="left" w:pos="9160"/>
+        <w:tab w:val="left" w:pos="10076"/>
+        <w:tab w:val="left" w:pos="10992"/>
+        <w:tab w:val="left" w:pos="11908"/>
+        <w:tab w:val="left" w:pos="12824"/>
+        <w:tab w:val="left" w:pos="13740"/>
+        <w:tab w:val="left" w:pos="14656"/>
+      </w:tabs>
     </w:pPr>
     <w:rPr>
-      <w:rFonts w:ascii="Times New Roman" w:eastAsia="Times New Roman" w:hAnsi="Times New Roman" w:cs="Times New Roman"/>
-      <w:sz w:val="24"/>
-      <w:szCs w:val="24"/>
+      <w:rFonts w:ascii="Courier New" w:hAnsi="Courier New" w:cs="Courier New"/>
+      <w:sz w:val="20"/>
+      <w:szCs w:val="20"/>
+    </w:rPr>
+  </w:style>
+  <w:style w:type="character" w:customStyle="1" w:styleId="HTML1">
+    <w:name w:val="Стандартный HTML Знак"/>
+    <w:basedOn w:val="a0"/>
+    <w:link w:val="HTML0"/>
+    <w:uiPriority w:val="99"/>
+    <w:semiHidden/>
+    <w:rsid w:val="00F7018A"/>
+    <w:rPr>
+      <w:rFonts w:ascii="Courier New" w:eastAsia="Times New Roman" w:hAnsi="Courier New" w:cs="Courier New"/>
+      <w:sz w:val="20"/>
+      <w:szCs w:val="20"/>
       <w:lang w:eastAsia="ru-RU"/>
+    </w:rPr>
+  </w:style>
+  <w:style w:type="character" w:customStyle="1" w:styleId="m">
+    <w:name w:val="ͼm"/>
+    <w:basedOn w:val="a0"/>
+    <w:rsid w:val="00F7018A"/>
+  </w:style>
+  <w:style w:type="character" w:customStyle="1" w:styleId="g">
+    <w:name w:val="ͼg"/>
+    <w:basedOn w:val="a0"/>
+    <w:rsid w:val="00F7018A"/>
+  </w:style>
+  <w:style w:type="character" w:customStyle="1" w:styleId="j">
+    <w:name w:val="ͼj"/>
+    <w:basedOn w:val="a0"/>
+    <w:rsid w:val="00F7018A"/>
+  </w:style>
+  <w:style w:type="character" w:customStyle="1" w:styleId="k">
+    <w:name w:val="ͼk"/>
+    <w:basedOn w:val="a0"/>
+    <w:rsid w:val="00F7018A"/>
+  </w:style>
+  <w:style w:type="character" w:customStyle="1" w:styleId="o">
+    <w:name w:val="ͼo"/>
+    <w:basedOn w:val="a0"/>
+    <w:rsid w:val="00F7018A"/>
+  </w:style>
+  <w:style w:type="character" w:customStyle="1" w:styleId="e">
+    <w:name w:val="ͼe"/>
+    <w:basedOn w:val="a0"/>
+    <w:rsid w:val="00F7018A"/>
+  </w:style>
+  <w:style w:type="character" w:customStyle="1" w:styleId="20">
+    <w:name w:val="Заголовок 2 Знак"/>
+    <w:basedOn w:val="a0"/>
+    <w:link w:val="2"/>
+    <w:uiPriority w:val="9"/>
+    <w:rsid w:val="00F7018A"/>
+    <w:rPr>
+      <w:rFonts w:asciiTheme="majorHAnsi" w:eastAsiaTheme="majorEastAsia" w:hAnsiTheme="majorHAnsi" w:cstheme="majorBidi"/>
+      <w:color w:val="2E74B5" w:themeColor="accent1" w:themeShade="BF"/>
+      <w:sz w:val="26"/>
+      <w:szCs w:val="26"/>
     </w:rPr>
   </w:style>
 </w:styles>
